--- a/12-通用拓扑结构/04-星型/星三角变换结构/星三角变换结构.docx
+++ b/12-通用拓扑结构/04-星型/星三角变换结构/星三角变换结构.docx
@@ -2690,6 +2690,20 @@
     </w:p>
     <w:bookmarkEnd w:id="26"/>
     <w:bookmarkEnd w:id="27"/>
+    <w:p>
+      <w:pPr>
+        <w:spacing w:before="360"/>
+        <w:jc w:val="center"/>
+      </w:pPr>
+      <w:r>
+        <w:rPr>
+          <w:rFonts w:ascii="Times New Roman" w:hAnsi="Times New Roman"/>
+          <w:color w:val="555555"/>
+          <w:sz w:val="21"/>
+        </w:rPr>
+        <w:t>材料收集者：杜文杰</w:t>
+      </w:r>
+    </w:p>
     <w:sectPr>
       <w:headerReference r:id="rId9" w:type="default"/>
       <w:footerReference r:id="rId10" w:type="default"/>

--- a/12-通用拓扑结构/04-星型/星三角变换结构/星三角变换结构.docx
+++ b/12-通用拓扑结构/04-星型/星三角变换结构/星三角变换结构.docx
@@ -1,6 +1,6 @@
 
 <file path=word/document.xml><?xml version="1.0" encoding="utf-8"?>
-<w:document xmlns:w="http://schemas.openxmlformats.org/wordprocessingml/2006/main" xmlns:m="http://schemas.openxmlformats.org/officeDocument/2006/math" xmlns:r="http://schemas.openxmlformats.org/officeDocument/2006/relationships" xmlns:o="urn:schemas-microsoft-com:office:office" xmlns:v="urn:schemas-microsoft-com:vml" xmlns:w10="urn:schemas-microsoft-com:office:word" xmlns:a="http://schemas.openxmlformats.org/drawingml/2006/main" xmlns:pic="http://schemas.openxmlformats.org/drawingml/2006/picture" xmlns:wp="http://schemas.openxmlformats.org/drawingml/2006/wordprocessingDrawing">
+<w:document xmlns:m="http://schemas.openxmlformats.org/officeDocument/2006/math" xmlns:r="http://schemas.openxmlformats.org/officeDocument/2006/relationships" xmlns:w="http://schemas.openxmlformats.org/wordprocessingml/2006/main" xmlns:o="urn:schemas-microsoft-com:office:office" xmlns:v="urn:schemas-microsoft-com:vml" xmlns:w10="urn:schemas-microsoft-com:office:word" xmlns:a="http://schemas.openxmlformats.org/drawingml/2006/main" xmlns:pic="http://schemas.openxmlformats.org/drawingml/2006/picture" xmlns:wp="http://schemas.openxmlformats.org/drawingml/2006/wordprocessingDrawing">
   <w:body>
     <w:bookmarkStart w:id="27" w:name="星三角变换结构"/>
     <w:p>
@@ -9,7 +9,7 @@
       </w:pPr>
       <w:r>
         <w:rPr>
-          <w:rFonts w:hint="eastAsia"/>
+          <w:rFonts w:hint="eastAsia" w:eastAsia="黑体"/>
         </w:rPr>
         <w:t xml:space="preserve">星三角变换结构</w:t>
       </w:r>
@@ -21,7 +21,7 @@
       </w:pPr>
       <w:r>
         <w:rPr>
-          <w:rFonts w:hint="eastAsia"/>
+          <w:rFonts w:hint="eastAsia" w:eastAsia="黑体"/>
         </w:rPr>
         <w:t xml:space="preserve">拓扑描述</w:t>
       </w:r>
@@ -32,16 +32,19 @@
       </w:pPr>
       <w:r>
         <w:rPr>
-          <w:rFonts w:hint="eastAsia"/>
+          <w:rFonts w:hint="eastAsia" w:eastAsia="黑体"/>
         </w:rPr>
         <w:t xml:space="preserve">由</w:t>
       </w:r>
       <w:r>
+        <w:rPr>
+          <w:rFonts w:eastAsia="黑体"/>
+        </w:rPr>
         <w:t xml:space="preserve"> </w:t>
       </w:r>
       <w:r>
         <w:rPr>
-          <w:rFonts w:hint="eastAsia"/>
+          <w:rFonts w:hint="eastAsia" w:eastAsia="黑体"/>
           <w:b/>
           <w:bCs/>
         </w:rPr>
@@ -49,7 +52,7 @@
       </w:r>
       <w:r>
         <w:rPr>
-          <w:rFonts w:hint="eastAsia"/>
+          <w:rFonts w:hint="eastAsia" w:eastAsia="黑体"/>
           <w:b/>
           <w:bCs/>
         </w:rPr>
@@ -57,22 +60,28 @@
       </w:r>
       <w:r>
         <w:rPr>
-          <w:rFonts w:hint="eastAsia"/>
+          <w:rFonts w:hint="eastAsia" w:eastAsia="黑体"/>
           <w:b/>
           <w:bCs/>
         </w:rPr>
         <w:t xml:space="preserve">三角形（Δ）“两种连接形式</w:t>
       </w:r>
       <w:r>
+        <w:rPr>
+          <w:rFonts w:eastAsia="黑体"/>
+        </w:rPr>
         <w:t xml:space="preserve"> </w:t>
       </w:r>
       <w:r>
         <w:rPr>
-          <w:rFonts w:hint="eastAsia"/>
+          <w:rFonts w:hint="eastAsia" w:eastAsia="黑体"/>
         </w:rPr>
         <w:t xml:space="preserve">相互等效变换构成的网络结构。星形形式由三分支电阻</w:t>
       </w:r>
       <w:r>
+        <w:rPr>
+          <w:rFonts w:eastAsia="黑体"/>
+        </w:rPr>
         <w:t xml:space="preserve"> </w:t>
       </w:r>
       <m:oMath>
@@ -90,6 +99,9 @@
         </m:sSub>
       </m:oMath>
       <w:r>
+        <w:rPr>
+          <w:rFonts w:eastAsia="黑体"/>
+        </w:rPr>
         <w:t xml:space="preserve">、</w:t>
       </w:r>
       <m:oMath>
@@ -107,6 +119,9 @@
         </m:sSub>
       </m:oMath>
       <w:r>
+        <w:rPr>
+          <w:rFonts w:eastAsia="黑体"/>
+        </w:rPr>
         <w:t xml:space="preserve">、</w:t>
       </w:r>
       <m:oMath>
@@ -124,15 +139,21 @@
         </m:sSub>
       </m:oMath>
       <w:r>
+        <w:rPr>
+          <w:rFonts w:eastAsia="黑体"/>
+        </w:rPr>
         <w:t xml:space="preserve"> </w:t>
       </w:r>
       <w:r>
         <w:rPr>
-          <w:rFonts w:hint="eastAsia"/>
+          <w:rFonts w:hint="eastAsia" w:eastAsia="黑体"/>
         </w:rPr>
         <w:t xml:space="preserve">组成；三角形形式由三边电阻</w:t>
       </w:r>
       <w:r>
+        <w:rPr>
+          <w:rFonts w:eastAsia="黑体"/>
+        </w:rPr>
         <w:t xml:space="preserve"> </w:t>
       </w:r>
       <m:oMath>
@@ -153,6 +174,9 @@
         </m:sSub>
       </m:oMath>
       <w:r>
+        <w:rPr>
+          <w:rFonts w:eastAsia="黑体"/>
+        </w:rPr>
         <w:t xml:space="preserve">、</w:t>
       </w:r>
       <m:oMath>
@@ -173,6 +197,9 @@
         </m:sSub>
       </m:oMath>
       <w:r>
+        <w:rPr>
+          <w:rFonts w:eastAsia="黑体"/>
+        </w:rPr>
         <w:t xml:space="preserve">、</w:t>
       </w:r>
       <m:oMath>
@@ -193,26 +220,32 @@
         </m:sSub>
       </m:oMath>
       <w:r>
+        <w:rPr>
+          <w:rFonts w:eastAsia="黑体"/>
+        </w:rPr>
         <w:t xml:space="preserve"> </w:t>
       </w:r>
       <w:r>
         <w:rPr>
-          <w:rFonts w:hint="eastAsia"/>
+          <w:rFonts w:hint="eastAsia" w:eastAsia="黑体"/>
         </w:rPr>
         <w:t xml:space="preserve">组成。电路共有</w:t>
       </w:r>
       <w:r>
+        <w:rPr>
+          <w:rFonts w:eastAsia="黑体"/>
+        </w:rPr>
         <w:t xml:space="preserve"> 4 </w:t>
       </w:r>
       <w:r>
         <w:rPr>
-          <w:rFonts w:hint="eastAsia"/>
+          <w:rFonts w:hint="eastAsia" w:eastAsia="黑体"/>
         </w:rPr>
         <w:t xml:space="preserve">个关键节点：</w:t>
       </w:r>
       <w:r>
         <w:rPr>
-          <w:rFonts w:hint="eastAsia"/>
+          <w:rFonts w:hint="eastAsia" w:eastAsia="黑体"/>
           <w:b/>
           <w:bCs/>
         </w:rPr>
@@ -220,6 +253,7 @@
       </w:r>
       <w:r>
         <w:rPr>
+          <w:rFonts w:eastAsia="黑体"/>
           <w:b/>
           <w:bCs/>
         </w:rPr>
@@ -227,13 +261,13 @@
       </w:r>
       <w:r>
         <w:rPr>
-          <w:rFonts w:hint="eastAsia"/>
+          <w:rFonts w:hint="eastAsia" w:eastAsia="黑体"/>
         </w:rPr>
         <w:t xml:space="preserve">（三个外部端钮，两种连接形式共用）；</w:t>
       </w:r>
       <w:r>
         <w:rPr>
-          <w:rFonts w:hint="eastAsia"/>
+          <w:rFonts w:hint="eastAsia" w:eastAsia="黑体"/>
           <w:b/>
           <w:bCs/>
         </w:rPr>
@@ -241,6 +275,7 @@
       </w:r>
       <w:r>
         <w:rPr>
+          <w:rFonts w:eastAsia="黑体"/>
           <w:b/>
           <w:bCs/>
         </w:rPr>
@@ -248,7 +283,7 @@
       </w:r>
       <w:r>
         <w:rPr>
-          <w:rFonts w:hint="eastAsia"/>
+          <w:rFonts w:hint="eastAsia" w:eastAsia="黑体"/>
         </w:rPr>
         <w:t xml:space="preserve">（星形公共中点，仅星形形式存在）。</w:t>
       </w:r>
@@ -257,7 +292,7 @@
       <w:pPr/>
       <w:r>
         <w:rPr>
-          <w:rFonts w:hint="eastAsia"/>
+          <w:rFonts w:hint="eastAsia" w:eastAsia="黑体"/>
         </w:rPr>
         <w:t xml:space="preserve">各元件管脚连接（星形）：</w:t>
       </w:r>
@@ -276,29 +311,38 @@
         </m:sSub>
       </m:oMath>
       <w:r>
+        <w:rPr>
+          <w:rFonts w:eastAsia="黑体"/>
+        </w:rPr>
         <w:t xml:space="preserve"> </w:t>
       </w:r>
       <w:r>
         <w:rPr>
-          <w:rFonts w:hint="eastAsia"/>
+          <w:rFonts w:hint="eastAsia" w:eastAsia="黑体"/>
         </w:rPr>
         <w:t xml:space="preserve">一端接节点</w:t>
       </w:r>
       <w:r>
+        <w:rPr>
+          <w:rFonts w:eastAsia="黑体"/>
+        </w:rPr>
         <w:t xml:space="preserve"> </w:t>
       </w:r>
       <w:r>
         <w:rPr>
-          <w:rFonts w:hint="eastAsia"/>
+          <w:rFonts w:hint="eastAsia" w:eastAsia="黑体"/>
         </w:rPr>
         <w:t xml:space="preserve">A、另一端接节点</w:t>
       </w:r>
       <w:r>
+        <w:rPr>
+          <w:rFonts w:eastAsia="黑体"/>
+        </w:rPr>
         <w:t xml:space="preserve"> </w:t>
       </w:r>
       <w:r>
         <w:rPr>
-          <w:rFonts w:hint="eastAsia"/>
+          <w:rFonts w:hint="eastAsia" w:eastAsia="黑体"/>
         </w:rPr>
         <w:t xml:space="preserve">N；</w:t>
       </w:r>
@@ -317,29 +361,38 @@
         </m:sSub>
       </m:oMath>
       <w:r>
+        <w:rPr>
+          <w:rFonts w:eastAsia="黑体"/>
+        </w:rPr>
         <w:t xml:space="preserve"> </w:t>
       </w:r>
       <w:r>
         <w:rPr>
-          <w:rFonts w:hint="eastAsia"/>
+          <w:rFonts w:hint="eastAsia" w:eastAsia="黑体"/>
         </w:rPr>
         <w:t xml:space="preserve">一端接节点</w:t>
       </w:r>
       <w:r>
+        <w:rPr>
+          <w:rFonts w:eastAsia="黑体"/>
+        </w:rPr>
         <w:t xml:space="preserve"> </w:t>
       </w:r>
       <w:r>
         <w:rPr>
-          <w:rFonts w:hint="eastAsia"/>
+          <w:rFonts w:hint="eastAsia" w:eastAsia="黑体"/>
         </w:rPr>
         <w:t xml:space="preserve">B、另一端接节点</w:t>
       </w:r>
       <w:r>
+        <w:rPr>
+          <w:rFonts w:eastAsia="黑体"/>
+        </w:rPr>
         <w:t xml:space="preserve"> </w:t>
       </w:r>
       <w:r>
         <w:rPr>
-          <w:rFonts w:hint="eastAsia"/>
+          <w:rFonts w:hint="eastAsia" w:eastAsia="黑体"/>
         </w:rPr>
         <w:t xml:space="preserve">N；</w:t>
       </w:r>
@@ -358,29 +411,38 @@
         </m:sSub>
       </m:oMath>
       <w:r>
+        <w:rPr>
+          <w:rFonts w:eastAsia="黑体"/>
+        </w:rPr>
         <w:t xml:space="preserve"> </w:t>
       </w:r>
       <w:r>
         <w:rPr>
-          <w:rFonts w:hint="eastAsia"/>
+          <w:rFonts w:hint="eastAsia" w:eastAsia="黑体"/>
         </w:rPr>
         <w:t xml:space="preserve">一端接节点</w:t>
       </w:r>
       <w:r>
+        <w:rPr>
+          <w:rFonts w:eastAsia="黑体"/>
+        </w:rPr>
         <w:t xml:space="preserve"> </w:t>
       </w:r>
       <w:r>
         <w:rPr>
-          <w:rFonts w:hint="eastAsia"/>
+          <w:rFonts w:hint="eastAsia" w:eastAsia="黑体"/>
         </w:rPr>
         <w:t xml:space="preserve">C、另一端接节点</w:t>
       </w:r>
       <w:r>
+        <w:rPr>
+          <w:rFonts w:eastAsia="黑体"/>
+        </w:rPr>
         <w:t xml:space="preserve"> </w:t>
       </w:r>
       <w:r>
         <w:rPr>
-          <w:rFonts w:hint="eastAsia"/>
+          <w:rFonts w:hint="eastAsia" w:eastAsia="黑体"/>
         </w:rPr>
         <w:t xml:space="preserve">N。各元件管脚连接（三角形）：</w:t>
       </w:r>
@@ -402,29 +464,38 @@
         </m:sSub>
       </m:oMath>
       <w:r>
+        <w:rPr>
+          <w:rFonts w:eastAsia="黑体"/>
+        </w:rPr>
         <w:t xml:space="preserve"> </w:t>
       </w:r>
       <w:r>
         <w:rPr>
-          <w:rFonts w:hint="eastAsia"/>
+          <w:rFonts w:hint="eastAsia" w:eastAsia="黑体"/>
         </w:rPr>
         <w:t xml:space="preserve">一端接节点</w:t>
       </w:r>
       <w:r>
+        <w:rPr>
+          <w:rFonts w:eastAsia="黑体"/>
+        </w:rPr>
         <w:t xml:space="preserve"> </w:t>
       </w:r>
       <w:r>
         <w:rPr>
-          <w:rFonts w:hint="eastAsia"/>
+          <w:rFonts w:hint="eastAsia" w:eastAsia="黑体"/>
         </w:rPr>
         <w:t xml:space="preserve">A、另一端接节点</w:t>
       </w:r>
       <w:r>
+        <w:rPr>
+          <w:rFonts w:eastAsia="黑体"/>
+        </w:rPr>
         <w:t xml:space="preserve"> </w:t>
       </w:r>
       <w:r>
         <w:rPr>
-          <w:rFonts w:hint="eastAsia"/>
+          <w:rFonts w:hint="eastAsia" w:eastAsia="黑体"/>
         </w:rPr>
         <w:t xml:space="preserve">B；</w:t>
       </w:r>
@@ -446,29 +517,38 @@
         </m:sSub>
       </m:oMath>
       <w:r>
+        <w:rPr>
+          <w:rFonts w:eastAsia="黑体"/>
+        </w:rPr>
         <w:t xml:space="preserve"> </w:t>
       </w:r>
       <w:r>
         <w:rPr>
-          <w:rFonts w:hint="eastAsia"/>
+          <w:rFonts w:hint="eastAsia" w:eastAsia="黑体"/>
         </w:rPr>
         <w:t xml:space="preserve">一端接节点</w:t>
       </w:r>
       <w:r>
+        <w:rPr>
+          <w:rFonts w:eastAsia="黑体"/>
+        </w:rPr>
         <w:t xml:space="preserve"> </w:t>
       </w:r>
       <w:r>
         <w:rPr>
-          <w:rFonts w:hint="eastAsia"/>
+          <w:rFonts w:hint="eastAsia" w:eastAsia="黑体"/>
         </w:rPr>
         <w:t xml:space="preserve">B、另一端接节点</w:t>
       </w:r>
       <w:r>
+        <w:rPr>
+          <w:rFonts w:eastAsia="黑体"/>
+        </w:rPr>
         <w:t xml:space="preserve"> </w:t>
       </w:r>
       <w:r>
         <w:rPr>
-          <w:rFonts w:hint="eastAsia"/>
+          <w:rFonts w:hint="eastAsia" w:eastAsia="黑体"/>
         </w:rPr>
         <w:t xml:space="preserve">C；</w:t>
       </w:r>
@@ -490,29 +570,38 @@
         </m:sSub>
       </m:oMath>
       <w:r>
+        <w:rPr>
+          <w:rFonts w:eastAsia="黑体"/>
+        </w:rPr>
         <w:t xml:space="preserve"> </w:t>
       </w:r>
       <w:r>
         <w:rPr>
-          <w:rFonts w:hint="eastAsia"/>
+          <w:rFonts w:hint="eastAsia" w:eastAsia="黑体"/>
         </w:rPr>
         <w:t xml:space="preserve">一端接节点</w:t>
       </w:r>
       <w:r>
+        <w:rPr>
+          <w:rFonts w:eastAsia="黑体"/>
+        </w:rPr>
         <w:t xml:space="preserve"> </w:t>
       </w:r>
       <w:r>
         <w:rPr>
-          <w:rFonts w:hint="eastAsia"/>
+          <w:rFonts w:hint="eastAsia" w:eastAsia="黑体"/>
         </w:rPr>
         <w:t xml:space="preserve">C、另一端接节点</w:t>
       </w:r>
       <w:r>
+        <w:rPr>
+          <w:rFonts w:eastAsia="黑体"/>
+        </w:rPr>
         <w:t xml:space="preserve"> </w:t>
       </w:r>
       <w:r>
         <w:rPr>
-          <w:rFonts w:hint="eastAsia"/>
+          <w:rFonts w:hint="eastAsia" w:eastAsia="黑体"/>
         </w:rPr>
         <w:t xml:space="preserve">A。两种形式保持三个外部端钮之间的电压、电流关系不变（等值变换准则）。</w:t>
       </w:r>
@@ -521,7 +610,7 @@
       <w:pPr/>
       <w:r>
         <w:rPr>
-          <w:rFonts w:hint="eastAsia"/>
+          <w:rFonts w:hint="eastAsia" w:eastAsia="黑体"/>
         </w:rPr>
         <w:t xml:space="preserve">由此构成”三个电阻可在星形（公共中点）与三角形（三边闭合）两种连接之间相互等效变换”的拓扑，用于简化不能直接串并联的局部电阻网络，是网络分析的重要工具。</w:t>
       </w:r>
@@ -534,7 +623,7 @@
       </w:pPr>
       <w:r>
         <w:rPr>
-          <w:rFonts w:hint="eastAsia"/>
+          <w:rFonts w:hint="eastAsia" w:eastAsia="黑体"/>
         </w:rPr>
         <w:t xml:space="preserve">工作原理</w:t>
       </w:r>
@@ -545,7 +634,7 @@
       </w:pPr>
       <w:r>
         <w:rPr>
-          <w:rFonts w:hint="eastAsia"/>
+          <w:rFonts w:hint="eastAsia" w:eastAsia="黑体"/>
         </w:rPr>
         <w:t xml:space="preserve">保持三个外部端钮之间的电压、电流关系不变，把三角形连接的三个电阻替换为等效星形连接的三个电阻（反之亦然），既简化网络又不改变对外表现，从而便于求等效电阻与电流分布。</w:t>
       </w:r>
@@ -558,7 +647,7 @@
       </w:pPr>
       <w:r>
         <w:rPr>
-          <w:rFonts w:hint="eastAsia"/>
+          <w:rFonts w:hint="eastAsia" w:eastAsia="黑体"/>
         </w:rPr>
         <w:t xml:space="preserve">关键计算公式</w:t>
       </w:r>
@@ -569,16 +658,19 @@
       </w:pPr>
       <w:r>
         <w:rPr>
-          <w:rFonts w:hint="eastAsia"/>
+          <w:rFonts w:hint="eastAsia" w:eastAsia="黑体"/>
         </w:rPr>
         <w:t xml:space="preserve">三角形</w:t>
       </w:r>
       <w:r>
+        <w:rPr>
+          <w:rFonts w:eastAsia="黑体"/>
+        </w:rPr>
         <w:t xml:space="preserve"> → </w:t>
       </w:r>
       <w:r>
         <w:rPr>
-          <w:rFonts w:hint="eastAsia"/>
+          <w:rFonts w:hint="eastAsia" w:eastAsia="黑体"/>
         </w:rPr>
         <w:t xml:space="preserve">星形（Δ→Y）：</w:t>
       </w:r>
@@ -972,16 +1064,19 @@
       </w:pPr>
       <w:r>
         <w:rPr>
-          <w:rFonts w:hint="eastAsia"/>
+          <w:rFonts w:hint="eastAsia" w:eastAsia="黑体"/>
         </w:rPr>
         <w:t xml:space="preserve">星形</w:t>
       </w:r>
       <w:r>
+        <w:rPr>
+          <w:rFonts w:eastAsia="黑体"/>
+        </w:rPr>
         <w:t xml:space="preserve"> → </w:t>
       </w:r>
       <w:r>
         <w:rPr>
-          <w:rFonts w:hint="eastAsia"/>
+          <w:rFonts w:hint="eastAsia" w:eastAsia="黑体"/>
         </w:rPr>
         <w:t xml:space="preserve">三角形（Y→Δ）：</w:t>
       </w:r>
@@ -1411,7 +1506,7 @@
       </w:pPr>
       <w:r>
         <w:rPr>
-          <w:rFonts w:hint="eastAsia"/>
+          <w:rFonts w:hint="eastAsia" w:eastAsia="黑体"/>
         </w:rPr>
         <w:t xml:space="preserve">三电阻相等时（</w:t>
       </w:r>
@@ -1433,6 +1528,9 @@
         </m:sSub>
       </m:oMath>
       <w:r>
+        <w:rPr>
+          <w:rFonts w:eastAsia="黑体"/>
+        </w:rPr>
         <w:t xml:space="preserve">、</w:t>
       </w:r>
       <m:oMath>
@@ -1451,7 +1549,7 @@
       </m:oMath>
       <w:r>
         <w:rPr>
-          <w:rFonts w:hint="eastAsia"/>
+          <w:rFonts w:hint="eastAsia" w:eastAsia="黑体"/>
         </w:rPr>
         <w:t xml:space="preserve">）：</w:t>
       </w:r>
@@ -1590,7 +1688,7 @@
             </w:pPr>
             <w:r>
               <w:rPr>
-                <w:rFonts w:hint="eastAsia"/>
+                <w:rFonts w:hint="eastAsia" w:eastAsia="黑体"/>
               </w:rPr>
               <w:t xml:space="preserve">符号</w:t>
             </w:r>
@@ -1604,7 +1702,7 @@
             </w:pPr>
             <w:r>
               <w:rPr>
-                <w:rFonts w:hint="eastAsia"/>
+                <w:rFonts w:hint="eastAsia" w:eastAsia="黑体"/>
               </w:rPr>
               <w:t xml:space="preserve">含义</w:t>
             </w:r>
@@ -1618,7 +1716,7 @@
             </w:pPr>
             <w:r>
               <w:rPr>
-                <w:rFonts w:hint="eastAsia"/>
+                <w:rFonts w:hint="eastAsia" w:eastAsia="黑体"/>
               </w:rPr>
               <w:t xml:space="preserve">单位</w:t>
             </w:r>
@@ -1692,6 +1790,9 @@
               </m:sSub>
             </m:oMath>
             <w:r>
+              <w:rPr>
+                <w:rFonts w:eastAsia="黑体"/>
+              </w:rPr>
               <w:t xml:space="preserve">​</w:t>
             </w:r>
           </w:p>
@@ -1704,7 +1805,7 @@
             </w:pPr>
             <w:r>
               <w:rPr>
-                <w:rFonts w:hint="eastAsia"/>
+                <w:rFonts w:hint="eastAsia" w:eastAsia="黑体"/>
               </w:rPr>
               <w:t xml:space="preserve">三角形三边电阻</w:t>
             </w:r>
@@ -1717,6 +1818,9 @@
               <w:pStyle w:val="Compact"/>
             </w:pPr>
             <w:r>
+              <w:rPr>
+                <w:rFonts w:eastAsia="黑体"/>
+              </w:rPr>
               <w:t xml:space="preserve">Ω</w:t>
             </w:r>
           </w:p>
@@ -1780,6 +1884,9 @@
               </m:sSub>
             </m:oMath>
             <w:r>
+              <w:rPr>
+                <w:rFonts w:eastAsia="黑体"/>
+              </w:rPr>
               <w:t xml:space="preserve">​</w:t>
             </w:r>
           </w:p>
@@ -1792,7 +1899,7 @@
             </w:pPr>
             <w:r>
               <w:rPr>
-                <w:rFonts w:hint="eastAsia"/>
+                <w:rFonts w:hint="eastAsia" w:eastAsia="黑体"/>
               </w:rPr>
               <w:t xml:space="preserve">星形三分支电阻</w:t>
             </w:r>
@@ -1805,6 +1912,9 @@
               <w:pStyle w:val="Compact"/>
             </w:pPr>
             <w:r>
+              <w:rPr>
+                <w:rFonts w:eastAsia="黑体"/>
+              </w:rPr>
               <w:t xml:space="preserve">Ω</w:t>
             </w:r>
           </w:p>
@@ -1835,6 +1945,9 @@
               </m:sSub>
             </m:oMath>
             <w:r>
+              <w:rPr>
+                <w:rFonts w:eastAsia="黑体"/>
+              </w:rPr>
               <w:t xml:space="preserve">​</w:t>
             </w:r>
           </w:p>
@@ -1847,7 +1960,7 @@
             </w:pPr>
             <w:r>
               <w:rPr>
-                <w:rFonts w:hint="eastAsia"/>
+                <w:rFonts w:hint="eastAsia" w:eastAsia="黑体"/>
               </w:rPr>
               <w:t xml:space="preserve">等值情况下三角形电阻</w:t>
             </w:r>
@@ -1860,6 +1973,9 @@
               <w:pStyle w:val="Compact"/>
             </w:pPr>
             <w:r>
+              <w:rPr>
+                <w:rFonts w:eastAsia="黑体"/>
+              </w:rPr>
               <w:t xml:space="preserve">Ω</w:t>
             </w:r>
           </w:p>
@@ -1887,6 +2003,9 @@
               </m:sSub>
             </m:oMath>
             <w:r>
+              <w:rPr>
+                <w:rFonts w:eastAsia="黑体"/>
+              </w:rPr>
               <w:t xml:space="preserve">​</w:t>
             </w:r>
           </w:p>
@@ -1899,7 +2018,7 @@
             </w:pPr>
             <w:r>
               <w:rPr>
-                <w:rFonts w:hint="eastAsia"/>
+                <w:rFonts w:hint="eastAsia" w:eastAsia="黑体"/>
               </w:rPr>
               <w:t xml:space="preserve">等值情况下星形电阻</w:t>
             </w:r>
@@ -1912,6 +2031,9 @@
               <w:pStyle w:val="Compact"/>
             </w:pPr>
             <w:r>
+              <w:rPr>
+                <w:rFonts w:eastAsia="黑体"/>
+              </w:rPr>
               <w:t xml:space="preserve">Ω</w:t>
             </w:r>
           </w:p>
@@ -1926,7 +2048,7 @@
       </w:pPr>
       <w:r>
         <w:rPr>
-          <w:rFonts w:hint="eastAsia"/>
+          <w:rFonts w:hint="eastAsia" w:eastAsia="黑体"/>
         </w:rPr>
         <w:t xml:space="preserve">元件调整影响</w:t>
       </w:r>
@@ -1941,7 +2063,7 @@
       </w:pPr>
       <w:r>
         <w:rPr>
-          <w:rFonts w:hint="eastAsia"/>
+          <w:rFonts w:hint="eastAsia" w:eastAsia="黑体"/>
           <w:b/>
           <w:bCs/>
         </w:rPr>
@@ -1949,6 +2071,7 @@
       </w:r>
       <w:r>
         <w:rPr>
+          <w:rFonts w:eastAsia="黑体"/>
           <w:b/>
           <w:bCs/>
         </w:rPr>
@@ -1956,30 +2079,39 @@
       </w:r>
       <w:r>
         <w:rPr>
-          <w:rFonts w:hint="eastAsia"/>
+          <w:rFonts w:hint="eastAsia" w:eastAsia="黑体"/>
           <w:b/>
           <w:bCs/>
         </w:rPr>
         <w:t xml:space="preserve">电阻↑</w:t>
       </w:r>
       <w:r>
+        <w:rPr>
+          <w:rFonts w:eastAsia="黑体"/>
+        </w:rPr>
         <w:t xml:space="preserve"> </w:t>
       </w:r>
       <w:r>
+        <w:rPr>
+          <w:rFonts w:eastAsia="黑体"/>
+        </w:rPr>
         <w:t xml:space="preserve">→ </w:t>
       </w:r>
       <w:r>
         <w:rPr>
-          <w:rFonts w:hint="eastAsia"/>
+          <w:rFonts w:hint="eastAsia" w:eastAsia="黑体"/>
         </w:rPr>
         <w:t xml:space="preserve">对应转换后各</w:t>
       </w:r>
       <w:r>
+        <w:rPr>
+          <w:rFonts w:eastAsia="黑体"/>
+        </w:rPr>
         <w:t xml:space="preserve"> Y </w:t>
       </w:r>
       <w:r>
         <w:rPr>
-          <w:rFonts w:hint="eastAsia"/>
+          <w:rFonts w:hint="eastAsia" w:eastAsia="黑体"/>
         </w:rPr>
         <w:t xml:space="preserve">电阻增大（各端等效关系改变）。</w:t>
       </w:r>
@@ -1994,7 +2126,7 @@
       </w:pPr>
       <w:r>
         <w:rPr>
-          <w:rFonts w:hint="eastAsia"/>
+          <w:rFonts w:hint="eastAsia" w:eastAsia="黑体"/>
           <w:b/>
           <w:bCs/>
         </w:rPr>
@@ -2002,6 +2134,7 @@
       </w:r>
       <w:r>
         <w:rPr>
+          <w:rFonts w:eastAsia="黑体"/>
           <w:b/>
           <w:bCs/>
         </w:rPr>
@@ -2009,30 +2142,39 @@
       </w:r>
       <w:r>
         <w:rPr>
-          <w:rFonts w:hint="eastAsia"/>
+          <w:rFonts w:hint="eastAsia" w:eastAsia="黑体"/>
           <w:b/>
           <w:bCs/>
         </w:rPr>
         <w:t xml:space="preserve">电阻↑</w:t>
       </w:r>
       <w:r>
+        <w:rPr>
+          <w:rFonts w:eastAsia="黑体"/>
+        </w:rPr>
         <w:t xml:space="preserve"> </w:t>
       </w:r>
       <w:r>
+        <w:rPr>
+          <w:rFonts w:eastAsia="黑体"/>
+        </w:rPr>
         <w:t xml:space="preserve">→ </w:t>
       </w:r>
       <w:r>
         <w:rPr>
-          <w:rFonts w:hint="eastAsia"/>
+          <w:rFonts w:hint="eastAsia" w:eastAsia="黑体"/>
         </w:rPr>
         <w:t xml:space="preserve">转换后与其相反方向的两个</w:t>
       </w:r>
       <w:r>
+        <w:rPr>
+          <w:rFonts w:eastAsia="黑体"/>
+        </w:rPr>
         <w:t xml:space="preserve"> Δ </w:t>
       </w:r>
       <w:r>
         <w:rPr>
-          <w:rFonts w:hint="eastAsia"/>
+          <w:rFonts w:hint="eastAsia" w:eastAsia="黑体"/>
         </w:rPr>
         <w:t xml:space="preserve">边增大。</w:t>
       </w:r>
@@ -2047,21 +2189,27 @@
       </w:pPr>
       <w:r>
         <w:rPr>
-          <w:rFonts w:hint="eastAsia"/>
+          <w:rFonts w:hint="eastAsia" w:eastAsia="黑体"/>
           <w:b/>
           <w:bCs/>
         </w:rPr>
         <w:t xml:space="preserve">三电阻同步等比变化</w:t>
       </w:r>
       <w:r>
+        <w:rPr>
+          <w:rFonts w:eastAsia="黑体"/>
+        </w:rPr>
         <w:t xml:space="preserve"> </w:t>
       </w:r>
       <w:r>
+        <w:rPr>
+          <w:rFonts w:eastAsia="黑体"/>
+        </w:rPr>
         <w:t xml:space="preserve">→ </w:t>
       </w:r>
       <w:r>
         <w:rPr>
-          <w:rFonts w:hint="eastAsia"/>
+          <w:rFonts w:hint="eastAsia" w:eastAsia="黑体"/>
         </w:rPr>
         <w:t xml:space="preserve">等效网络对外电阻同比变化。</w:t>
       </w:r>
@@ -2076,20 +2224,26 @@
       </w:pPr>
       <w:r>
         <w:rPr>
-          <w:rFonts w:hint="eastAsia"/>
+          <w:rFonts w:hint="eastAsia" w:eastAsia="黑体"/>
         </w:rPr>
         <w:t xml:space="preserve">三边相等时，Δ→Y</w:t>
       </w:r>
       <w:r>
+        <w:rPr>
+          <w:rFonts w:eastAsia="黑体"/>
+        </w:rPr>
         <w:t xml:space="preserve"> </w:t>
       </w:r>
       <w:r>
         <w:rPr>
-          <w:rFonts w:hint="eastAsia"/>
+          <w:rFonts w:hint="eastAsia" w:eastAsia="黑体"/>
         </w:rPr>
         <w:t xml:space="preserve">电阻变为原来的</w:t>
       </w:r>
       <w:r>
+        <w:rPr>
+          <w:rFonts w:eastAsia="黑体"/>
+        </w:rPr>
         <w:t xml:space="preserve"> </w:t>
       </w:r>
       <m:oMath>
@@ -2108,25 +2262,31 @@
       </m:oMath>
       <w:r>
         <w:rPr>
-          <w:rFonts w:hint="eastAsia"/>
+          <w:rFonts w:hint="eastAsia" w:eastAsia="黑体"/>
         </w:rPr>
         <w:t xml:space="preserve">，Y→Δ</w:t>
       </w:r>
       <w:r>
+        <w:rPr>
+          <w:rFonts w:eastAsia="黑体"/>
+        </w:rPr>
         <w:t xml:space="preserve"> </w:t>
       </w:r>
       <w:r>
         <w:rPr>
-          <w:rFonts w:hint="eastAsia"/>
+          <w:rFonts w:hint="eastAsia" w:eastAsia="黑体"/>
         </w:rPr>
         <w:t xml:space="preserve">变为原来</w:t>
       </w:r>
       <w:r>
+        <w:rPr>
+          <w:rFonts w:eastAsia="黑体"/>
+        </w:rPr>
         <w:t xml:space="preserve"> 3 </w:t>
       </w:r>
       <w:r>
         <w:rPr>
-          <w:rFonts w:hint="eastAsia"/>
+          <w:rFonts w:hint="eastAsia" w:eastAsia="黑体"/>
         </w:rPr>
         <w:t xml:space="preserve">倍。</w:t>
       </w:r>
@@ -2139,7 +2299,7 @@
       </w:pPr>
       <w:r>
         <w:rPr>
-          <w:rFonts w:hint="eastAsia"/>
+          <w:rFonts w:hint="eastAsia" w:eastAsia="黑体"/>
         </w:rPr>
         <w:t xml:space="preserve">典型参数示例</w:t>
       </w:r>
@@ -2154,11 +2314,14 @@
       </w:pPr>
       <w:r>
         <w:rPr>
-          <w:rFonts w:hint="eastAsia"/>
+          <w:rFonts w:hint="eastAsia" w:eastAsia="黑体"/>
         </w:rPr>
         <w:t xml:space="preserve">取</w:t>
       </w:r>
       <w:r>
+        <w:rPr>
+          <w:rFonts w:eastAsia="黑体"/>
+        </w:rPr>
         <w:t xml:space="preserve"> </w:t>
       </w:r>
       <m:oMath>
@@ -2240,16 +2403,19 @@
       </m:oMath>
       <w:r>
         <w:rPr>
-          <w:rFonts w:hint="eastAsia"/>
+          <w:rFonts w:hint="eastAsia" w:eastAsia="黑体"/>
         </w:rPr>
         <w:t xml:space="preserve">（等边</w:t>
       </w:r>
       <w:r>
+        <w:rPr>
+          <w:rFonts w:eastAsia="黑体"/>
+        </w:rPr>
         <w:t xml:space="preserve"> </w:t>
       </w:r>
       <w:r>
         <w:rPr>
-          <w:rFonts w:hint="eastAsia"/>
+          <w:rFonts w:hint="eastAsia" w:eastAsia="黑体"/>
         </w:rPr>
         <w:t xml:space="preserve">Δ）：</w:t>
       </w:r>
@@ -2307,6 +2473,9 @@
         </m:r>
       </m:oMath>
       <w:r>
+        <w:rPr>
+          <w:rFonts w:eastAsia="黑体"/>
+        </w:rPr>
         <w:t xml:space="preserve">。</w:t>
       </w:r>
     </w:p>
@@ -2320,11 +2489,14 @@
       </w:pPr>
       <w:r>
         <w:rPr>
-          <w:rFonts w:hint="eastAsia"/>
+          <w:rFonts w:hint="eastAsia" w:eastAsia="黑体"/>
         </w:rPr>
         <w:t xml:space="preserve">取</w:t>
       </w:r>
       <w:r>
+        <w:rPr>
+          <w:rFonts w:eastAsia="黑体"/>
+        </w:rPr>
         <w:t xml:space="preserve"> </w:t>
       </w:r>
       <m:oMath>
@@ -2360,6 +2532,9 @@
         </m:r>
       </m:oMath>
       <w:r>
+        <w:rPr>
+          <w:rFonts w:eastAsia="黑体"/>
+        </w:rPr>
         <w:t xml:space="preserve">、</w:t>
       </w:r>
       <m:oMath>
@@ -2395,6 +2570,9 @@
         </m:r>
       </m:oMath>
       <w:r>
+        <w:rPr>
+          <w:rFonts w:eastAsia="黑体"/>
+        </w:rPr>
         <w:t xml:space="preserve">、</w:t>
       </w:r>
       <m:oMath>
@@ -2431,16 +2609,19 @@
       </m:oMath>
       <w:r>
         <w:rPr>
-          <w:rFonts w:hint="eastAsia"/>
+          <w:rFonts w:hint="eastAsia" w:eastAsia="黑体"/>
         </w:rPr>
         <w:t xml:space="preserve">（等边</w:t>
       </w:r>
       <w:r>
+        <w:rPr>
+          <w:rFonts w:eastAsia="黑体"/>
+        </w:rPr>
         <w:t xml:space="preserve"> </w:t>
       </w:r>
       <w:r>
         <w:rPr>
-          <w:rFonts w:hint="eastAsia"/>
+          <w:rFonts w:hint="eastAsia" w:eastAsia="黑体"/>
         </w:rPr>
         <w:t xml:space="preserve">Y）：</w:t>
       </w:r>
@@ -2498,6 +2679,9 @@
         </m:r>
       </m:oMath>
       <w:r>
+        <w:rPr>
+          <w:rFonts w:eastAsia="黑体"/>
+        </w:rPr>
         <w:t xml:space="preserve">。</w:t>
       </w:r>
     </w:p>
@@ -2509,7 +2693,7 @@
       </w:pPr>
       <w:r>
         <w:rPr>
-          <w:rFonts w:hint="eastAsia"/>
+          <w:rFonts w:hint="eastAsia" w:eastAsia="黑体"/>
         </w:rPr>
         <w:t xml:space="preserve">常见器件型号</w:t>
       </w:r>
@@ -2524,25 +2708,31 @@
       </w:pPr>
       <w:r>
         <w:rPr>
-          <w:rFonts w:hint="eastAsia"/>
+          <w:rFonts w:hint="eastAsia" w:eastAsia="黑体"/>
         </w:rPr>
         <w:t xml:space="preserve">电阻：0805</w:t>
       </w:r>
       <w:r>
+        <w:rPr>
+          <w:rFonts w:eastAsia="黑体"/>
+        </w:rPr>
         <w:t xml:space="preserve"> / 0603 </w:t>
       </w:r>
       <w:r>
         <w:rPr>
-          <w:rFonts w:hint="eastAsia"/>
+          <w:rFonts w:hint="eastAsia" w:eastAsia="黑体"/>
         </w:rPr>
         <w:t xml:space="preserve">贴片电阻、1%</w:t>
       </w:r>
       <w:r>
+        <w:rPr>
+          <w:rFonts w:eastAsia="黑体"/>
+        </w:rPr>
         <w:t xml:space="preserve"> </w:t>
       </w:r>
       <w:r>
         <w:rPr>
-          <w:rFonts w:hint="eastAsia"/>
+          <w:rFonts w:hint="eastAsia" w:eastAsia="黑体"/>
         </w:rPr>
         <w:t xml:space="preserve">金属膜电阻。</w:t>
       </w:r>
@@ -2555,7 +2745,7 @@
       </w:pPr>
       <w:r>
         <w:rPr>
-          <w:rFonts w:hint="eastAsia"/>
+          <w:rFonts w:hint="eastAsia" w:eastAsia="黑体"/>
         </w:rPr>
         <w:t xml:space="preserve">注意事项</w:t>
       </w:r>
@@ -2570,7 +2760,7 @@
       </w:pPr>
       <w:r>
         <w:rPr>
-          <w:rFonts w:hint="eastAsia"/>
+          <w:rFonts w:hint="eastAsia" w:eastAsia="黑体"/>
         </w:rPr>
         <w:t xml:space="preserve">变换只适用于不含电源的纯电阻（或线性阻抗）网络局部。</w:t>
       </w:r>
@@ -2585,7 +2775,7 @@
       </w:pPr>
       <w:r>
         <w:rPr>
-          <w:rFonts w:hint="eastAsia"/>
+          <w:rFonts w:hint="eastAsia" w:eastAsia="黑体"/>
         </w:rPr>
         <w:t xml:space="preserve">三条外部端钮必须对应才能保证对外等效。</w:t>
       </w:r>
@@ -2600,11 +2790,14 @@
       </w:pPr>
       <w:r>
         <w:rPr>
-          <w:rFonts w:hint="eastAsia"/>
+          <w:rFonts w:hint="eastAsia" w:eastAsia="黑体"/>
         </w:rPr>
         <w:t xml:space="preserve">用于三相电路时注意星形与三角形线相电压/电流的</w:t>
       </w:r>
       <w:r>
+        <w:rPr>
+          <w:rFonts w:eastAsia="黑体"/>
+        </w:rPr>
         <w:t xml:space="preserve"> </w:t>
       </w:r>
       <m:oMath>
@@ -2621,11 +2814,14 @@
         </m:rad>
       </m:oMath>
       <w:r>
+        <w:rPr>
+          <w:rFonts w:eastAsia="黑体"/>
+        </w:rPr>
         <w:t xml:space="preserve"> </w:t>
       </w:r>
       <w:r>
         <w:rPr>
-          <w:rFonts w:hint="eastAsia"/>
+          <w:rFonts w:hint="eastAsia" w:eastAsia="黑体"/>
         </w:rPr>
         <w:t xml:space="preserve">关系。</w:t>
       </w:r>
@@ -2638,7 +2834,7 @@
       </w:pPr>
       <w:r>
         <w:rPr>
-          <w:rFonts w:hint="eastAsia"/>
+          <w:rFonts w:hint="eastAsia" w:eastAsia="黑体"/>
         </w:rPr>
         <w:t xml:space="preserve">参考资料</w:t>
       </w:r>
@@ -2653,7 +2849,7 @@
       </w:pPr>
       <w:r>
         <w:rPr>
-          <w:rFonts w:hint="eastAsia"/>
+          <w:rFonts w:hint="eastAsia" w:eastAsia="黑体"/>
         </w:rPr>
         <w:t xml:space="preserve">《电路》（邱关源）。</w:t>
       </w:r>
@@ -2667,6 +2863,9 @@
         </w:numPr>
       </w:pPr>
       <w:r>
+        <w:rPr>
+          <w:rFonts w:eastAsia="黑体"/>
+        </w:rPr>
         <w:t xml:space="preserve">Wikipedia: Y-Δ transform。</w:t>
       </w:r>
     </w:p>
@@ -2679,11 +2878,14 @@
         </w:numPr>
       </w:pPr>
       <w:r>
+        <w:rPr>
+          <w:rFonts w:eastAsia="黑体"/>
+        </w:rPr>
         <w:t xml:space="preserve">Wikipedia: Star-mesh </w:t>
       </w:r>
       <w:r>
         <w:rPr>
-          <w:rFonts w:hint="eastAsia"/>
+          <w:rFonts w:hint="eastAsia" w:eastAsia="黑体"/>
         </w:rPr>
         <w:t xml:space="preserve">transform（星网变换）。</w:t>
       </w:r>
@@ -2697,11 +2899,11 @@
       </w:pPr>
       <w:r>
         <w:rPr>
-          <w:rFonts w:ascii="Times New Roman" w:hAnsi="Times New Roman"/>
+          <w:rFonts w:ascii="Times New Roman" w:hAnsi="Times New Roman" w:eastAsia="黑体"/>
           <w:color w:val="555555"/>
           <w:sz w:val="21"/>
         </w:rPr>
-        <w:t>材料收集者：杜文杰</w:t>
+        <w:t>材料收集者：杜文杰，WX手机：19519196569，QQ:3478827729</w:t>
       </w:r>
     </w:p>
     <w:sectPr>
@@ -2721,7 +2923,7 @@
 </file>
 
 <file path=word/footer1.xml><?xml version="1.0" encoding="utf-8"?>
-<w:ftr xmlns:m="http://schemas.openxmlformats.org/officeDocument/2006/math" xmlns:mc="http://schemas.openxmlformats.org/markup-compatibility/2006" xmlns:mo="http://schemas.microsoft.com/office/mac/office/2008/main" xmlns:mv="urn:schemas-microsoft-com:mac:vml" xmlns:o="urn:schemas-microsoft-com:office:office" xmlns:r="http://schemas.openxmlformats.org/officeDocument/2006/relationships" xmlns:v="urn:schemas-microsoft-com:vml" xmlns:w10="urn:schemas-microsoft-com:office:word" xmlns:w14="http://schemas.microsoft.com/office/word/2010/wordml" xmlns:w="http://schemas.openxmlformats.org/wordprocessingml/2006/main" xmlns:wne="http://schemas.microsoft.com/office/word/2006/wordml" xmlns:wp14="http://schemas.microsoft.com/office/word/2010/wordprocessingDrawing" xmlns:wp="http://schemas.openxmlformats.org/drawingml/2006/wordprocessingDrawing" xmlns:wpc="http://schemas.microsoft.com/office/word/2010/wordprocessingCanvas" xmlns:wpg="http://schemas.microsoft.com/office/word/2010/wordprocessingGroup" xmlns:wpi="http://schemas.microsoft.com/office/word/2010/wordprocessingInk" xmlns:wps="http://schemas.microsoft.com/office/word/2010/wordprocessingShape" mc:Ignorable="w14 wp14">
+<w:ftr xmlns:mc="http://schemas.openxmlformats.org/markup-compatibility/2006" xmlns:w="http://schemas.openxmlformats.org/wordprocessingml/2006/main" xmlns:m="http://schemas.openxmlformats.org/officeDocument/2006/math" xmlns:mo="http://schemas.microsoft.com/office/mac/office/2008/main" xmlns:mv="urn:schemas-microsoft-com:mac:vml" xmlns:o="urn:schemas-microsoft-com:office:office" xmlns:r="http://schemas.openxmlformats.org/officeDocument/2006/relationships" xmlns:v="urn:schemas-microsoft-com:vml" xmlns:w10="urn:schemas-microsoft-com:office:word" xmlns:w14="http://schemas.microsoft.com/office/word/2010/wordml" xmlns:wne="http://schemas.microsoft.com/office/word/2006/wordml" xmlns:wp14="http://schemas.microsoft.com/office/word/2010/wordprocessingDrawing" xmlns:wp="http://schemas.openxmlformats.org/drawingml/2006/wordprocessingDrawing" xmlns:wpc="http://schemas.microsoft.com/office/word/2010/wordprocessingCanvas" xmlns:wpg="http://schemas.microsoft.com/office/word/2010/wordprocessingGroup" xmlns:wpi="http://schemas.microsoft.com/office/word/2010/wordprocessingInk" xmlns:wps="http://schemas.microsoft.com/office/word/2010/wordprocessingShape" mc:Ignorable="w14 wp14">
   <w:p>
     <w:pPr>
       <w:pStyle w:val="Footer"/>
@@ -2729,12 +2931,14 @@
     </w:pPr>
     <w:r>
       <w:rPr>
+        <w:rFonts w:eastAsia="黑体"/>
         <w:sz w:val="18"/>
       </w:rPr>
       <w:t xml:space="preserve">第 </w:t>
     </w:r>
     <w:r>
       <w:rPr>
+        <w:rFonts w:eastAsia="黑体"/>
         <w:sz w:val="18"/>
       </w:rPr>
       <w:fldChar w:fldCharType="begin"/>
@@ -2743,6 +2947,7 @@
     </w:r>
     <w:r>
       <w:rPr>
+        <w:rFonts w:eastAsia="黑体"/>
         <w:sz w:val="18"/>
       </w:rPr>
       <w:t xml:space="preserve"> 页</w:t>
@@ -2756,6 +2961,9 @@
   <w:footnote w:type="continuationSeparator" w:id="0">
     <w:p>
       <w:r>
+        <w:rPr>
+          <w:rFonts w:eastAsia="黑体"/>
+        </w:rPr>
         <w:continuationSeparator/>
       </w:r>
     </w:p>
@@ -2763,6 +2971,9 @@
   <w:footnote w:type="separator" w:id="-1">
     <w:p>
       <w:r>
+        <w:rPr>
+          <w:rFonts w:eastAsia="黑体"/>
+        </w:rPr>
         <w:separator/>
       </w:r>
     </w:p>
@@ -2771,7 +2982,7 @@
 </file>
 
 <file path=word/header1.xml><?xml version="1.0" encoding="utf-8"?>
-<w:hdr xmlns:m="http://schemas.openxmlformats.org/officeDocument/2006/math" xmlns:mc="http://schemas.openxmlformats.org/markup-compatibility/2006" xmlns:mo="http://schemas.microsoft.com/office/mac/office/2008/main" xmlns:mv="urn:schemas-microsoft-com:mac:vml" xmlns:o="urn:schemas-microsoft-com:office:office" xmlns:r="http://schemas.openxmlformats.org/officeDocument/2006/relationships" xmlns:v="urn:schemas-microsoft-com:vml" xmlns:w10="urn:schemas-microsoft-com:office:word" xmlns:w14="http://schemas.microsoft.com/office/word/2010/wordml" xmlns:w="http://schemas.openxmlformats.org/wordprocessingml/2006/main" xmlns:wne="http://schemas.microsoft.com/office/word/2006/wordml" xmlns:wp14="http://schemas.microsoft.com/office/word/2010/wordprocessingDrawing" xmlns:wp="http://schemas.openxmlformats.org/drawingml/2006/wordprocessingDrawing" xmlns:wpc="http://schemas.microsoft.com/office/word/2010/wordprocessingCanvas" xmlns:wpg="http://schemas.microsoft.com/office/word/2010/wordprocessingGroup" xmlns:wpi="http://schemas.microsoft.com/office/word/2010/wordprocessingInk" xmlns:wps="http://schemas.microsoft.com/office/word/2010/wordprocessingShape" mc:Ignorable="w14 wp14">
+<w:hdr xmlns:mc="http://schemas.openxmlformats.org/markup-compatibility/2006" xmlns:w="http://schemas.openxmlformats.org/wordprocessingml/2006/main" xmlns:m="http://schemas.openxmlformats.org/officeDocument/2006/math" xmlns:mo="http://schemas.microsoft.com/office/mac/office/2008/main" xmlns:mv="urn:schemas-microsoft-com:mac:vml" xmlns:o="urn:schemas-microsoft-com:office:office" xmlns:r="http://schemas.openxmlformats.org/officeDocument/2006/relationships" xmlns:v="urn:schemas-microsoft-com:vml" xmlns:w10="urn:schemas-microsoft-com:office:word" xmlns:w14="http://schemas.microsoft.com/office/word/2010/wordml" xmlns:wne="http://schemas.microsoft.com/office/word/2006/wordml" xmlns:wp14="http://schemas.microsoft.com/office/word/2010/wordprocessingDrawing" xmlns:wp="http://schemas.openxmlformats.org/drawingml/2006/wordprocessingDrawing" xmlns:wpc="http://schemas.microsoft.com/office/word/2010/wordprocessingCanvas" xmlns:wpg="http://schemas.microsoft.com/office/word/2010/wordprocessingGroup" xmlns:wpi="http://schemas.microsoft.com/office/word/2010/wordprocessingInk" xmlns:wps="http://schemas.microsoft.com/office/word/2010/wordprocessingShape" mc:Ignorable="w14 wp14">
   <w:p>
     <w:pPr>
       <w:pStyle w:val="Header"/>
@@ -2779,7 +2990,7 @@
     </w:pPr>
     <w:r>
       <w:rPr>
-        <w:rFonts w:ascii="Times New Roman" w:hAnsi="Times New Roman"/>
+        <w:rFonts w:ascii="Times New Roman" w:hAnsi="Times New Roman" w:eastAsia="黑体"/>
         <w:sz w:val="18"/>
         <w:rFonts w:eastAsia="黑体"/>
         <w:rFonts w:eastAsia="黑体"/>
@@ -2791,7 +3002,7 @@
 </file>
 
 <file path=word/numbering.xml><?xml version="1.0" encoding="utf-8"?>
-<w:numbering xmlns:m="http://schemas.openxmlformats.org/officeDocument/2006/math" xmlns:mc="http://schemas.openxmlformats.org/markup-compatibility/2006" xmlns:mo="http://schemas.microsoft.com/office/mac/office/2008/main" xmlns:mv="urn:schemas-microsoft-com:mac:vml" xmlns:o="urn:schemas-microsoft-com:office:office" xmlns:r="http://schemas.openxmlformats.org/officeDocument/2006/relationships" xmlns:v="urn:schemas-microsoft-com:vml" xmlns:w="http://schemas.openxmlformats.org/wordprocessingml/2006/main" xmlns:w10="urn:schemas-microsoft-com:office:word" xmlns:w14="http://schemas.microsoft.com/office/word/2010/wordml" xmlns:wne="http://schemas.microsoft.com/office/word/2006/wordml" xmlns:wp="http://schemas.openxmlformats.org/drawingml/2006/wordprocessingDrawing" xmlns:wp14="http://schemas.microsoft.com/office/word/2010/wordprocessingDrawing" xmlns:wpc="http://schemas.microsoft.com/office/word/2010/wordprocessingCanvas" xmlns:wpg="http://schemas.microsoft.com/office/word/2010/wordprocessingGroup" xmlns:wpi="http://schemas.microsoft.com/office/word/2010/wordprocessingInk" xmlns:wps="http://schemas.microsoft.com/office/word/2010/wordprocessingShape" mc:Ignorable="w14 wp14">
+<w:numbering xmlns:mc="http://schemas.openxmlformats.org/markup-compatibility/2006" xmlns:w="http://schemas.openxmlformats.org/wordprocessingml/2006/main" xmlns:m="http://schemas.openxmlformats.org/officeDocument/2006/math" xmlns:mo="http://schemas.microsoft.com/office/mac/office/2008/main" xmlns:mv="urn:schemas-microsoft-com:mac:vml" xmlns:o="urn:schemas-microsoft-com:office:office" xmlns:r="http://schemas.openxmlformats.org/officeDocument/2006/relationships" xmlns:v="urn:schemas-microsoft-com:vml" xmlns:w10="urn:schemas-microsoft-com:office:word" xmlns:w14="http://schemas.microsoft.com/office/word/2010/wordml" xmlns:wne="http://schemas.microsoft.com/office/word/2006/wordml" xmlns:wp="http://schemas.openxmlformats.org/drawingml/2006/wordprocessingDrawing" xmlns:wp14="http://schemas.microsoft.com/office/word/2010/wordprocessingDrawing" xmlns:wpc="http://schemas.microsoft.com/office/word/2010/wordprocessingCanvas" xmlns:wpg="http://schemas.microsoft.com/office/word/2010/wordprocessingGroup" xmlns:wpi="http://schemas.microsoft.com/office/word/2010/wordprocessingInk" xmlns:wps="http://schemas.microsoft.com/office/word/2010/wordprocessingShape" mc:Ignorable="w14 wp14">
   <w:abstractNum w:abstractNumId="0">
     <w:nsid w:val="FFFFFF7C"/>
     <w:multiLevelType w:val="singleLevel"/>
@@ -2878,7 +3089,7 @@
         <w:ind w:hanging="360" w:left="1440"/>
       </w:pPr>
       <w:rPr>
-        <w:rFonts w:ascii="Symbol" w:hAnsi="Symbol" w:hint="default"/>
+        <w:rFonts w:ascii="Symbol" w:hAnsi="Symbol" w:hint="default" w:eastAsia="黑体"/>
       </w:rPr>
     </w:lvl>
   </w:abstractNum>
@@ -2899,7 +3110,7 @@
         <w:ind w:hanging="360" w:left="1080"/>
       </w:pPr>
       <w:rPr>
-        <w:rFonts w:ascii="Symbol" w:hAnsi="Symbol" w:hint="default"/>
+        <w:rFonts w:ascii="Symbol" w:hAnsi="Symbol" w:hint="default" w:eastAsia="黑体"/>
       </w:rPr>
     </w:lvl>
   </w:abstractNum>
@@ -2920,7 +3131,7 @@
         <w:ind w:hanging="360" w:left="720"/>
       </w:pPr>
       <w:rPr>
-        <w:rFonts w:ascii="Symbol" w:hAnsi="Symbol" w:hint="default"/>
+        <w:rFonts w:ascii="Symbol" w:hAnsi="Symbol" w:hint="default" w:eastAsia="黑体"/>
       </w:rPr>
     </w:lvl>
   </w:abstractNum>
@@ -2959,7 +3170,7 @@
         <w:ind w:hanging="360" w:left="360"/>
       </w:pPr>
       <w:rPr>
-        <w:rFonts w:ascii="Symbol" w:hAnsi="Symbol" w:hint="default"/>
+        <w:rFonts w:ascii="Symbol" w:hAnsi="Symbol" w:hint="default" w:eastAsia="黑体"/>
       </w:rPr>
     </w:lvl>
   </w:abstractNum>
@@ -3050,7 +3261,7 @@
         <w:ind w:left="720" w:hanging="360"/>
       </w:pPr>
       <w:rPr>
-        <w:rFonts w:ascii="Symbol" w:hAnsi="Symbol" w:cs="Symbol" w:hint="default"/>
+        <w:rFonts w:ascii="Symbol" w:hAnsi="Symbol" w:cs="Symbol" w:hint="default" w:eastAsia="黑体"/>
       </w:rPr>
     </w:lvl>
     <w:lvl w:ilvl="1">
@@ -3061,7 +3272,7 @@
         <w:ind w:left="1440" w:hanging="360"/>
       </w:pPr>
       <w:rPr>
-        <w:rFonts w:ascii="Courier New" w:hAnsi="Courier New" w:cs="Courier New" w:hint="default"/>
+        <w:rFonts w:ascii="Courier New" w:hAnsi="Courier New" w:cs="Courier New" w:hint="default" w:eastAsia="黑体"/>
       </w:rPr>
     </w:lvl>
     <w:lvl w:ilvl="2">
@@ -3072,7 +3283,7 @@
         <w:ind w:left="2160" w:hanging="360"/>
       </w:pPr>
       <w:rPr>
-        <w:rFonts w:ascii="Wingdings" w:hAnsi="Wingdings" w:cs="Wingdings" w:hint="default"/>
+        <w:rFonts w:ascii="Wingdings" w:hAnsi="Wingdings" w:cs="Wingdings" w:hint="default" w:eastAsia="黑体"/>
       </w:rPr>
     </w:lvl>
     <w:lvl w:ilvl="3">
@@ -3083,7 +3294,7 @@
         <w:ind w:left="2880" w:hanging="360"/>
       </w:pPr>
       <w:rPr>
-        <w:rFonts w:ascii="Symbol" w:hAnsi="Symbol" w:cs="Symbol" w:hint="default"/>
+        <w:rFonts w:ascii="Symbol" w:hAnsi="Symbol" w:cs="Symbol" w:hint="default" w:eastAsia="黑体"/>
       </w:rPr>
     </w:lvl>
     <w:lvl w:ilvl="4">
@@ -3094,7 +3305,7 @@
         <w:ind w:left="3600" w:hanging="360"/>
       </w:pPr>
       <w:rPr>
-        <w:rFonts w:ascii="Courier New" w:hAnsi="Courier New" w:cs="Courier New" w:hint="default"/>
+        <w:rFonts w:ascii="Courier New" w:hAnsi="Courier New" w:cs="Courier New" w:hint="default" w:eastAsia="黑体"/>
       </w:rPr>
     </w:lvl>
     <w:lvl w:ilvl="5">
@@ -3105,7 +3316,7 @@
         <w:ind w:left="4320" w:hanging="360"/>
       </w:pPr>
       <w:rPr>
-        <w:rFonts w:ascii="Wingdings" w:hAnsi="Wingdings" w:cs="Wingdings" w:hint="default"/>
+        <w:rFonts w:ascii="Wingdings" w:hAnsi="Wingdings" w:cs="Wingdings" w:hint="default" w:eastAsia="黑体"/>
       </w:rPr>
     </w:lvl>
     <w:lvl w:ilvl="6">
@@ -3116,7 +3327,7 @@
         <w:ind w:left="5040" w:hanging="360"/>
       </w:pPr>
       <w:rPr>
-        <w:rFonts w:ascii="Symbol" w:hAnsi="Symbol" w:cs="Symbol" w:hint="default"/>
+        <w:rFonts w:ascii="Symbol" w:hAnsi="Symbol" w:cs="Symbol" w:hint="default" w:eastAsia="黑体"/>
       </w:rPr>
     </w:lvl>
     <w:lvl w:ilvl="7">
@@ -3127,7 +3338,7 @@
         <w:ind w:left="5760" w:hanging="360"/>
       </w:pPr>
       <w:rPr>
-        <w:rFonts w:ascii="Courier New" w:hAnsi="Courier New" w:cs="Courier New" w:hint="default"/>
+        <w:rFonts w:ascii="Courier New" w:hAnsi="Courier New" w:cs="Courier New" w:hint="default" w:eastAsia="黑体"/>
       </w:rPr>
     </w:lvl>
     <w:lvl w:ilvl="8">
@@ -3138,7 +3349,7 @@
         <w:ind w:left="6480" w:hanging="360"/>
       </w:pPr>
       <w:rPr>
-        <w:rFonts w:ascii="Wingdings" w:hAnsi="Wingdings" w:cs="Wingdings" w:hint="default"/>
+        <w:rFonts w:ascii="Wingdings" w:hAnsi="Wingdings" w:cs="Wingdings" w:hint="default" w:eastAsia="黑体"/>
       </w:rPr>
     </w:lvl>
   </w:abstractNum>
@@ -3191,11 +3402,11 @@
 </file>
 
 <file path=word/styles.xml><?xml version="1.0" encoding="utf-8"?>
-<w:styles xmlns:mc="http://schemas.openxmlformats.org/markup-compatibility/2006" xmlns:r="http://schemas.openxmlformats.org/officeDocument/2006/relationships" xmlns:w="http://schemas.openxmlformats.org/wordprocessingml/2006/main" xmlns:w14="http://schemas.microsoft.com/office/word/2010/wordml" mc:Ignorable="w14">
+<w:styles xmlns:mc="http://schemas.openxmlformats.org/markup-compatibility/2006" xmlns:w="http://schemas.openxmlformats.org/wordprocessingml/2006/main" xmlns:r="http://schemas.openxmlformats.org/officeDocument/2006/relationships" xmlns:w14="http://schemas.microsoft.com/office/word/2010/wordml" mc:Ignorable="w14">
   <w:docDefaults>
     <w:rPrDefault>
       <w:rPr>
-        <w:rFonts w:asciiTheme="minorHAnsi" w:cstheme="minorBidi" w:eastAsiaTheme="minorEastAsia" w:hAnsiTheme="minorHAnsi"/>
+        <w:rFonts w:asciiTheme="minorHAnsi" w:cstheme="minorBidi" w:hAnsiTheme="minorHAnsi" w:eastAsia="黑体"/>
         <w:sz w:val="22"/>
         <w:szCs w:val="22"/>
         <w:lang w:bidi="ar-SA" w:eastAsia="en-US" w:val="en-US"/>
@@ -3417,7 +3628,7 @@
       <w:outlineLvl w:val="0"/>
     </w:pPr>
     <w:rPr>
-      <w:rFonts w:ascii="Times New Roman" w:asciiTheme="majorHAnsi" w:cstheme="majorBidi" w:eastAsia="黑体" w:eastAsiaTheme="majorEastAsia" w:hAnsi="Times New Roman" w:hAnsiTheme="majorHAnsi"/>
+      <w:rFonts w:ascii="Times New Roman" w:asciiTheme="majorHAnsi" w:cstheme="majorBidi" w:eastAsia="黑体" w:hAnsi="Times New Roman" w:hAnsiTheme="majorHAnsi"/>
       <w:b/>
       <w:bCs/>
       <w:color w:val="1F3864"/>
@@ -3441,7 +3652,7 @@
       <w:outlineLvl w:val="1"/>
     </w:pPr>
     <w:rPr>
-      <w:rFonts w:ascii="Times New Roman" w:asciiTheme="majorHAnsi" w:cstheme="majorBidi" w:eastAsia="黑体" w:eastAsiaTheme="majorEastAsia" w:hAnsi="Times New Roman" w:hAnsiTheme="majorHAnsi"/>
+      <w:rFonts w:ascii="Times New Roman" w:asciiTheme="majorHAnsi" w:cstheme="majorBidi" w:eastAsia="黑体" w:hAnsi="Times New Roman" w:hAnsiTheme="majorHAnsi"/>
       <w:b/>
       <w:bCs/>
       <w:color w:val="2E4E7E"/>
@@ -3465,7 +3676,7 @@
       <w:outlineLvl w:val="2"/>
     </w:pPr>
     <w:rPr>
-      <w:rFonts w:ascii="Times New Roman" w:asciiTheme="majorHAnsi" w:cstheme="majorBidi" w:eastAsia="黑体" w:eastAsiaTheme="majorEastAsia" w:hAnsi="Times New Roman" w:hAnsiTheme="majorHAnsi"/>
+      <w:rFonts w:ascii="Times New Roman" w:asciiTheme="majorHAnsi" w:cstheme="majorBidi" w:eastAsia="黑体" w:hAnsi="Times New Roman" w:hAnsiTheme="majorHAnsi"/>
       <w:b/>
       <w:bCs/>
       <w:color w:val="2E4E7E"/>
@@ -3489,7 +3700,7 @@
       <w:outlineLvl w:val="3"/>
     </w:pPr>
     <w:rPr>
-      <w:rFonts w:ascii="Times New Roman" w:asciiTheme="majorHAnsi" w:cstheme="majorBidi" w:eastAsia="黑体" w:eastAsiaTheme="majorEastAsia" w:hAnsi="Times New Roman" w:hAnsiTheme="majorHAnsi"/>
+      <w:rFonts w:ascii="Times New Roman" w:asciiTheme="majorHAnsi" w:cstheme="majorBidi" w:eastAsia="黑体" w:hAnsi="Times New Roman" w:hAnsiTheme="majorHAnsi"/>
       <w:b/>
       <w:bCs/>
       <w:i/>
@@ -3515,7 +3726,7 @@
       <w:outlineLvl w:val="4"/>
     </w:pPr>
     <w:rPr>
-      <w:rFonts w:ascii="Times New Roman" w:asciiTheme="majorHAnsi" w:cstheme="majorBidi" w:eastAsia="黑体" w:eastAsiaTheme="majorEastAsia" w:hAnsi="Times New Roman" w:hAnsiTheme="majorHAnsi"/>
+      <w:rFonts w:ascii="Times New Roman" w:asciiTheme="majorHAnsi" w:cstheme="majorBidi" w:eastAsia="黑体" w:hAnsi="Times New Roman" w:hAnsiTheme="majorHAnsi"/>
       <w:b/>
       <w:color w:val="333333"/>
       <w:sz w:val="22"/>
@@ -3538,7 +3749,7 @@
       <w:outlineLvl w:val="5"/>
     </w:pPr>
     <w:rPr>
-      <w:rFonts w:asciiTheme="majorHAnsi" w:cstheme="majorBidi" w:eastAsiaTheme="majorEastAsia" w:hAnsiTheme="majorHAnsi"/>
+      <w:rFonts w:asciiTheme="majorHAnsi" w:cstheme="majorBidi" w:hAnsiTheme="majorHAnsi" w:eastAsia="黑体"/>
       <w:i/>
       <w:iCs/>
       <w:color w:themeColor="accent1" w:themeShade="7F" w:val="243F60"/>
@@ -3561,7 +3772,7 @@
       <w:outlineLvl w:val="6"/>
     </w:pPr>
     <w:rPr>
-      <w:rFonts w:asciiTheme="majorHAnsi" w:cstheme="majorBidi" w:eastAsiaTheme="majorEastAsia" w:hAnsiTheme="majorHAnsi"/>
+      <w:rFonts w:asciiTheme="majorHAnsi" w:cstheme="majorBidi" w:hAnsiTheme="majorHAnsi" w:eastAsia="黑体"/>
       <w:i/>
       <w:iCs/>
       <w:color w:themeColor="text1" w:themeTint="BF" w:val="404040"/>
@@ -3584,7 +3795,7 @@
       <w:outlineLvl w:val="7"/>
     </w:pPr>
     <w:rPr>
-      <w:rFonts w:asciiTheme="majorHAnsi" w:cstheme="majorBidi" w:eastAsiaTheme="majorEastAsia" w:hAnsiTheme="majorHAnsi"/>
+      <w:rFonts w:asciiTheme="majorHAnsi" w:cstheme="majorBidi" w:hAnsiTheme="majorHAnsi" w:eastAsia="黑体"/>
       <w:color w:themeColor="accent1" w:val="4F81BD"/>
       <w:sz w:val="20"/>
       <w:szCs w:val="20"/>
@@ -3607,7 +3818,7 @@
       <w:outlineLvl w:val="8"/>
     </w:pPr>
     <w:rPr>
-      <w:rFonts w:asciiTheme="majorHAnsi" w:cstheme="majorBidi" w:eastAsiaTheme="majorEastAsia" w:hAnsiTheme="majorHAnsi"/>
+      <w:rFonts w:asciiTheme="majorHAnsi" w:cstheme="majorBidi" w:hAnsiTheme="majorHAnsi" w:eastAsia="黑体"/>
       <w:i/>
       <w:iCs/>
       <w:color w:themeColor="text1" w:themeTint="BF" w:val="404040"/>
@@ -3658,7 +3869,7 @@
     <w:uiPriority w:val="9"/>
     <w:rsid w:val="00FC693F"/>
     <w:rPr>
-      <w:rFonts w:asciiTheme="majorHAnsi" w:cstheme="majorBidi" w:eastAsiaTheme="majorEastAsia" w:hAnsiTheme="majorHAnsi"/>
+      <w:rFonts w:asciiTheme="majorHAnsi" w:cstheme="majorBidi" w:hAnsiTheme="majorHAnsi" w:eastAsia="黑体"/>
       <w:b/>
       <w:bCs/>
       <w:color w:themeColor="accent1" w:themeShade="BF" w:val="365F91"/>
@@ -3673,7 +3884,7 @@
     <w:uiPriority w:val="9"/>
     <w:rsid w:val="00FC693F"/>
     <w:rPr>
-      <w:rFonts w:asciiTheme="majorHAnsi" w:cstheme="majorBidi" w:eastAsiaTheme="majorEastAsia" w:hAnsiTheme="majorHAnsi"/>
+      <w:rFonts w:asciiTheme="majorHAnsi" w:cstheme="majorBidi" w:hAnsiTheme="majorHAnsi" w:eastAsia="黑体"/>
       <w:b/>
       <w:bCs/>
       <w:color w:themeColor="accent1" w:val="4F81BD"/>
@@ -3688,7 +3899,7 @@
     <w:uiPriority w:val="9"/>
     <w:rsid w:val="00FC693F"/>
     <w:rPr>
-      <w:rFonts w:asciiTheme="majorHAnsi" w:cstheme="majorBidi" w:eastAsiaTheme="majorEastAsia" w:hAnsiTheme="majorHAnsi"/>
+      <w:rFonts w:asciiTheme="majorHAnsi" w:cstheme="majorBidi" w:hAnsiTheme="majorHAnsi" w:eastAsia="黑体"/>
       <w:b/>
       <w:bCs/>
       <w:color w:themeColor="accent1" w:val="4F81BD"/>
@@ -3711,7 +3922,7 @@
       <w:contextualSpacing/>
     </w:pPr>
     <w:rPr>
-      <w:rFonts w:ascii="Times New Roman" w:asciiTheme="majorHAnsi" w:cstheme="majorBidi" w:eastAsia="黑体" w:eastAsiaTheme="majorEastAsia" w:hAnsi="Times New Roman" w:hAnsiTheme="majorHAnsi"/>
+      <w:rFonts w:ascii="Times New Roman" w:asciiTheme="majorHAnsi" w:cstheme="majorBidi" w:eastAsia="黑体" w:hAnsi="Times New Roman" w:hAnsiTheme="majorHAnsi"/>
       <w:b/>
       <w:color w:val="1F3864"/>
       <w:spacing w:val="5"/>
@@ -3727,7 +3938,7 @@
     <w:uiPriority w:val="10"/>
     <w:rsid w:val="00FC693F"/>
     <w:rPr>
-      <w:rFonts w:asciiTheme="majorHAnsi" w:cstheme="majorBidi" w:eastAsiaTheme="majorEastAsia" w:hAnsiTheme="majorHAnsi"/>
+      <w:rFonts w:asciiTheme="majorHAnsi" w:cstheme="majorBidi" w:hAnsiTheme="majorHAnsi" w:eastAsia="黑体"/>
       <w:color w:themeColor="text2" w:themeShade="BF" w:val="17365D"/>
       <w:spacing w:val="5"/>
       <w:kern w:val="28"/>
@@ -3749,7 +3960,7 @@
       </w:numPr>
     </w:pPr>
     <w:rPr>
-      <w:rFonts w:asciiTheme="majorHAnsi" w:cstheme="majorBidi" w:eastAsiaTheme="majorEastAsia" w:hAnsiTheme="majorHAnsi"/>
+      <w:rFonts w:asciiTheme="majorHAnsi" w:cstheme="majorBidi" w:hAnsiTheme="majorHAnsi" w:eastAsia="黑体"/>
       <w:i/>
       <w:iCs/>
       <w:color w:themeColor="accent1" w:val="4F81BD"/>
@@ -3765,7 +3976,7 @@
     <w:uiPriority w:val="11"/>
     <w:rsid w:val="00FC693F"/>
     <w:rPr>
-      <w:rFonts w:asciiTheme="majorHAnsi" w:cstheme="majorBidi" w:eastAsiaTheme="majorEastAsia" w:hAnsiTheme="majorHAnsi"/>
+      <w:rFonts w:asciiTheme="majorHAnsi" w:cstheme="majorBidi" w:hAnsiTheme="majorHAnsi" w:eastAsia="黑体"/>
       <w:i/>
       <w:iCs/>
       <w:color w:themeColor="accent1" w:val="4F81BD"/>
@@ -3832,6 +4043,7 @@
       <w:spacing w:after="120"/>
     </w:pPr>
     <w:rPr>
+      <w:rFonts w:eastAsia="黑体"/>
       <w:sz w:val="16"/>
       <w:szCs w:val="16"/>
     </w:rPr>
@@ -3843,6 +4055,7 @@
     <w:uiPriority w:val="99"/>
     <w:rsid w:val="00AA1D8D"/>
     <w:rPr>
+      <w:rFonts w:eastAsia="黑体"/>
       <w:sz w:val="16"/>
       <w:szCs w:val="16"/>
     </w:rPr>
@@ -4012,7 +4225,7 @@
       </w:tabs>
     </w:pPr>
     <w:rPr>
-      <w:rFonts w:ascii="Courier" w:hAnsi="Courier"/>
+      <w:rFonts w:ascii="Courier" w:hAnsi="Courier" w:eastAsia="黑体"/>
       <w:sz w:val="20"/>
       <w:szCs w:val="20"/>
     </w:rPr>
@@ -4024,7 +4237,7 @@
     <w:uiPriority w:val="99"/>
     <w:rsid w:val="0029639D"/>
     <w:rPr>
-      <w:rFonts w:ascii="Courier" w:hAnsi="Courier"/>
+      <w:rFonts w:ascii="Courier" w:hAnsi="Courier" w:eastAsia="黑体"/>
       <w:sz w:val="20"/>
       <w:szCs w:val="20"/>
     </w:rPr>
@@ -4060,6 +4273,7 @@
     <w:uiPriority w:val="29"/>
     <w:rsid w:val="00FC693F"/>
     <w:rPr>
+      <w:rFonts w:eastAsia="黑体"/>
       <w:i/>
       <w:iCs/>
       <w:color w:themeColor="text1" w:val="000000"/>
@@ -4073,7 +4287,7 @@
     <w:semiHidden/>
     <w:rsid w:val="00FC693F"/>
     <w:rPr>
-      <w:rFonts w:asciiTheme="majorHAnsi" w:cstheme="majorBidi" w:eastAsiaTheme="majorEastAsia" w:hAnsiTheme="majorHAnsi"/>
+      <w:rFonts w:asciiTheme="majorHAnsi" w:cstheme="majorBidi" w:hAnsiTheme="majorHAnsi" w:eastAsia="黑体"/>
       <w:b/>
       <w:bCs/>
       <w:i/>
@@ -4089,7 +4303,7 @@
     <w:semiHidden/>
     <w:rsid w:val="00FC693F"/>
     <w:rPr>
-      <w:rFonts w:asciiTheme="majorHAnsi" w:cstheme="majorBidi" w:eastAsiaTheme="majorEastAsia" w:hAnsiTheme="majorHAnsi"/>
+      <w:rFonts w:asciiTheme="majorHAnsi" w:cstheme="majorBidi" w:hAnsiTheme="majorHAnsi" w:eastAsia="黑体"/>
       <w:color w:themeColor="accent1" w:themeShade="7F" w:val="243F60"/>
     </w:rPr>
   </w:style>
@@ -4101,7 +4315,7 @@
     <w:semiHidden/>
     <w:rsid w:val="00FC693F"/>
     <w:rPr>
-      <w:rFonts w:asciiTheme="majorHAnsi" w:cstheme="majorBidi" w:eastAsiaTheme="majorEastAsia" w:hAnsiTheme="majorHAnsi"/>
+      <w:rFonts w:asciiTheme="majorHAnsi" w:cstheme="majorBidi" w:hAnsiTheme="majorHAnsi" w:eastAsia="黑体"/>
       <w:i/>
       <w:iCs/>
       <w:color w:themeColor="accent1" w:themeShade="7F" w:val="243F60"/>
@@ -4115,7 +4329,7 @@
     <w:semiHidden/>
     <w:rsid w:val="00FC693F"/>
     <w:rPr>
-      <w:rFonts w:asciiTheme="majorHAnsi" w:cstheme="majorBidi" w:eastAsiaTheme="majorEastAsia" w:hAnsiTheme="majorHAnsi"/>
+      <w:rFonts w:asciiTheme="majorHAnsi" w:cstheme="majorBidi" w:hAnsiTheme="majorHAnsi" w:eastAsia="黑体"/>
       <w:i/>
       <w:iCs/>
       <w:color w:themeColor="text1" w:themeTint="BF" w:val="404040"/>
@@ -4129,7 +4343,7 @@
     <w:semiHidden/>
     <w:rsid w:val="00FC693F"/>
     <w:rPr>
-      <w:rFonts w:asciiTheme="majorHAnsi" w:cstheme="majorBidi" w:eastAsiaTheme="majorEastAsia" w:hAnsiTheme="majorHAnsi"/>
+      <w:rFonts w:asciiTheme="majorHAnsi" w:cstheme="majorBidi" w:hAnsiTheme="majorHAnsi" w:eastAsia="黑体"/>
       <w:color w:themeColor="accent1" w:val="4F81BD"/>
       <w:sz w:val="20"/>
       <w:szCs w:val="20"/>
@@ -4143,7 +4357,7 @@
     <w:semiHidden/>
     <w:rsid w:val="00FC693F"/>
     <w:rPr>
-      <w:rFonts w:asciiTheme="majorHAnsi" w:cstheme="majorBidi" w:eastAsiaTheme="majorEastAsia" w:hAnsiTheme="majorHAnsi"/>
+      <w:rFonts w:asciiTheme="majorHAnsi" w:cstheme="majorBidi" w:hAnsiTheme="majorHAnsi" w:eastAsia="黑体"/>
       <w:i/>
       <w:iCs/>
       <w:color w:themeColor="text1" w:themeTint="BF" w:val="404040"/>
@@ -4164,6 +4378,7 @@
       <w:spacing w:line="240" w:lineRule="auto"/>
     </w:pPr>
     <w:rPr>
+      <w:rFonts w:eastAsia="黑体"/>
       <w:b/>
       <w:bCs/>
       <w:color w:themeColor="accent1" w:val="4F81BD"/>
@@ -4178,6 +4393,7 @@
     <w:qFormat/>
     <w:rsid w:val="00FC693F"/>
     <w:rPr>
+      <w:rFonts w:eastAsia="黑体"/>
       <w:b/>
       <w:bCs/>
     </w:rPr>
@@ -4189,6 +4405,7 @@
     <w:qFormat/>
     <w:rsid w:val="00FC693F"/>
     <w:rPr>
+      <w:rFonts w:eastAsia="黑体"/>
       <w:i/>
       <w:iCs/>
     </w:rPr>
@@ -4209,6 +4426,7 @@
       <w:ind w:left="936" w:right="936"/>
     </w:pPr>
     <w:rPr>
+      <w:rFonts w:eastAsia="黑体"/>
       <w:b/>
       <w:bCs/>
       <w:i/>
@@ -4223,6 +4441,7 @@
     <w:uiPriority w:val="30"/>
     <w:rsid w:val="00FC693F"/>
     <w:rPr>
+      <w:rFonts w:eastAsia="黑体"/>
       <w:b/>
       <w:bCs/>
       <w:i/>
@@ -4237,6 +4456,7 @@
     <w:qFormat/>
     <w:rsid w:val="00FC693F"/>
     <w:rPr>
+      <w:rFonts w:eastAsia="黑体"/>
       <w:i/>
       <w:iCs/>
       <w:color w:themeColor="text1" w:themeTint="7F" w:val="808080"/>
@@ -4249,6 +4469,7 @@
     <w:qFormat/>
     <w:rsid w:val="00FC693F"/>
     <w:rPr>
+      <w:rFonts w:eastAsia="黑体"/>
       <w:b/>
       <w:bCs/>
       <w:i/>
@@ -4263,6 +4484,7 @@
     <w:qFormat/>
     <w:rsid w:val="00FC693F"/>
     <w:rPr>
+      <w:rFonts w:eastAsia="黑体"/>
       <w:smallCaps/>
       <w:color w:themeColor="accent2" w:val="C0504D"/>
       <w:u w:val="single"/>
@@ -4275,6 +4497,7 @@
     <w:qFormat/>
     <w:rsid w:val="00FC693F"/>
     <w:rPr>
+      <w:rFonts w:eastAsia="黑体"/>
       <w:b/>
       <w:bCs/>
       <w:smallCaps/>
@@ -4290,6 +4513,7 @@
     <w:qFormat/>
     <w:rsid w:val="00FC693F"/>
     <w:rPr>
+      <w:rFonts w:eastAsia="黑体"/>
       <w:b/>
       <w:bCs/>
       <w:smallCaps/>
@@ -4344,6 +4568,7 @@
       <w:spacing w:after="0" w:line="240" w:lineRule="auto"/>
     </w:pPr>
     <w:rPr>
+      <w:rFonts w:eastAsia="黑体"/>
       <w:color w:themeColor="text1" w:themeShade="BF" w:val="000000"/>
     </w:rPr>
     <w:tblPr>
@@ -4366,6 +4591,7 @@
         <w:spacing w:after="0" w:before="0" w:line="240" w:lineRule="auto"/>
       </w:pPr>
       <w:rPr>
+        <w:rFonts w:eastAsia="黑体"/>
         <w:b/>
         <w:bCs/>
       </w:rPr>
@@ -4386,6 +4612,7 @@
         <w:spacing w:after="0" w:before="0" w:line="240" w:lineRule="auto"/>
       </w:pPr>
       <w:rPr>
+        <w:rFonts w:eastAsia="黑体"/>
         <w:b/>
         <w:bCs/>
       </w:rPr>
@@ -4403,12 +4630,14 @@
     </w:tblStylePr>
     <w:tblStylePr w:type="firstCol">
       <w:rPr>
+        <w:rFonts w:eastAsia="黑体"/>
         <w:b/>
         <w:bCs/>
       </w:rPr>
     </w:tblStylePr>
     <w:tblStylePr w:type="lastCol">
       <w:rPr>
+        <w:rFonts w:eastAsia="黑体"/>
         <w:b/>
         <w:bCs/>
       </w:rPr>
@@ -4447,6 +4676,7 @@
       <w:spacing w:after="0" w:line="240" w:lineRule="auto"/>
     </w:pPr>
     <w:rPr>
+      <w:rFonts w:eastAsia="黑体"/>
       <w:color w:themeColor="accent1" w:themeShade="BF" w:val="365F91"/>
     </w:rPr>
     <w:tblPr>
@@ -4469,6 +4699,7 @@
         <w:spacing w:after="0" w:before="0" w:line="240" w:lineRule="auto"/>
       </w:pPr>
       <w:rPr>
+        <w:rFonts w:eastAsia="黑体"/>
         <w:b/>
         <w:bCs/>
       </w:rPr>
@@ -4489,6 +4720,7 @@
         <w:spacing w:after="0" w:before="0" w:line="240" w:lineRule="auto"/>
       </w:pPr>
       <w:rPr>
+        <w:rFonts w:eastAsia="黑体"/>
         <w:b/>
         <w:bCs/>
       </w:rPr>
@@ -4506,12 +4738,14 @@
     </w:tblStylePr>
     <w:tblStylePr w:type="firstCol">
       <w:rPr>
+        <w:rFonts w:eastAsia="黑体"/>
         <w:b/>
         <w:bCs/>
       </w:rPr>
     </w:tblStylePr>
     <w:tblStylePr w:type="lastCol">
       <w:rPr>
+        <w:rFonts w:eastAsia="黑体"/>
         <w:b/>
         <w:bCs/>
       </w:rPr>
@@ -4550,6 +4784,7 @@
       <w:spacing w:after="0" w:line="240" w:lineRule="auto"/>
     </w:pPr>
     <w:rPr>
+      <w:rFonts w:eastAsia="黑体"/>
       <w:color w:themeColor="accent2" w:themeShade="BF" w:val="943634"/>
     </w:rPr>
     <w:tblPr>
@@ -4572,6 +4807,7 @@
         <w:spacing w:after="0" w:before="0" w:line="240" w:lineRule="auto"/>
       </w:pPr>
       <w:rPr>
+        <w:rFonts w:eastAsia="黑体"/>
         <w:b/>
         <w:bCs/>
       </w:rPr>
@@ -4592,6 +4828,7 @@
         <w:spacing w:after="0" w:before="0" w:line="240" w:lineRule="auto"/>
       </w:pPr>
       <w:rPr>
+        <w:rFonts w:eastAsia="黑体"/>
         <w:b/>
         <w:bCs/>
       </w:rPr>
@@ -4609,12 +4846,14 @@
     </w:tblStylePr>
     <w:tblStylePr w:type="firstCol">
       <w:rPr>
+        <w:rFonts w:eastAsia="黑体"/>
         <w:b/>
         <w:bCs/>
       </w:rPr>
     </w:tblStylePr>
     <w:tblStylePr w:type="lastCol">
       <w:rPr>
+        <w:rFonts w:eastAsia="黑体"/>
         <w:b/>
         <w:bCs/>
       </w:rPr>
@@ -4653,6 +4892,7 @@
       <w:spacing w:after="0" w:line="240" w:lineRule="auto"/>
     </w:pPr>
     <w:rPr>
+      <w:rFonts w:eastAsia="黑体"/>
       <w:color w:themeColor="accent3" w:themeShade="BF" w:val="76923C"/>
     </w:rPr>
     <w:tblPr>
@@ -4675,6 +4915,7 @@
         <w:spacing w:after="0" w:before="0" w:line="240" w:lineRule="auto"/>
       </w:pPr>
       <w:rPr>
+        <w:rFonts w:eastAsia="黑体"/>
         <w:b/>
         <w:bCs/>
       </w:rPr>
@@ -4695,6 +4936,7 @@
         <w:spacing w:after="0" w:before="0" w:line="240" w:lineRule="auto"/>
       </w:pPr>
       <w:rPr>
+        <w:rFonts w:eastAsia="黑体"/>
         <w:b/>
         <w:bCs/>
       </w:rPr>
@@ -4712,12 +4954,14 @@
     </w:tblStylePr>
     <w:tblStylePr w:type="firstCol">
       <w:rPr>
+        <w:rFonts w:eastAsia="黑体"/>
         <w:b/>
         <w:bCs/>
       </w:rPr>
     </w:tblStylePr>
     <w:tblStylePr w:type="lastCol">
       <w:rPr>
+        <w:rFonts w:eastAsia="黑体"/>
         <w:b/>
         <w:bCs/>
       </w:rPr>
@@ -4756,6 +5000,7 @@
       <w:spacing w:after="0" w:line="240" w:lineRule="auto"/>
     </w:pPr>
     <w:rPr>
+      <w:rFonts w:eastAsia="黑体"/>
       <w:color w:themeColor="accent4" w:themeShade="BF" w:val="5F497A"/>
     </w:rPr>
     <w:tblPr>
@@ -4778,6 +5023,7 @@
         <w:spacing w:after="0" w:before="0" w:line="240" w:lineRule="auto"/>
       </w:pPr>
       <w:rPr>
+        <w:rFonts w:eastAsia="黑体"/>
         <w:b/>
         <w:bCs/>
       </w:rPr>
@@ -4798,6 +5044,7 @@
         <w:spacing w:after="0" w:before="0" w:line="240" w:lineRule="auto"/>
       </w:pPr>
       <w:rPr>
+        <w:rFonts w:eastAsia="黑体"/>
         <w:b/>
         <w:bCs/>
       </w:rPr>
@@ -4815,12 +5062,14 @@
     </w:tblStylePr>
     <w:tblStylePr w:type="firstCol">
       <w:rPr>
+        <w:rFonts w:eastAsia="黑体"/>
         <w:b/>
         <w:bCs/>
       </w:rPr>
     </w:tblStylePr>
     <w:tblStylePr w:type="lastCol">
       <w:rPr>
+        <w:rFonts w:eastAsia="黑体"/>
         <w:b/>
         <w:bCs/>
       </w:rPr>
@@ -4859,6 +5108,7 @@
       <w:spacing w:after="0" w:line="240" w:lineRule="auto"/>
     </w:pPr>
     <w:rPr>
+      <w:rFonts w:eastAsia="黑体"/>
       <w:color w:themeColor="accent5" w:themeShade="BF" w:val="31849B"/>
     </w:rPr>
     <w:tblPr>
@@ -4881,6 +5131,7 @@
         <w:spacing w:after="0" w:before="0" w:line="240" w:lineRule="auto"/>
       </w:pPr>
       <w:rPr>
+        <w:rFonts w:eastAsia="黑体"/>
         <w:b/>
         <w:bCs/>
       </w:rPr>
@@ -4901,6 +5152,7 @@
         <w:spacing w:after="0" w:before="0" w:line="240" w:lineRule="auto"/>
       </w:pPr>
       <w:rPr>
+        <w:rFonts w:eastAsia="黑体"/>
         <w:b/>
         <w:bCs/>
       </w:rPr>
@@ -4918,12 +5170,14 @@
     </w:tblStylePr>
     <w:tblStylePr w:type="firstCol">
       <w:rPr>
+        <w:rFonts w:eastAsia="黑体"/>
         <w:b/>
         <w:bCs/>
       </w:rPr>
     </w:tblStylePr>
     <w:tblStylePr w:type="lastCol">
       <w:rPr>
+        <w:rFonts w:eastAsia="黑体"/>
         <w:b/>
         <w:bCs/>
       </w:rPr>
@@ -4962,6 +5216,7 @@
       <w:spacing w:after="0" w:line="240" w:lineRule="auto"/>
     </w:pPr>
     <w:rPr>
+      <w:rFonts w:eastAsia="黑体"/>
       <w:color w:themeColor="accent6" w:themeShade="BF" w:val="E36C0A"/>
     </w:rPr>
     <w:tblPr>
@@ -4984,6 +5239,7 @@
         <w:spacing w:after="0" w:before="0" w:line="240" w:lineRule="auto"/>
       </w:pPr>
       <w:rPr>
+        <w:rFonts w:eastAsia="黑体"/>
         <w:b/>
         <w:bCs/>
       </w:rPr>
@@ -5004,6 +5260,7 @@
         <w:spacing w:after="0" w:before="0" w:line="240" w:lineRule="auto"/>
       </w:pPr>
       <w:rPr>
+        <w:rFonts w:eastAsia="黑体"/>
         <w:b/>
         <w:bCs/>
       </w:rPr>
@@ -5021,12 +5278,14 @@
     </w:tblStylePr>
     <w:tblStylePr w:type="firstCol">
       <w:rPr>
+        <w:rFonts w:eastAsia="黑体"/>
         <w:b/>
         <w:bCs/>
       </w:rPr>
     </w:tblStylePr>
     <w:tblStylePr w:type="lastCol">
       <w:rPr>
+        <w:rFonts w:eastAsia="黑体"/>
         <w:b/>
         <w:bCs/>
       </w:rPr>
@@ -5086,6 +5345,7 @@
         <w:spacing w:after="0" w:before="0" w:line="240" w:lineRule="auto"/>
       </w:pPr>
       <w:rPr>
+        <w:rFonts w:eastAsia="黑体"/>
         <w:b/>
         <w:bCs/>
         <w:color w:themeColor="background1" w:val="FFFFFF"/>
@@ -5100,6 +5360,7 @@
         <w:spacing w:after="0" w:before="0" w:line="240" w:lineRule="auto"/>
       </w:pPr>
       <w:rPr>
+        <w:rFonts w:eastAsia="黑体"/>
         <w:b/>
         <w:bCs/>
       </w:rPr>
@@ -5115,12 +5376,14 @@
     </w:tblStylePr>
     <w:tblStylePr w:type="firstCol">
       <w:rPr>
+        <w:rFonts w:eastAsia="黑体"/>
         <w:b/>
         <w:bCs/>
       </w:rPr>
     </w:tblStylePr>
     <w:tblStylePr w:type="lastCol">
       <w:rPr>
+        <w:rFonts w:eastAsia="黑体"/>
         <w:b/>
         <w:bCs/>
       </w:rPr>
@@ -5178,6 +5441,7 @@
         <w:spacing w:after="0" w:before="0" w:line="240" w:lineRule="auto"/>
       </w:pPr>
       <w:rPr>
+        <w:rFonts w:eastAsia="黑体"/>
         <w:b/>
         <w:bCs/>
         <w:color w:themeColor="background1" w:val="FFFFFF"/>
@@ -5192,6 +5456,7 @@
         <w:spacing w:after="0" w:before="0" w:line="240" w:lineRule="auto"/>
       </w:pPr>
       <w:rPr>
+        <w:rFonts w:eastAsia="黑体"/>
         <w:b/>
         <w:bCs/>
       </w:rPr>
@@ -5207,12 +5472,14 @@
     </w:tblStylePr>
     <w:tblStylePr w:type="firstCol">
       <w:rPr>
+        <w:rFonts w:eastAsia="黑体"/>
         <w:b/>
         <w:bCs/>
       </w:rPr>
     </w:tblStylePr>
     <w:tblStylePr w:type="lastCol">
       <w:rPr>
+        <w:rFonts w:eastAsia="黑体"/>
         <w:b/>
         <w:bCs/>
       </w:rPr>
@@ -5270,6 +5537,7 @@
         <w:spacing w:after="0" w:before="0" w:line="240" w:lineRule="auto"/>
       </w:pPr>
       <w:rPr>
+        <w:rFonts w:eastAsia="黑体"/>
         <w:b/>
         <w:bCs/>
         <w:color w:themeColor="background1" w:val="FFFFFF"/>
@@ -5284,6 +5552,7 @@
         <w:spacing w:after="0" w:before="0" w:line="240" w:lineRule="auto"/>
       </w:pPr>
       <w:rPr>
+        <w:rFonts w:eastAsia="黑体"/>
         <w:b/>
         <w:bCs/>
       </w:rPr>
@@ -5299,12 +5568,14 @@
     </w:tblStylePr>
     <w:tblStylePr w:type="firstCol">
       <w:rPr>
+        <w:rFonts w:eastAsia="黑体"/>
         <w:b/>
         <w:bCs/>
       </w:rPr>
     </w:tblStylePr>
     <w:tblStylePr w:type="lastCol">
       <w:rPr>
+        <w:rFonts w:eastAsia="黑体"/>
         <w:b/>
         <w:bCs/>
       </w:rPr>
@@ -5362,6 +5633,7 @@
         <w:spacing w:after="0" w:before="0" w:line="240" w:lineRule="auto"/>
       </w:pPr>
       <w:rPr>
+        <w:rFonts w:eastAsia="黑体"/>
         <w:b/>
         <w:bCs/>
         <w:color w:themeColor="background1" w:val="FFFFFF"/>
@@ -5376,6 +5648,7 @@
         <w:spacing w:after="0" w:before="0" w:line="240" w:lineRule="auto"/>
       </w:pPr>
       <w:rPr>
+        <w:rFonts w:eastAsia="黑体"/>
         <w:b/>
         <w:bCs/>
       </w:rPr>
@@ -5391,12 +5664,14 @@
     </w:tblStylePr>
     <w:tblStylePr w:type="firstCol">
       <w:rPr>
+        <w:rFonts w:eastAsia="黑体"/>
         <w:b/>
         <w:bCs/>
       </w:rPr>
     </w:tblStylePr>
     <w:tblStylePr w:type="lastCol">
       <w:rPr>
+        <w:rFonts w:eastAsia="黑体"/>
         <w:b/>
         <w:bCs/>
       </w:rPr>
@@ -5454,6 +5729,7 @@
         <w:spacing w:after="0" w:before="0" w:line="240" w:lineRule="auto"/>
       </w:pPr>
       <w:rPr>
+        <w:rFonts w:eastAsia="黑体"/>
         <w:b/>
         <w:bCs/>
         <w:color w:themeColor="background1" w:val="FFFFFF"/>
@@ -5468,6 +5744,7 @@
         <w:spacing w:after="0" w:before="0" w:line="240" w:lineRule="auto"/>
       </w:pPr>
       <w:rPr>
+        <w:rFonts w:eastAsia="黑体"/>
         <w:b/>
         <w:bCs/>
       </w:rPr>
@@ -5483,12 +5760,14 @@
     </w:tblStylePr>
     <w:tblStylePr w:type="firstCol">
       <w:rPr>
+        <w:rFonts w:eastAsia="黑体"/>
         <w:b/>
         <w:bCs/>
       </w:rPr>
     </w:tblStylePr>
     <w:tblStylePr w:type="lastCol">
       <w:rPr>
+        <w:rFonts w:eastAsia="黑体"/>
         <w:b/>
         <w:bCs/>
       </w:rPr>
@@ -5546,6 +5825,7 @@
         <w:spacing w:after="0" w:before="0" w:line="240" w:lineRule="auto"/>
       </w:pPr>
       <w:rPr>
+        <w:rFonts w:eastAsia="黑体"/>
         <w:b/>
         <w:bCs/>
         <w:color w:themeColor="background1" w:val="FFFFFF"/>
@@ -5560,6 +5840,7 @@
         <w:spacing w:after="0" w:before="0" w:line="240" w:lineRule="auto"/>
       </w:pPr>
       <w:rPr>
+        <w:rFonts w:eastAsia="黑体"/>
         <w:b/>
         <w:bCs/>
       </w:rPr>
@@ -5575,12 +5856,14 @@
     </w:tblStylePr>
     <w:tblStylePr w:type="firstCol">
       <w:rPr>
+        <w:rFonts w:eastAsia="黑体"/>
         <w:b/>
         <w:bCs/>
       </w:rPr>
     </w:tblStylePr>
     <w:tblStylePr w:type="lastCol">
       <w:rPr>
+        <w:rFonts w:eastAsia="黑体"/>
         <w:b/>
         <w:bCs/>
       </w:rPr>
@@ -5638,6 +5921,7 @@
         <w:spacing w:after="0" w:before="0" w:line="240" w:lineRule="auto"/>
       </w:pPr>
       <w:rPr>
+        <w:rFonts w:eastAsia="黑体"/>
         <w:b/>
         <w:bCs/>
         <w:color w:themeColor="background1" w:val="FFFFFF"/>
@@ -5652,6 +5936,7 @@
         <w:spacing w:after="0" w:before="0" w:line="240" w:lineRule="auto"/>
       </w:pPr>
       <w:rPr>
+        <w:rFonts w:eastAsia="黑体"/>
         <w:b/>
         <w:bCs/>
       </w:rPr>
@@ -5667,12 +5952,14 @@
     </w:tblStylePr>
     <w:tblStylePr w:type="firstCol">
       <w:rPr>
+        <w:rFonts w:eastAsia="黑体"/>
         <w:b/>
         <w:bCs/>
       </w:rPr>
     </w:tblStylePr>
     <w:tblStylePr w:type="lastCol">
       <w:rPr>
+        <w:rFonts w:eastAsia="黑体"/>
         <w:b/>
         <w:bCs/>
       </w:rPr>
@@ -5732,7 +6019,7 @@
         <w:spacing w:after="0" w:before="0" w:line="240" w:lineRule="auto"/>
       </w:pPr>
       <w:rPr>
-        <w:rFonts w:asciiTheme="majorHAnsi" w:cstheme="majorBidi" w:eastAsiaTheme="majorEastAsia" w:hAnsiTheme="majorHAnsi"/>
+        <w:rFonts w:asciiTheme="majorHAnsi" w:cstheme="majorBidi" w:hAnsiTheme="majorHAnsi" w:eastAsia="黑体"/>
         <w:b/>
         <w:bCs/>
       </w:rPr>
@@ -5753,7 +6040,7 @@
         <w:spacing w:after="0" w:before="0" w:line="240" w:lineRule="auto"/>
       </w:pPr>
       <w:rPr>
-        <w:rFonts w:asciiTheme="majorHAnsi" w:cstheme="majorBidi" w:eastAsiaTheme="majorEastAsia" w:hAnsiTheme="majorHAnsi"/>
+        <w:rFonts w:asciiTheme="majorHAnsi" w:cstheme="majorBidi" w:hAnsiTheme="majorHAnsi" w:eastAsia="黑体"/>
         <w:b/>
         <w:bCs/>
       </w:rPr>
@@ -5771,14 +6058,14 @@
     </w:tblStylePr>
     <w:tblStylePr w:type="firstCol">
       <w:rPr>
-        <w:rFonts w:asciiTheme="majorHAnsi" w:cstheme="majorBidi" w:eastAsiaTheme="majorEastAsia" w:hAnsiTheme="majorHAnsi"/>
+        <w:rFonts w:asciiTheme="majorHAnsi" w:cstheme="majorBidi" w:hAnsiTheme="majorHAnsi" w:eastAsia="黑体"/>
         <w:b/>
         <w:bCs/>
       </w:rPr>
     </w:tblStylePr>
     <w:tblStylePr w:type="lastCol">
       <w:rPr>
-        <w:rFonts w:asciiTheme="majorHAnsi" w:cstheme="majorBidi" w:eastAsiaTheme="majorEastAsia" w:hAnsiTheme="majorHAnsi"/>
+        <w:rFonts w:asciiTheme="majorHAnsi" w:cstheme="majorBidi" w:hAnsiTheme="majorHAnsi" w:eastAsia="黑体"/>
         <w:b/>
         <w:bCs/>
       </w:rPr>
@@ -5862,7 +6149,7 @@
         <w:spacing w:after="0" w:before="0" w:line="240" w:lineRule="auto"/>
       </w:pPr>
       <w:rPr>
-        <w:rFonts w:asciiTheme="majorHAnsi" w:cstheme="majorBidi" w:eastAsiaTheme="majorEastAsia" w:hAnsiTheme="majorHAnsi"/>
+        <w:rFonts w:asciiTheme="majorHAnsi" w:cstheme="majorBidi" w:hAnsiTheme="majorHAnsi" w:eastAsia="黑体"/>
         <w:b/>
         <w:bCs/>
       </w:rPr>
@@ -5883,7 +6170,7 @@
         <w:spacing w:after="0" w:before="0" w:line="240" w:lineRule="auto"/>
       </w:pPr>
       <w:rPr>
-        <w:rFonts w:asciiTheme="majorHAnsi" w:cstheme="majorBidi" w:eastAsiaTheme="majorEastAsia" w:hAnsiTheme="majorHAnsi"/>
+        <w:rFonts w:asciiTheme="majorHAnsi" w:cstheme="majorBidi" w:hAnsiTheme="majorHAnsi" w:eastAsia="黑体"/>
         <w:b/>
         <w:bCs/>
       </w:rPr>
@@ -5901,14 +6188,14 @@
     </w:tblStylePr>
     <w:tblStylePr w:type="firstCol">
       <w:rPr>
-        <w:rFonts w:asciiTheme="majorHAnsi" w:cstheme="majorBidi" w:eastAsiaTheme="majorEastAsia" w:hAnsiTheme="majorHAnsi"/>
+        <w:rFonts w:asciiTheme="majorHAnsi" w:cstheme="majorBidi" w:hAnsiTheme="majorHAnsi" w:eastAsia="黑体"/>
         <w:b/>
         <w:bCs/>
       </w:rPr>
     </w:tblStylePr>
     <w:tblStylePr w:type="lastCol">
       <w:rPr>
-        <w:rFonts w:asciiTheme="majorHAnsi" w:cstheme="majorBidi" w:eastAsiaTheme="majorEastAsia" w:hAnsiTheme="majorHAnsi"/>
+        <w:rFonts w:asciiTheme="majorHAnsi" w:cstheme="majorBidi" w:hAnsiTheme="majorHAnsi" w:eastAsia="黑体"/>
         <w:b/>
         <w:bCs/>
       </w:rPr>
@@ -5992,7 +6279,7 @@
         <w:spacing w:after="0" w:before="0" w:line="240" w:lineRule="auto"/>
       </w:pPr>
       <w:rPr>
-        <w:rFonts w:asciiTheme="majorHAnsi" w:cstheme="majorBidi" w:eastAsiaTheme="majorEastAsia" w:hAnsiTheme="majorHAnsi"/>
+        <w:rFonts w:asciiTheme="majorHAnsi" w:cstheme="majorBidi" w:hAnsiTheme="majorHAnsi" w:eastAsia="黑体"/>
         <w:b/>
         <w:bCs/>
       </w:rPr>
@@ -6013,7 +6300,7 @@
         <w:spacing w:after="0" w:before="0" w:line="240" w:lineRule="auto"/>
       </w:pPr>
       <w:rPr>
-        <w:rFonts w:asciiTheme="majorHAnsi" w:cstheme="majorBidi" w:eastAsiaTheme="majorEastAsia" w:hAnsiTheme="majorHAnsi"/>
+        <w:rFonts w:asciiTheme="majorHAnsi" w:cstheme="majorBidi" w:hAnsiTheme="majorHAnsi" w:eastAsia="黑体"/>
         <w:b/>
         <w:bCs/>
       </w:rPr>
@@ -6031,14 +6318,14 @@
     </w:tblStylePr>
     <w:tblStylePr w:type="firstCol">
       <w:rPr>
-        <w:rFonts w:asciiTheme="majorHAnsi" w:cstheme="majorBidi" w:eastAsiaTheme="majorEastAsia" w:hAnsiTheme="majorHAnsi"/>
+        <w:rFonts w:asciiTheme="majorHAnsi" w:cstheme="majorBidi" w:hAnsiTheme="majorHAnsi" w:eastAsia="黑体"/>
         <w:b/>
         <w:bCs/>
       </w:rPr>
     </w:tblStylePr>
     <w:tblStylePr w:type="lastCol">
       <w:rPr>
-        <w:rFonts w:asciiTheme="majorHAnsi" w:cstheme="majorBidi" w:eastAsiaTheme="majorEastAsia" w:hAnsiTheme="majorHAnsi"/>
+        <w:rFonts w:asciiTheme="majorHAnsi" w:cstheme="majorBidi" w:hAnsiTheme="majorHAnsi" w:eastAsia="黑体"/>
         <w:b/>
         <w:bCs/>
       </w:rPr>
@@ -6122,7 +6409,7 @@
         <w:spacing w:after="0" w:before="0" w:line="240" w:lineRule="auto"/>
       </w:pPr>
       <w:rPr>
-        <w:rFonts w:asciiTheme="majorHAnsi" w:cstheme="majorBidi" w:eastAsiaTheme="majorEastAsia" w:hAnsiTheme="majorHAnsi"/>
+        <w:rFonts w:asciiTheme="majorHAnsi" w:cstheme="majorBidi" w:hAnsiTheme="majorHAnsi" w:eastAsia="黑体"/>
         <w:b/>
         <w:bCs/>
       </w:rPr>
@@ -6143,7 +6430,7 @@
         <w:spacing w:after="0" w:before="0" w:line="240" w:lineRule="auto"/>
       </w:pPr>
       <w:rPr>
-        <w:rFonts w:asciiTheme="majorHAnsi" w:cstheme="majorBidi" w:eastAsiaTheme="majorEastAsia" w:hAnsiTheme="majorHAnsi"/>
+        <w:rFonts w:asciiTheme="majorHAnsi" w:cstheme="majorBidi" w:hAnsiTheme="majorHAnsi" w:eastAsia="黑体"/>
         <w:b/>
         <w:bCs/>
       </w:rPr>
@@ -6161,14 +6448,14 @@
     </w:tblStylePr>
     <w:tblStylePr w:type="firstCol">
       <w:rPr>
-        <w:rFonts w:asciiTheme="majorHAnsi" w:cstheme="majorBidi" w:eastAsiaTheme="majorEastAsia" w:hAnsiTheme="majorHAnsi"/>
+        <w:rFonts w:asciiTheme="majorHAnsi" w:cstheme="majorBidi" w:hAnsiTheme="majorHAnsi" w:eastAsia="黑体"/>
         <w:b/>
         <w:bCs/>
       </w:rPr>
     </w:tblStylePr>
     <w:tblStylePr w:type="lastCol">
       <w:rPr>
-        <w:rFonts w:asciiTheme="majorHAnsi" w:cstheme="majorBidi" w:eastAsiaTheme="majorEastAsia" w:hAnsiTheme="majorHAnsi"/>
+        <w:rFonts w:asciiTheme="majorHAnsi" w:cstheme="majorBidi" w:hAnsiTheme="majorHAnsi" w:eastAsia="黑体"/>
         <w:b/>
         <w:bCs/>
       </w:rPr>
@@ -6252,7 +6539,7 @@
         <w:spacing w:after="0" w:before="0" w:line="240" w:lineRule="auto"/>
       </w:pPr>
       <w:rPr>
-        <w:rFonts w:asciiTheme="majorHAnsi" w:cstheme="majorBidi" w:eastAsiaTheme="majorEastAsia" w:hAnsiTheme="majorHAnsi"/>
+        <w:rFonts w:asciiTheme="majorHAnsi" w:cstheme="majorBidi" w:hAnsiTheme="majorHAnsi" w:eastAsia="黑体"/>
         <w:b/>
         <w:bCs/>
       </w:rPr>
@@ -6273,7 +6560,7 @@
         <w:spacing w:after="0" w:before="0" w:line="240" w:lineRule="auto"/>
       </w:pPr>
       <w:rPr>
-        <w:rFonts w:asciiTheme="majorHAnsi" w:cstheme="majorBidi" w:eastAsiaTheme="majorEastAsia" w:hAnsiTheme="majorHAnsi"/>
+        <w:rFonts w:asciiTheme="majorHAnsi" w:cstheme="majorBidi" w:hAnsiTheme="majorHAnsi" w:eastAsia="黑体"/>
         <w:b/>
         <w:bCs/>
       </w:rPr>
@@ -6291,14 +6578,14 @@
     </w:tblStylePr>
     <w:tblStylePr w:type="firstCol">
       <w:rPr>
-        <w:rFonts w:asciiTheme="majorHAnsi" w:cstheme="majorBidi" w:eastAsiaTheme="majorEastAsia" w:hAnsiTheme="majorHAnsi"/>
+        <w:rFonts w:asciiTheme="majorHAnsi" w:cstheme="majorBidi" w:hAnsiTheme="majorHAnsi" w:eastAsia="黑体"/>
         <w:b/>
         <w:bCs/>
       </w:rPr>
     </w:tblStylePr>
     <w:tblStylePr w:type="lastCol">
       <w:rPr>
-        <w:rFonts w:asciiTheme="majorHAnsi" w:cstheme="majorBidi" w:eastAsiaTheme="majorEastAsia" w:hAnsiTheme="majorHAnsi"/>
+        <w:rFonts w:asciiTheme="majorHAnsi" w:cstheme="majorBidi" w:hAnsiTheme="majorHAnsi" w:eastAsia="黑体"/>
         <w:b/>
         <w:bCs/>
       </w:rPr>
@@ -6382,7 +6669,7 @@
         <w:spacing w:after="0" w:before="0" w:line="240" w:lineRule="auto"/>
       </w:pPr>
       <w:rPr>
-        <w:rFonts w:asciiTheme="majorHAnsi" w:cstheme="majorBidi" w:eastAsiaTheme="majorEastAsia" w:hAnsiTheme="majorHAnsi"/>
+        <w:rFonts w:asciiTheme="majorHAnsi" w:cstheme="majorBidi" w:hAnsiTheme="majorHAnsi" w:eastAsia="黑体"/>
         <w:b/>
         <w:bCs/>
       </w:rPr>
@@ -6403,7 +6690,7 @@
         <w:spacing w:after="0" w:before="0" w:line="240" w:lineRule="auto"/>
       </w:pPr>
       <w:rPr>
-        <w:rFonts w:asciiTheme="majorHAnsi" w:cstheme="majorBidi" w:eastAsiaTheme="majorEastAsia" w:hAnsiTheme="majorHAnsi"/>
+        <w:rFonts w:asciiTheme="majorHAnsi" w:cstheme="majorBidi" w:hAnsiTheme="majorHAnsi" w:eastAsia="黑体"/>
         <w:b/>
         <w:bCs/>
       </w:rPr>
@@ -6421,14 +6708,14 @@
     </w:tblStylePr>
     <w:tblStylePr w:type="firstCol">
       <w:rPr>
-        <w:rFonts w:asciiTheme="majorHAnsi" w:cstheme="majorBidi" w:eastAsiaTheme="majorEastAsia" w:hAnsiTheme="majorHAnsi"/>
+        <w:rFonts w:asciiTheme="majorHAnsi" w:cstheme="majorBidi" w:hAnsiTheme="majorHAnsi" w:eastAsia="黑体"/>
         <w:b/>
         <w:bCs/>
       </w:rPr>
     </w:tblStylePr>
     <w:tblStylePr w:type="lastCol">
       <w:rPr>
-        <w:rFonts w:asciiTheme="majorHAnsi" w:cstheme="majorBidi" w:eastAsiaTheme="majorEastAsia" w:hAnsiTheme="majorHAnsi"/>
+        <w:rFonts w:asciiTheme="majorHAnsi" w:cstheme="majorBidi" w:hAnsiTheme="majorHAnsi" w:eastAsia="黑体"/>
         <w:b/>
         <w:bCs/>
       </w:rPr>
@@ -6512,7 +6799,7 @@
         <w:spacing w:after="0" w:before="0" w:line="240" w:lineRule="auto"/>
       </w:pPr>
       <w:rPr>
-        <w:rFonts w:asciiTheme="majorHAnsi" w:cstheme="majorBidi" w:eastAsiaTheme="majorEastAsia" w:hAnsiTheme="majorHAnsi"/>
+        <w:rFonts w:asciiTheme="majorHAnsi" w:cstheme="majorBidi" w:hAnsiTheme="majorHAnsi" w:eastAsia="黑体"/>
         <w:b/>
         <w:bCs/>
       </w:rPr>
@@ -6533,7 +6820,7 @@
         <w:spacing w:after="0" w:before="0" w:line="240" w:lineRule="auto"/>
       </w:pPr>
       <w:rPr>
-        <w:rFonts w:asciiTheme="majorHAnsi" w:cstheme="majorBidi" w:eastAsiaTheme="majorEastAsia" w:hAnsiTheme="majorHAnsi"/>
+        <w:rFonts w:asciiTheme="majorHAnsi" w:cstheme="majorBidi" w:hAnsiTheme="majorHAnsi" w:eastAsia="黑体"/>
         <w:b/>
         <w:bCs/>
       </w:rPr>
@@ -6551,14 +6838,14 @@
     </w:tblStylePr>
     <w:tblStylePr w:type="firstCol">
       <w:rPr>
-        <w:rFonts w:asciiTheme="majorHAnsi" w:cstheme="majorBidi" w:eastAsiaTheme="majorEastAsia" w:hAnsiTheme="majorHAnsi"/>
+        <w:rFonts w:asciiTheme="majorHAnsi" w:cstheme="majorBidi" w:hAnsiTheme="majorHAnsi" w:eastAsia="黑体"/>
         <w:b/>
         <w:bCs/>
       </w:rPr>
     </w:tblStylePr>
     <w:tblStylePr w:type="lastCol">
       <w:rPr>
-        <w:rFonts w:asciiTheme="majorHAnsi" w:cstheme="majorBidi" w:eastAsiaTheme="majorEastAsia" w:hAnsiTheme="majorHAnsi"/>
+        <w:rFonts w:asciiTheme="majorHAnsi" w:cstheme="majorBidi" w:hAnsiTheme="majorHAnsi" w:eastAsia="黑体"/>
         <w:b/>
         <w:bCs/>
       </w:rPr>
@@ -6641,6 +6928,7 @@
         <w:spacing w:after="0" w:before="0" w:line="240" w:lineRule="auto"/>
       </w:pPr>
       <w:rPr>
+        <w:rFonts w:eastAsia="黑体"/>
         <w:b/>
         <w:bCs/>
         <w:color w:themeColor="background1" w:val="FFFFFF"/>
@@ -6663,6 +6951,7 @@
         <w:spacing w:after="0" w:before="0" w:line="240" w:lineRule="auto"/>
       </w:pPr>
       <w:rPr>
+        <w:rFonts w:eastAsia="黑体"/>
         <w:b/>
         <w:bCs/>
       </w:rPr>
@@ -6680,12 +6969,14 @@
     </w:tblStylePr>
     <w:tblStylePr w:type="firstCol">
       <w:rPr>
+        <w:rFonts w:eastAsia="黑体"/>
         <w:b/>
         <w:bCs/>
       </w:rPr>
     </w:tblStylePr>
     <w:tblStylePr w:type="lastCol">
       <w:rPr>
+        <w:rFonts w:eastAsia="黑体"/>
         <w:b/>
         <w:bCs/>
       </w:rPr>
@@ -6747,6 +7038,7 @@
         <w:spacing w:after="0" w:before="0" w:line="240" w:lineRule="auto"/>
       </w:pPr>
       <w:rPr>
+        <w:rFonts w:eastAsia="黑体"/>
         <w:b/>
         <w:bCs/>
         <w:color w:themeColor="background1" w:val="FFFFFF"/>
@@ -6769,6 +7061,7 @@
         <w:spacing w:after="0" w:before="0" w:line="240" w:lineRule="auto"/>
       </w:pPr>
       <w:rPr>
+        <w:rFonts w:eastAsia="黑体"/>
         <w:b/>
         <w:bCs/>
       </w:rPr>
@@ -6786,12 +7079,14 @@
     </w:tblStylePr>
     <w:tblStylePr w:type="firstCol">
       <w:rPr>
+        <w:rFonts w:eastAsia="黑体"/>
         <w:b/>
         <w:bCs/>
       </w:rPr>
     </w:tblStylePr>
     <w:tblStylePr w:type="lastCol">
       <w:rPr>
+        <w:rFonts w:eastAsia="黑体"/>
         <w:b/>
         <w:bCs/>
       </w:rPr>
@@ -6853,6 +7148,7 @@
         <w:spacing w:after="0" w:before="0" w:line="240" w:lineRule="auto"/>
       </w:pPr>
       <w:rPr>
+        <w:rFonts w:eastAsia="黑体"/>
         <w:b/>
         <w:bCs/>
         <w:color w:themeColor="background1" w:val="FFFFFF"/>
@@ -6875,6 +7171,7 @@
         <w:spacing w:after="0" w:before="0" w:line="240" w:lineRule="auto"/>
       </w:pPr>
       <w:rPr>
+        <w:rFonts w:eastAsia="黑体"/>
         <w:b/>
         <w:bCs/>
       </w:rPr>
@@ -6892,12 +7189,14 @@
     </w:tblStylePr>
     <w:tblStylePr w:type="firstCol">
       <w:rPr>
+        <w:rFonts w:eastAsia="黑体"/>
         <w:b/>
         <w:bCs/>
       </w:rPr>
     </w:tblStylePr>
     <w:tblStylePr w:type="lastCol">
       <w:rPr>
+        <w:rFonts w:eastAsia="黑体"/>
         <w:b/>
         <w:bCs/>
       </w:rPr>
@@ -6959,6 +7258,7 @@
         <w:spacing w:after="0" w:before="0" w:line="240" w:lineRule="auto"/>
       </w:pPr>
       <w:rPr>
+        <w:rFonts w:eastAsia="黑体"/>
         <w:b/>
         <w:bCs/>
         <w:color w:themeColor="background1" w:val="FFFFFF"/>
@@ -6981,6 +7281,7 @@
         <w:spacing w:after="0" w:before="0" w:line="240" w:lineRule="auto"/>
       </w:pPr>
       <w:rPr>
+        <w:rFonts w:eastAsia="黑体"/>
         <w:b/>
         <w:bCs/>
       </w:rPr>
@@ -6998,12 +7299,14 @@
     </w:tblStylePr>
     <w:tblStylePr w:type="firstCol">
       <w:rPr>
+        <w:rFonts w:eastAsia="黑体"/>
         <w:b/>
         <w:bCs/>
       </w:rPr>
     </w:tblStylePr>
     <w:tblStylePr w:type="lastCol">
       <w:rPr>
+        <w:rFonts w:eastAsia="黑体"/>
         <w:b/>
         <w:bCs/>
       </w:rPr>
@@ -7065,6 +7368,7 @@
         <w:spacing w:after="0" w:before="0" w:line="240" w:lineRule="auto"/>
       </w:pPr>
       <w:rPr>
+        <w:rFonts w:eastAsia="黑体"/>
         <w:b/>
         <w:bCs/>
         <w:color w:themeColor="background1" w:val="FFFFFF"/>
@@ -7087,6 +7391,7 @@
         <w:spacing w:after="0" w:before="0" w:line="240" w:lineRule="auto"/>
       </w:pPr>
       <w:rPr>
+        <w:rFonts w:eastAsia="黑体"/>
         <w:b/>
         <w:bCs/>
       </w:rPr>
@@ -7104,12 +7409,14 @@
     </w:tblStylePr>
     <w:tblStylePr w:type="firstCol">
       <w:rPr>
+        <w:rFonts w:eastAsia="黑体"/>
         <w:b/>
         <w:bCs/>
       </w:rPr>
     </w:tblStylePr>
     <w:tblStylePr w:type="lastCol">
       <w:rPr>
+        <w:rFonts w:eastAsia="黑体"/>
         <w:b/>
         <w:bCs/>
       </w:rPr>
@@ -7171,6 +7478,7 @@
         <w:spacing w:after="0" w:before="0" w:line="240" w:lineRule="auto"/>
       </w:pPr>
       <w:rPr>
+        <w:rFonts w:eastAsia="黑体"/>
         <w:b/>
         <w:bCs/>
         <w:color w:themeColor="background1" w:val="FFFFFF"/>
@@ -7193,6 +7501,7 @@
         <w:spacing w:after="0" w:before="0" w:line="240" w:lineRule="auto"/>
       </w:pPr>
       <w:rPr>
+        <w:rFonts w:eastAsia="黑体"/>
         <w:b/>
         <w:bCs/>
       </w:rPr>
@@ -7210,12 +7519,14 @@
     </w:tblStylePr>
     <w:tblStylePr w:type="firstCol">
       <w:rPr>
+        <w:rFonts w:eastAsia="黑体"/>
         <w:b/>
         <w:bCs/>
       </w:rPr>
     </w:tblStylePr>
     <w:tblStylePr w:type="lastCol">
       <w:rPr>
+        <w:rFonts w:eastAsia="黑体"/>
         <w:b/>
         <w:bCs/>
       </w:rPr>
@@ -7277,6 +7588,7 @@
         <w:spacing w:after="0" w:before="0" w:line="240" w:lineRule="auto"/>
       </w:pPr>
       <w:rPr>
+        <w:rFonts w:eastAsia="黑体"/>
         <w:b/>
         <w:bCs/>
         <w:color w:themeColor="background1" w:val="FFFFFF"/>
@@ -7299,6 +7611,7 @@
         <w:spacing w:after="0" w:before="0" w:line="240" w:lineRule="auto"/>
       </w:pPr>
       <w:rPr>
+        <w:rFonts w:eastAsia="黑体"/>
         <w:b/>
         <w:bCs/>
       </w:rPr>
@@ -7316,12 +7629,14 @@
     </w:tblStylePr>
     <w:tblStylePr w:type="firstCol">
       <w:rPr>
+        <w:rFonts w:eastAsia="黑体"/>
         <w:b/>
         <w:bCs/>
       </w:rPr>
     </w:tblStylePr>
     <w:tblStylePr w:type="lastCol">
       <w:rPr>
+        <w:rFonts w:eastAsia="黑体"/>
         <w:b/>
         <w:bCs/>
       </w:rPr>
@@ -7380,6 +7695,7 @@
         <w:spacing w:after="0" w:before="0" w:line="240" w:lineRule="auto"/>
       </w:pPr>
       <w:rPr>
+        <w:rFonts w:eastAsia="黑体"/>
         <w:b/>
         <w:bCs/>
         <w:color w:themeColor="background1" w:val="FFFFFF"/>
@@ -7402,6 +7718,7 @@
         <w:spacing w:after="0" w:before="0" w:line="240" w:lineRule="auto"/>
       </w:pPr>
       <w:rPr>
+        <w:rFonts w:eastAsia="黑体"/>
         <w:color w:val="auto"/>
       </w:rPr>
       <w:tblPr/>
@@ -7419,6 +7736,7 @@
     </w:tblStylePr>
     <w:tblStylePr w:type="firstCol">
       <w:rPr>
+        <w:rFonts w:eastAsia="黑体"/>
         <w:b/>
         <w:bCs/>
         <w:color w:themeColor="background1" w:val="FFFFFF"/>
@@ -7438,6 +7756,7 @@
     </w:tblStylePr>
     <w:tblStylePr w:type="lastCol">
       <w:rPr>
+        <w:rFonts w:eastAsia="黑体"/>
         <w:b/>
         <w:bCs/>
         <w:color w:themeColor="background1" w:val="FFFFFF"/>
@@ -7486,6 +7805,7 @@
     </w:tblStylePr>
     <w:tblStylePr w:type="nwCell">
       <w:rPr>
+        <w:rFonts w:eastAsia="黑体"/>
         <w:color w:themeColor="background1" w:val="FFFFFF"/>
       </w:rPr>
       <w:tblPr/>
@@ -7529,6 +7849,7 @@
         <w:spacing w:after="0" w:before="0" w:line="240" w:lineRule="auto"/>
       </w:pPr>
       <w:rPr>
+        <w:rFonts w:eastAsia="黑体"/>
         <w:b/>
         <w:bCs/>
         <w:color w:themeColor="background1" w:val="FFFFFF"/>
@@ -7551,6 +7872,7 @@
         <w:spacing w:after="0" w:before="0" w:line="240" w:lineRule="auto"/>
       </w:pPr>
       <w:rPr>
+        <w:rFonts w:eastAsia="黑体"/>
         <w:color w:val="auto"/>
       </w:rPr>
       <w:tblPr/>
@@ -7568,6 +7890,7 @@
     </w:tblStylePr>
     <w:tblStylePr w:type="firstCol">
       <w:rPr>
+        <w:rFonts w:eastAsia="黑体"/>
         <w:b/>
         <w:bCs/>
         <w:color w:themeColor="background1" w:val="FFFFFF"/>
@@ -7587,6 +7910,7 @@
     </w:tblStylePr>
     <w:tblStylePr w:type="lastCol">
       <w:rPr>
+        <w:rFonts w:eastAsia="黑体"/>
         <w:b/>
         <w:bCs/>
         <w:color w:themeColor="background1" w:val="FFFFFF"/>
@@ -7635,6 +7959,7 @@
     </w:tblStylePr>
     <w:tblStylePr w:type="nwCell">
       <w:rPr>
+        <w:rFonts w:eastAsia="黑体"/>
         <w:color w:themeColor="background1" w:val="FFFFFF"/>
       </w:rPr>
       <w:tblPr/>
@@ -7678,6 +8003,7 @@
         <w:spacing w:after="0" w:before="0" w:line="240" w:lineRule="auto"/>
       </w:pPr>
       <w:rPr>
+        <w:rFonts w:eastAsia="黑体"/>
         <w:b/>
         <w:bCs/>
         <w:color w:themeColor="background1" w:val="FFFFFF"/>
@@ -7700,6 +8026,7 @@
         <w:spacing w:after="0" w:before="0" w:line="240" w:lineRule="auto"/>
       </w:pPr>
       <w:rPr>
+        <w:rFonts w:eastAsia="黑体"/>
         <w:color w:val="auto"/>
       </w:rPr>
       <w:tblPr/>
@@ -7717,6 +8044,7 @@
     </w:tblStylePr>
     <w:tblStylePr w:type="firstCol">
       <w:rPr>
+        <w:rFonts w:eastAsia="黑体"/>
         <w:b/>
         <w:bCs/>
         <w:color w:themeColor="background1" w:val="FFFFFF"/>
@@ -7736,6 +8064,7 @@
     </w:tblStylePr>
     <w:tblStylePr w:type="lastCol">
       <w:rPr>
+        <w:rFonts w:eastAsia="黑体"/>
         <w:b/>
         <w:bCs/>
         <w:color w:themeColor="background1" w:val="FFFFFF"/>
@@ -7784,6 +8113,7 @@
     </w:tblStylePr>
     <w:tblStylePr w:type="nwCell">
       <w:rPr>
+        <w:rFonts w:eastAsia="黑体"/>
         <w:color w:themeColor="background1" w:val="FFFFFF"/>
       </w:rPr>
       <w:tblPr/>
@@ -7827,6 +8157,7 @@
         <w:spacing w:after="0" w:before="0" w:line="240" w:lineRule="auto"/>
       </w:pPr>
       <w:rPr>
+        <w:rFonts w:eastAsia="黑体"/>
         <w:b/>
         <w:bCs/>
         <w:color w:themeColor="background1" w:val="FFFFFF"/>
@@ -7849,6 +8180,7 @@
         <w:spacing w:after="0" w:before="0" w:line="240" w:lineRule="auto"/>
       </w:pPr>
       <w:rPr>
+        <w:rFonts w:eastAsia="黑体"/>
         <w:color w:val="auto"/>
       </w:rPr>
       <w:tblPr/>
@@ -7866,6 +8198,7 @@
     </w:tblStylePr>
     <w:tblStylePr w:type="firstCol">
       <w:rPr>
+        <w:rFonts w:eastAsia="黑体"/>
         <w:b/>
         <w:bCs/>
         <w:color w:themeColor="background1" w:val="FFFFFF"/>
@@ -7885,6 +8218,7 @@
     </w:tblStylePr>
     <w:tblStylePr w:type="lastCol">
       <w:rPr>
+        <w:rFonts w:eastAsia="黑体"/>
         <w:b/>
         <w:bCs/>
         <w:color w:themeColor="background1" w:val="FFFFFF"/>
@@ -7933,6 +8267,7 @@
     </w:tblStylePr>
     <w:tblStylePr w:type="nwCell">
       <w:rPr>
+        <w:rFonts w:eastAsia="黑体"/>
         <w:color w:themeColor="background1" w:val="FFFFFF"/>
       </w:rPr>
       <w:tblPr/>
@@ -7976,6 +8311,7 @@
         <w:spacing w:after="0" w:before="0" w:line="240" w:lineRule="auto"/>
       </w:pPr>
       <w:rPr>
+        <w:rFonts w:eastAsia="黑体"/>
         <w:b/>
         <w:bCs/>
         <w:color w:themeColor="background1" w:val="FFFFFF"/>
@@ -7998,6 +8334,7 @@
         <w:spacing w:after="0" w:before="0" w:line="240" w:lineRule="auto"/>
       </w:pPr>
       <w:rPr>
+        <w:rFonts w:eastAsia="黑体"/>
         <w:color w:val="auto"/>
       </w:rPr>
       <w:tblPr/>
@@ -8015,6 +8352,7 @@
     </w:tblStylePr>
     <w:tblStylePr w:type="firstCol">
       <w:rPr>
+        <w:rFonts w:eastAsia="黑体"/>
         <w:b/>
         <w:bCs/>
         <w:color w:themeColor="background1" w:val="FFFFFF"/>
@@ -8034,6 +8372,7 @@
     </w:tblStylePr>
     <w:tblStylePr w:type="lastCol">
       <w:rPr>
+        <w:rFonts w:eastAsia="黑体"/>
         <w:b/>
         <w:bCs/>
         <w:color w:themeColor="background1" w:val="FFFFFF"/>
@@ -8082,6 +8421,7 @@
     </w:tblStylePr>
     <w:tblStylePr w:type="nwCell">
       <w:rPr>
+        <w:rFonts w:eastAsia="黑体"/>
         <w:color w:themeColor="background1" w:val="FFFFFF"/>
       </w:rPr>
       <w:tblPr/>
@@ -8125,6 +8465,7 @@
         <w:spacing w:after="0" w:before="0" w:line="240" w:lineRule="auto"/>
       </w:pPr>
       <w:rPr>
+        <w:rFonts w:eastAsia="黑体"/>
         <w:b/>
         <w:bCs/>
         <w:color w:themeColor="background1" w:val="FFFFFF"/>
@@ -8147,6 +8488,7 @@
         <w:spacing w:after="0" w:before="0" w:line="240" w:lineRule="auto"/>
       </w:pPr>
       <w:rPr>
+        <w:rFonts w:eastAsia="黑体"/>
         <w:color w:val="auto"/>
       </w:rPr>
       <w:tblPr/>
@@ -8164,6 +8506,7 @@
     </w:tblStylePr>
     <w:tblStylePr w:type="firstCol">
       <w:rPr>
+        <w:rFonts w:eastAsia="黑体"/>
         <w:b/>
         <w:bCs/>
         <w:color w:themeColor="background1" w:val="FFFFFF"/>
@@ -8183,6 +8526,7 @@
     </w:tblStylePr>
     <w:tblStylePr w:type="lastCol">
       <w:rPr>
+        <w:rFonts w:eastAsia="黑体"/>
         <w:b/>
         <w:bCs/>
         <w:color w:themeColor="background1" w:val="FFFFFF"/>
@@ -8231,6 +8575,7 @@
     </w:tblStylePr>
     <w:tblStylePr w:type="nwCell">
       <w:rPr>
+        <w:rFonts w:eastAsia="黑体"/>
         <w:color w:themeColor="background1" w:val="FFFFFF"/>
       </w:rPr>
       <w:tblPr/>
@@ -8274,6 +8619,7 @@
         <w:spacing w:after="0" w:before="0" w:line="240" w:lineRule="auto"/>
       </w:pPr>
       <w:rPr>
+        <w:rFonts w:eastAsia="黑体"/>
         <w:b/>
         <w:bCs/>
         <w:color w:themeColor="background1" w:val="FFFFFF"/>
@@ -8296,6 +8642,7 @@
         <w:spacing w:after="0" w:before="0" w:line="240" w:lineRule="auto"/>
       </w:pPr>
       <w:rPr>
+        <w:rFonts w:eastAsia="黑体"/>
         <w:color w:val="auto"/>
       </w:rPr>
       <w:tblPr/>
@@ -8313,6 +8660,7 @@
     </w:tblStylePr>
     <w:tblStylePr w:type="firstCol">
       <w:rPr>
+        <w:rFonts w:eastAsia="黑体"/>
         <w:b/>
         <w:bCs/>
         <w:color w:themeColor="background1" w:val="FFFFFF"/>
@@ -8332,6 +8680,7 @@
     </w:tblStylePr>
     <w:tblStylePr w:type="lastCol">
       <w:rPr>
+        <w:rFonts w:eastAsia="黑体"/>
         <w:b/>
         <w:bCs/>
         <w:color w:themeColor="background1" w:val="FFFFFF"/>
@@ -8380,6 +8729,7 @@
     </w:tblStylePr>
     <w:tblStylePr w:type="nwCell">
       <w:rPr>
+        <w:rFonts w:eastAsia="黑体"/>
         <w:color w:themeColor="background1" w:val="FFFFFF"/>
       </w:rPr>
       <w:tblPr/>
@@ -8404,6 +8754,7 @@
       <w:spacing w:after="0" w:line="240" w:lineRule="auto"/>
     </w:pPr>
     <w:rPr>
+      <w:rFonts w:eastAsia="黑体"/>
       <w:color w:themeColor="text1" w:val="000000"/>
     </w:rPr>
     <w:tblPr>
@@ -8423,7 +8774,7 @@
     </w:tblPr>
     <w:tblStylePr w:type="firstRow">
       <w:rPr>
-        <w:rFonts w:asciiTheme="majorHAnsi" w:cstheme="majorBidi" w:eastAsiaTheme="majorEastAsia" w:hAnsiTheme="majorHAnsi"/>
+        <w:rFonts w:asciiTheme="majorHAnsi" w:cstheme="majorBidi" w:hAnsiTheme="majorHAnsi" w:eastAsia="黑体"/>
       </w:rPr>
       <w:tblPr/>
       <w:tcPr>
@@ -8435,6 +8786,7 @@
     </w:tblStylePr>
     <w:tblStylePr w:type="lastRow">
       <w:rPr>
+        <w:rFonts w:eastAsia="黑体"/>
         <w:b/>
         <w:bCs/>
         <w:color w:themeColor="text2" w:val="1F497D"/>
@@ -8449,12 +8801,14 @@
     </w:tblStylePr>
     <w:tblStylePr w:type="firstCol">
       <w:rPr>
+        <w:rFonts w:eastAsia="黑体"/>
         <w:b/>
         <w:bCs/>
       </w:rPr>
     </w:tblStylePr>
     <w:tblStylePr w:type="lastCol">
       <w:rPr>
+        <w:rFonts w:eastAsia="黑体"/>
         <w:b/>
         <w:bCs/>
       </w:rPr>
@@ -8488,6 +8842,7 @@
       <w:spacing w:after="0" w:line="240" w:lineRule="auto"/>
     </w:pPr>
     <w:rPr>
+      <w:rFonts w:eastAsia="黑体"/>
       <w:color w:themeColor="text1" w:val="000000"/>
     </w:rPr>
     <w:tblPr>
@@ -8507,7 +8862,7 @@
     </w:tblPr>
     <w:tblStylePr w:type="firstRow">
       <w:rPr>
-        <w:rFonts w:asciiTheme="majorHAnsi" w:cstheme="majorBidi" w:eastAsiaTheme="majorEastAsia" w:hAnsiTheme="majorHAnsi"/>
+        <w:rFonts w:asciiTheme="majorHAnsi" w:cstheme="majorBidi" w:hAnsiTheme="majorHAnsi" w:eastAsia="黑体"/>
       </w:rPr>
       <w:tblPr/>
       <w:tcPr>
@@ -8519,6 +8874,7 @@
     </w:tblStylePr>
     <w:tblStylePr w:type="lastRow">
       <w:rPr>
+        <w:rFonts w:eastAsia="黑体"/>
         <w:b/>
         <w:bCs/>
         <w:color w:themeColor="text2" w:val="1F497D"/>
@@ -8533,12 +8889,14 @@
     </w:tblStylePr>
     <w:tblStylePr w:type="firstCol">
       <w:rPr>
+        <w:rFonts w:eastAsia="黑体"/>
         <w:b/>
         <w:bCs/>
       </w:rPr>
     </w:tblStylePr>
     <w:tblStylePr w:type="lastCol">
       <w:rPr>
+        <w:rFonts w:eastAsia="黑体"/>
         <w:b/>
         <w:bCs/>
       </w:rPr>
@@ -8572,6 +8930,7 @@
       <w:spacing w:after="0" w:line="240" w:lineRule="auto"/>
     </w:pPr>
     <w:rPr>
+      <w:rFonts w:eastAsia="黑体"/>
       <w:color w:themeColor="text1" w:val="000000"/>
     </w:rPr>
     <w:tblPr>
@@ -8591,7 +8950,7 @@
     </w:tblPr>
     <w:tblStylePr w:type="firstRow">
       <w:rPr>
-        <w:rFonts w:asciiTheme="majorHAnsi" w:cstheme="majorBidi" w:eastAsiaTheme="majorEastAsia" w:hAnsiTheme="majorHAnsi"/>
+        <w:rFonts w:asciiTheme="majorHAnsi" w:cstheme="majorBidi" w:hAnsiTheme="majorHAnsi" w:eastAsia="黑体"/>
       </w:rPr>
       <w:tblPr/>
       <w:tcPr>
@@ -8603,6 +8962,7 @@
     </w:tblStylePr>
     <w:tblStylePr w:type="lastRow">
       <w:rPr>
+        <w:rFonts w:eastAsia="黑体"/>
         <w:b/>
         <w:bCs/>
         <w:color w:themeColor="text2" w:val="1F497D"/>
@@ -8617,12 +8977,14 @@
     </w:tblStylePr>
     <w:tblStylePr w:type="firstCol">
       <w:rPr>
+        <w:rFonts w:eastAsia="黑体"/>
         <w:b/>
         <w:bCs/>
       </w:rPr>
     </w:tblStylePr>
     <w:tblStylePr w:type="lastCol">
       <w:rPr>
+        <w:rFonts w:eastAsia="黑体"/>
         <w:b/>
         <w:bCs/>
       </w:rPr>
@@ -8656,6 +9018,7 @@
       <w:spacing w:after="0" w:line="240" w:lineRule="auto"/>
     </w:pPr>
     <w:rPr>
+      <w:rFonts w:eastAsia="黑体"/>
       <w:color w:themeColor="text1" w:val="000000"/>
     </w:rPr>
     <w:tblPr>
@@ -8675,7 +9038,7 @@
     </w:tblPr>
     <w:tblStylePr w:type="firstRow">
       <w:rPr>
-        <w:rFonts w:asciiTheme="majorHAnsi" w:cstheme="majorBidi" w:eastAsiaTheme="majorEastAsia" w:hAnsiTheme="majorHAnsi"/>
+        <w:rFonts w:asciiTheme="majorHAnsi" w:cstheme="majorBidi" w:hAnsiTheme="majorHAnsi" w:eastAsia="黑体"/>
       </w:rPr>
       <w:tblPr/>
       <w:tcPr>
@@ -8687,6 +9050,7 @@
     </w:tblStylePr>
     <w:tblStylePr w:type="lastRow">
       <w:rPr>
+        <w:rFonts w:eastAsia="黑体"/>
         <w:b/>
         <w:bCs/>
         <w:color w:themeColor="text2" w:val="1F497D"/>
@@ -8701,12 +9065,14 @@
     </w:tblStylePr>
     <w:tblStylePr w:type="firstCol">
       <w:rPr>
+        <w:rFonts w:eastAsia="黑体"/>
         <w:b/>
         <w:bCs/>
       </w:rPr>
     </w:tblStylePr>
     <w:tblStylePr w:type="lastCol">
       <w:rPr>
+        <w:rFonts w:eastAsia="黑体"/>
         <w:b/>
         <w:bCs/>
       </w:rPr>
@@ -8740,6 +9106,7 @@
       <w:spacing w:after="0" w:line="240" w:lineRule="auto"/>
     </w:pPr>
     <w:rPr>
+      <w:rFonts w:eastAsia="黑体"/>
       <w:color w:themeColor="text1" w:val="000000"/>
     </w:rPr>
     <w:tblPr>
@@ -8759,7 +9126,7 @@
     </w:tblPr>
     <w:tblStylePr w:type="firstRow">
       <w:rPr>
-        <w:rFonts w:asciiTheme="majorHAnsi" w:cstheme="majorBidi" w:eastAsiaTheme="majorEastAsia" w:hAnsiTheme="majorHAnsi"/>
+        <w:rFonts w:asciiTheme="majorHAnsi" w:cstheme="majorBidi" w:hAnsiTheme="majorHAnsi" w:eastAsia="黑体"/>
       </w:rPr>
       <w:tblPr/>
       <w:tcPr>
@@ -8771,6 +9138,7 @@
     </w:tblStylePr>
     <w:tblStylePr w:type="lastRow">
       <w:rPr>
+        <w:rFonts w:eastAsia="黑体"/>
         <w:b/>
         <w:bCs/>
         <w:color w:themeColor="text2" w:val="1F497D"/>
@@ -8785,12 +9153,14 @@
     </w:tblStylePr>
     <w:tblStylePr w:type="firstCol">
       <w:rPr>
+        <w:rFonts w:eastAsia="黑体"/>
         <w:b/>
         <w:bCs/>
       </w:rPr>
     </w:tblStylePr>
     <w:tblStylePr w:type="lastCol">
       <w:rPr>
+        <w:rFonts w:eastAsia="黑体"/>
         <w:b/>
         <w:bCs/>
       </w:rPr>
@@ -8824,6 +9194,7 @@
       <w:spacing w:after="0" w:line="240" w:lineRule="auto"/>
     </w:pPr>
     <w:rPr>
+      <w:rFonts w:eastAsia="黑体"/>
       <w:color w:themeColor="text1" w:val="000000"/>
     </w:rPr>
     <w:tblPr>
@@ -8843,7 +9214,7 @@
     </w:tblPr>
     <w:tblStylePr w:type="firstRow">
       <w:rPr>
-        <w:rFonts w:asciiTheme="majorHAnsi" w:cstheme="majorBidi" w:eastAsiaTheme="majorEastAsia" w:hAnsiTheme="majorHAnsi"/>
+        <w:rFonts w:asciiTheme="majorHAnsi" w:cstheme="majorBidi" w:hAnsiTheme="majorHAnsi" w:eastAsia="黑体"/>
       </w:rPr>
       <w:tblPr/>
       <w:tcPr>
@@ -8855,6 +9226,7 @@
     </w:tblStylePr>
     <w:tblStylePr w:type="lastRow">
       <w:rPr>
+        <w:rFonts w:eastAsia="黑体"/>
         <w:b/>
         <w:bCs/>
         <w:color w:themeColor="text2" w:val="1F497D"/>
@@ -8869,12 +9241,14 @@
     </w:tblStylePr>
     <w:tblStylePr w:type="firstCol">
       <w:rPr>
+        <w:rFonts w:eastAsia="黑体"/>
         <w:b/>
         <w:bCs/>
       </w:rPr>
     </w:tblStylePr>
     <w:tblStylePr w:type="lastCol">
       <w:rPr>
+        <w:rFonts w:eastAsia="黑体"/>
         <w:b/>
         <w:bCs/>
       </w:rPr>
@@ -8908,6 +9282,7 @@
       <w:spacing w:after="0" w:line="240" w:lineRule="auto"/>
     </w:pPr>
     <w:rPr>
+      <w:rFonts w:eastAsia="黑体"/>
       <w:color w:themeColor="text1" w:val="000000"/>
     </w:rPr>
     <w:tblPr>
@@ -8927,7 +9302,7 @@
     </w:tblPr>
     <w:tblStylePr w:type="firstRow">
       <w:rPr>
-        <w:rFonts w:asciiTheme="majorHAnsi" w:cstheme="majorBidi" w:eastAsiaTheme="majorEastAsia" w:hAnsiTheme="majorHAnsi"/>
+        <w:rFonts w:asciiTheme="majorHAnsi" w:cstheme="majorBidi" w:hAnsiTheme="majorHAnsi" w:eastAsia="黑体"/>
       </w:rPr>
       <w:tblPr/>
       <w:tcPr>
@@ -8939,6 +9314,7 @@
     </w:tblStylePr>
     <w:tblStylePr w:type="lastRow">
       <w:rPr>
+        <w:rFonts w:eastAsia="黑体"/>
         <w:b/>
         <w:bCs/>
         <w:color w:themeColor="text2" w:val="1F497D"/>
@@ -8953,12 +9329,14 @@
     </w:tblStylePr>
     <w:tblStylePr w:type="firstCol">
       <w:rPr>
+        <w:rFonts w:eastAsia="黑体"/>
         <w:b/>
         <w:bCs/>
       </w:rPr>
     </w:tblStylePr>
     <w:tblStylePr w:type="lastCol">
       <w:rPr>
+        <w:rFonts w:eastAsia="黑体"/>
         <w:b/>
         <w:bCs/>
       </w:rPr>
@@ -8992,7 +9370,7 @@
       <w:spacing w:after="0" w:line="240" w:lineRule="auto"/>
     </w:pPr>
     <w:rPr>
-      <w:rFonts w:asciiTheme="majorHAnsi" w:cstheme="majorBidi" w:eastAsiaTheme="majorEastAsia" w:hAnsiTheme="majorHAnsi"/>
+      <w:rFonts w:asciiTheme="majorHAnsi" w:cstheme="majorBidi" w:hAnsiTheme="majorHAnsi" w:eastAsia="黑体"/>
       <w:color w:themeColor="text1" w:val="000000"/>
     </w:rPr>
     <w:tblPr>
@@ -9014,6 +9392,7 @@
     </w:tblPr>
     <w:tblStylePr w:type="firstRow">
       <w:rPr>
+        <w:rFonts w:eastAsia="黑体"/>
         <w:sz w:val="24"/>
         <w:szCs w:val="24"/>
       </w:rPr>
@@ -9120,7 +9499,7 @@
       <w:spacing w:after="0" w:line="240" w:lineRule="auto"/>
     </w:pPr>
     <w:rPr>
-      <w:rFonts w:asciiTheme="majorHAnsi" w:cstheme="majorBidi" w:eastAsiaTheme="majorEastAsia" w:hAnsiTheme="majorHAnsi"/>
+      <w:rFonts w:asciiTheme="majorHAnsi" w:cstheme="majorBidi" w:hAnsiTheme="majorHAnsi" w:eastAsia="黑体"/>
       <w:color w:themeColor="text1" w:val="000000"/>
     </w:rPr>
     <w:tblPr>
@@ -9142,6 +9521,7 @@
     </w:tblPr>
     <w:tblStylePr w:type="firstRow">
       <w:rPr>
+        <w:rFonts w:eastAsia="黑体"/>
         <w:sz w:val="24"/>
         <w:szCs w:val="24"/>
       </w:rPr>
@@ -9248,7 +9628,7 @@
       <w:spacing w:after="0" w:line="240" w:lineRule="auto"/>
     </w:pPr>
     <w:rPr>
-      <w:rFonts w:asciiTheme="majorHAnsi" w:cstheme="majorBidi" w:eastAsiaTheme="majorEastAsia" w:hAnsiTheme="majorHAnsi"/>
+      <w:rFonts w:asciiTheme="majorHAnsi" w:cstheme="majorBidi" w:hAnsiTheme="majorHAnsi" w:eastAsia="黑体"/>
       <w:color w:themeColor="text1" w:val="000000"/>
     </w:rPr>
     <w:tblPr>
@@ -9270,6 +9650,7 @@
     </w:tblPr>
     <w:tblStylePr w:type="firstRow">
       <w:rPr>
+        <w:rFonts w:eastAsia="黑体"/>
         <w:sz w:val="24"/>
         <w:szCs w:val="24"/>
       </w:rPr>
@@ -9376,7 +9757,7 @@
       <w:spacing w:after="0" w:line="240" w:lineRule="auto"/>
     </w:pPr>
     <w:rPr>
-      <w:rFonts w:asciiTheme="majorHAnsi" w:cstheme="majorBidi" w:eastAsiaTheme="majorEastAsia" w:hAnsiTheme="majorHAnsi"/>
+      <w:rFonts w:asciiTheme="majorHAnsi" w:cstheme="majorBidi" w:hAnsiTheme="majorHAnsi" w:eastAsia="黑体"/>
       <w:color w:themeColor="text1" w:val="000000"/>
     </w:rPr>
     <w:tblPr>
@@ -9398,6 +9779,7 @@
     </w:tblPr>
     <w:tblStylePr w:type="firstRow">
       <w:rPr>
+        <w:rFonts w:eastAsia="黑体"/>
         <w:sz w:val="24"/>
         <w:szCs w:val="24"/>
       </w:rPr>
@@ -9504,7 +9886,7 @@
       <w:spacing w:after="0" w:line="240" w:lineRule="auto"/>
     </w:pPr>
     <w:rPr>
-      <w:rFonts w:asciiTheme="majorHAnsi" w:cstheme="majorBidi" w:eastAsiaTheme="majorEastAsia" w:hAnsiTheme="majorHAnsi"/>
+      <w:rFonts w:asciiTheme="majorHAnsi" w:cstheme="majorBidi" w:hAnsiTheme="majorHAnsi" w:eastAsia="黑体"/>
       <w:color w:themeColor="text1" w:val="000000"/>
     </w:rPr>
     <w:tblPr>
@@ -9526,6 +9908,7 @@
     </w:tblPr>
     <w:tblStylePr w:type="firstRow">
       <w:rPr>
+        <w:rFonts w:eastAsia="黑体"/>
         <w:sz w:val="24"/>
         <w:szCs w:val="24"/>
       </w:rPr>
@@ -9632,7 +10015,7 @@
       <w:spacing w:after="0" w:line="240" w:lineRule="auto"/>
     </w:pPr>
     <w:rPr>
-      <w:rFonts w:asciiTheme="majorHAnsi" w:cstheme="majorBidi" w:eastAsiaTheme="majorEastAsia" w:hAnsiTheme="majorHAnsi"/>
+      <w:rFonts w:asciiTheme="majorHAnsi" w:cstheme="majorBidi" w:hAnsiTheme="majorHAnsi" w:eastAsia="黑体"/>
       <w:color w:themeColor="text1" w:val="000000"/>
     </w:rPr>
     <w:tblPr>
@@ -9654,6 +10037,7 @@
     </w:tblPr>
     <w:tblStylePr w:type="firstRow">
       <w:rPr>
+        <w:rFonts w:eastAsia="黑体"/>
         <w:sz w:val="24"/>
         <w:szCs w:val="24"/>
       </w:rPr>
@@ -9760,7 +10144,7 @@
       <w:spacing w:after="0" w:line="240" w:lineRule="auto"/>
     </w:pPr>
     <w:rPr>
-      <w:rFonts w:asciiTheme="majorHAnsi" w:cstheme="majorBidi" w:eastAsiaTheme="majorEastAsia" w:hAnsiTheme="majorHAnsi"/>
+      <w:rFonts w:asciiTheme="majorHAnsi" w:cstheme="majorBidi" w:hAnsiTheme="majorHAnsi" w:eastAsia="黑体"/>
       <w:color w:themeColor="text1" w:val="000000"/>
     </w:rPr>
     <w:tblPr>
@@ -9782,6 +10166,7 @@
     </w:tblPr>
     <w:tblStylePr w:type="firstRow">
       <w:rPr>
+        <w:rFonts w:eastAsia="黑体"/>
         <w:sz w:val="24"/>
         <w:szCs w:val="24"/>
       </w:rPr>
@@ -9911,12 +10296,14 @@
     </w:tcPr>
     <w:tblStylePr w:type="firstRow">
       <w:rPr>
+        <w:rFonts w:eastAsia="黑体"/>
         <w:b/>
         <w:bCs/>
       </w:rPr>
     </w:tblStylePr>
     <w:tblStylePr w:type="lastRow">
       <w:rPr>
+        <w:rFonts w:eastAsia="黑体"/>
         <w:b/>
         <w:bCs/>
       </w:rPr>
@@ -9929,12 +10316,14 @@
     </w:tblStylePr>
     <w:tblStylePr w:type="firstCol">
       <w:rPr>
+        <w:rFonts w:eastAsia="黑体"/>
         <w:b/>
         <w:bCs/>
       </w:rPr>
     </w:tblStylePr>
     <w:tblStylePr w:type="lastCol">
       <w:rPr>
+        <w:rFonts w:eastAsia="黑体"/>
         <w:b/>
         <w:bCs/>
       </w:rPr>
@@ -9984,12 +10373,14 @@
     </w:tcPr>
     <w:tblStylePr w:type="firstRow">
       <w:rPr>
+        <w:rFonts w:eastAsia="黑体"/>
         <w:b/>
         <w:bCs/>
       </w:rPr>
     </w:tblStylePr>
     <w:tblStylePr w:type="lastRow">
       <w:rPr>
+        <w:rFonts w:eastAsia="黑体"/>
         <w:b/>
         <w:bCs/>
       </w:rPr>
@@ -10002,12 +10393,14 @@
     </w:tblStylePr>
     <w:tblStylePr w:type="firstCol">
       <w:rPr>
+        <w:rFonts w:eastAsia="黑体"/>
         <w:b/>
         <w:bCs/>
       </w:rPr>
     </w:tblStylePr>
     <w:tblStylePr w:type="lastCol">
       <w:rPr>
+        <w:rFonts w:eastAsia="黑体"/>
         <w:b/>
         <w:bCs/>
       </w:rPr>
@@ -10057,12 +10450,14 @@
     </w:tcPr>
     <w:tblStylePr w:type="firstRow">
       <w:rPr>
+        <w:rFonts w:eastAsia="黑体"/>
         <w:b/>
         <w:bCs/>
       </w:rPr>
     </w:tblStylePr>
     <w:tblStylePr w:type="lastRow">
       <w:rPr>
+        <w:rFonts w:eastAsia="黑体"/>
         <w:b/>
         <w:bCs/>
       </w:rPr>
@@ -10075,12 +10470,14 @@
     </w:tblStylePr>
     <w:tblStylePr w:type="firstCol">
       <w:rPr>
+        <w:rFonts w:eastAsia="黑体"/>
         <w:b/>
         <w:bCs/>
       </w:rPr>
     </w:tblStylePr>
     <w:tblStylePr w:type="lastCol">
       <w:rPr>
+        <w:rFonts w:eastAsia="黑体"/>
         <w:b/>
         <w:bCs/>
       </w:rPr>
@@ -10130,12 +10527,14 @@
     </w:tcPr>
     <w:tblStylePr w:type="firstRow">
       <w:rPr>
+        <w:rFonts w:eastAsia="黑体"/>
         <w:b/>
         <w:bCs/>
       </w:rPr>
     </w:tblStylePr>
     <w:tblStylePr w:type="lastRow">
       <w:rPr>
+        <w:rFonts w:eastAsia="黑体"/>
         <w:b/>
         <w:bCs/>
       </w:rPr>
@@ -10148,12 +10547,14 @@
     </w:tblStylePr>
     <w:tblStylePr w:type="firstCol">
       <w:rPr>
+        <w:rFonts w:eastAsia="黑体"/>
         <w:b/>
         <w:bCs/>
       </w:rPr>
     </w:tblStylePr>
     <w:tblStylePr w:type="lastCol">
       <w:rPr>
+        <w:rFonts w:eastAsia="黑体"/>
         <w:b/>
         <w:bCs/>
       </w:rPr>
@@ -10203,12 +10604,14 @@
     </w:tcPr>
     <w:tblStylePr w:type="firstRow">
       <w:rPr>
+        <w:rFonts w:eastAsia="黑体"/>
         <w:b/>
         <w:bCs/>
       </w:rPr>
     </w:tblStylePr>
     <w:tblStylePr w:type="lastRow">
       <w:rPr>
+        <w:rFonts w:eastAsia="黑体"/>
         <w:b/>
         <w:bCs/>
       </w:rPr>
@@ -10221,12 +10624,14 @@
     </w:tblStylePr>
     <w:tblStylePr w:type="firstCol">
       <w:rPr>
+        <w:rFonts w:eastAsia="黑体"/>
         <w:b/>
         <w:bCs/>
       </w:rPr>
     </w:tblStylePr>
     <w:tblStylePr w:type="lastCol">
       <w:rPr>
+        <w:rFonts w:eastAsia="黑体"/>
         <w:b/>
         <w:bCs/>
       </w:rPr>
@@ -10276,12 +10681,14 @@
     </w:tcPr>
     <w:tblStylePr w:type="firstRow">
       <w:rPr>
+        <w:rFonts w:eastAsia="黑体"/>
         <w:b/>
         <w:bCs/>
       </w:rPr>
     </w:tblStylePr>
     <w:tblStylePr w:type="lastRow">
       <w:rPr>
+        <w:rFonts w:eastAsia="黑体"/>
         <w:b/>
         <w:bCs/>
       </w:rPr>
@@ -10294,12 +10701,14 @@
     </w:tblStylePr>
     <w:tblStylePr w:type="firstCol">
       <w:rPr>
+        <w:rFonts w:eastAsia="黑体"/>
         <w:b/>
         <w:bCs/>
       </w:rPr>
     </w:tblStylePr>
     <w:tblStylePr w:type="lastCol">
       <w:rPr>
+        <w:rFonts w:eastAsia="黑体"/>
         <w:b/>
         <w:bCs/>
       </w:rPr>
@@ -10349,12 +10758,14 @@
     </w:tcPr>
     <w:tblStylePr w:type="firstRow">
       <w:rPr>
+        <w:rFonts w:eastAsia="黑体"/>
         <w:b/>
         <w:bCs/>
       </w:rPr>
     </w:tblStylePr>
     <w:tblStylePr w:type="lastRow">
       <w:rPr>
+        <w:rFonts w:eastAsia="黑体"/>
         <w:b/>
         <w:bCs/>
       </w:rPr>
@@ -10367,12 +10778,14 @@
     </w:tblStylePr>
     <w:tblStylePr w:type="firstCol">
       <w:rPr>
+        <w:rFonts w:eastAsia="黑体"/>
         <w:b/>
         <w:bCs/>
       </w:rPr>
     </w:tblStylePr>
     <w:tblStylePr w:type="lastCol">
       <w:rPr>
+        <w:rFonts w:eastAsia="黑体"/>
         <w:b/>
         <w:bCs/>
       </w:rPr>
@@ -10399,7 +10812,7 @@
       <w:spacing w:after="0" w:line="240" w:lineRule="auto"/>
     </w:pPr>
     <w:rPr>
-      <w:rFonts w:asciiTheme="majorHAnsi" w:cstheme="majorBidi" w:eastAsiaTheme="majorEastAsia" w:hAnsiTheme="majorHAnsi"/>
+      <w:rFonts w:asciiTheme="majorHAnsi" w:cstheme="majorBidi" w:hAnsiTheme="majorHAnsi" w:eastAsia="黑体"/>
       <w:color w:themeColor="text1" w:val="000000"/>
     </w:rPr>
     <w:tblPr>
@@ -10426,6 +10839,7 @@
     </w:tcPr>
     <w:tblStylePr w:type="firstRow">
       <w:rPr>
+        <w:rFonts w:eastAsia="黑体"/>
         <w:b/>
         <w:bCs/>
         <w:color w:themeColor="text1" w:val="000000"/>
@@ -10437,6 +10851,7 @@
     </w:tblStylePr>
     <w:tblStylePr w:type="lastRow">
       <w:rPr>
+        <w:rFonts w:eastAsia="黑体"/>
         <w:b/>
         <w:bCs/>
         <w:color w:themeColor="text1" w:val="000000"/>
@@ -10456,6 +10871,7 @@
     </w:tblStylePr>
     <w:tblStylePr w:type="firstCol">
       <w:rPr>
+        <w:rFonts w:eastAsia="黑体"/>
         <w:b/>
         <w:bCs/>
         <w:color w:themeColor="text1" w:val="000000"/>
@@ -10475,6 +10891,7 @@
     </w:tblStylePr>
     <w:tblStylePr w:type="lastCol">
       <w:rPr>
+        <w:rFonts w:eastAsia="黑体"/>
         <w:b w:val="0"/>
         <w:bCs w:val="0"/>
         <w:color w:themeColor="text1" w:val="000000"/>
@@ -10524,7 +10941,7 @@
       <w:spacing w:after="0" w:line="240" w:lineRule="auto"/>
     </w:pPr>
     <w:rPr>
-      <w:rFonts w:asciiTheme="majorHAnsi" w:cstheme="majorBidi" w:eastAsiaTheme="majorEastAsia" w:hAnsiTheme="majorHAnsi"/>
+      <w:rFonts w:asciiTheme="majorHAnsi" w:cstheme="majorBidi" w:hAnsiTheme="majorHAnsi" w:eastAsia="黑体"/>
       <w:color w:themeColor="text1" w:val="000000"/>
     </w:rPr>
     <w:tblPr>
@@ -10551,6 +10968,7 @@
     </w:tcPr>
     <w:tblStylePr w:type="firstRow">
       <w:rPr>
+        <w:rFonts w:eastAsia="黑体"/>
         <w:b/>
         <w:bCs/>
         <w:color w:themeColor="text1" w:val="000000"/>
@@ -10562,6 +10980,7 @@
     </w:tblStylePr>
     <w:tblStylePr w:type="lastRow">
       <w:rPr>
+        <w:rFonts w:eastAsia="黑体"/>
         <w:b/>
         <w:bCs/>
         <w:color w:themeColor="text1" w:val="000000"/>
@@ -10581,6 +11000,7 @@
     </w:tblStylePr>
     <w:tblStylePr w:type="firstCol">
       <w:rPr>
+        <w:rFonts w:eastAsia="黑体"/>
         <w:b/>
         <w:bCs/>
         <w:color w:themeColor="text1" w:val="000000"/>
@@ -10600,6 +11020,7 @@
     </w:tblStylePr>
     <w:tblStylePr w:type="lastCol">
       <w:rPr>
+        <w:rFonts w:eastAsia="黑体"/>
         <w:b w:val="0"/>
         <w:bCs w:val="0"/>
         <w:color w:themeColor="text1" w:val="000000"/>
@@ -10649,7 +11070,7 @@
       <w:spacing w:after="0" w:line="240" w:lineRule="auto"/>
     </w:pPr>
     <w:rPr>
-      <w:rFonts w:asciiTheme="majorHAnsi" w:cstheme="majorBidi" w:eastAsiaTheme="majorEastAsia" w:hAnsiTheme="majorHAnsi"/>
+      <w:rFonts w:asciiTheme="majorHAnsi" w:cstheme="majorBidi" w:hAnsiTheme="majorHAnsi" w:eastAsia="黑体"/>
       <w:color w:themeColor="text1" w:val="000000"/>
     </w:rPr>
     <w:tblPr>
@@ -10676,6 +11097,7 @@
     </w:tcPr>
     <w:tblStylePr w:type="firstRow">
       <w:rPr>
+        <w:rFonts w:eastAsia="黑体"/>
         <w:b/>
         <w:bCs/>
         <w:color w:themeColor="text1" w:val="000000"/>
@@ -10687,6 +11109,7 @@
     </w:tblStylePr>
     <w:tblStylePr w:type="lastRow">
       <w:rPr>
+        <w:rFonts w:eastAsia="黑体"/>
         <w:b/>
         <w:bCs/>
         <w:color w:themeColor="text1" w:val="000000"/>
@@ -10706,6 +11129,7 @@
     </w:tblStylePr>
     <w:tblStylePr w:type="firstCol">
       <w:rPr>
+        <w:rFonts w:eastAsia="黑体"/>
         <w:b/>
         <w:bCs/>
         <w:color w:themeColor="text1" w:val="000000"/>
@@ -10725,6 +11149,7 @@
     </w:tblStylePr>
     <w:tblStylePr w:type="lastCol">
       <w:rPr>
+        <w:rFonts w:eastAsia="黑体"/>
         <w:b w:val="0"/>
         <w:bCs w:val="0"/>
         <w:color w:themeColor="text1" w:val="000000"/>
@@ -10774,7 +11199,7 @@
       <w:spacing w:after="0" w:line="240" w:lineRule="auto"/>
     </w:pPr>
     <w:rPr>
-      <w:rFonts w:asciiTheme="majorHAnsi" w:cstheme="majorBidi" w:eastAsiaTheme="majorEastAsia" w:hAnsiTheme="majorHAnsi"/>
+      <w:rFonts w:asciiTheme="majorHAnsi" w:cstheme="majorBidi" w:hAnsiTheme="majorHAnsi" w:eastAsia="黑体"/>
       <w:color w:themeColor="text1" w:val="000000"/>
     </w:rPr>
     <w:tblPr>
@@ -10801,6 +11226,7 @@
     </w:tcPr>
     <w:tblStylePr w:type="firstRow">
       <w:rPr>
+        <w:rFonts w:eastAsia="黑体"/>
         <w:b/>
         <w:bCs/>
         <w:color w:themeColor="text1" w:val="000000"/>
@@ -10812,6 +11238,7 @@
     </w:tblStylePr>
     <w:tblStylePr w:type="lastRow">
       <w:rPr>
+        <w:rFonts w:eastAsia="黑体"/>
         <w:b/>
         <w:bCs/>
         <w:color w:themeColor="text1" w:val="000000"/>
@@ -10831,6 +11258,7 @@
     </w:tblStylePr>
     <w:tblStylePr w:type="firstCol">
       <w:rPr>
+        <w:rFonts w:eastAsia="黑体"/>
         <w:b/>
         <w:bCs/>
         <w:color w:themeColor="text1" w:val="000000"/>
@@ -10850,6 +11278,7 @@
     </w:tblStylePr>
     <w:tblStylePr w:type="lastCol">
       <w:rPr>
+        <w:rFonts w:eastAsia="黑体"/>
         <w:b w:val="0"/>
         <w:bCs w:val="0"/>
         <w:color w:themeColor="text1" w:val="000000"/>
@@ -10899,7 +11328,7 @@
       <w:spacing w:after="0" w:line="240" w:lineRule="auto"/>
     </w:pPr>
     <w:rPr>
-      <w:rFonts w:asciiTheme="majorHAnsi" w:cstheme="majorBidi" w:eastAsiaTheme="majorEastAsia" w:hAnsiTheme="majorHAnsi"/>
+      <w:rFonts w:asciiTheme="majorHAnsi" w:cstheme="majorBidi" w:hAnsiTheme="majorHAnsi" w:eastAsia="黑体"/>
       <w:color w:themeColor="text1" w:val="000000"/>
     </w:rPr>
     <w:tblPr>
@@ -10926,6 +11355,7 @@
     </w:tcPr>
     <w:tblStylePr w:type="firstRow">
       <w:rPr>
+        <w:rFonts w:eastAsia="黑体"/>
         <w:b/>
         <w:bCs/>
         <w:color w:themeColor="text1" w:val="000000"/>
@@ -10937,6 +11367,7 @@
     </w:tblStylePr>
     <w:tblStylePr w:type="lastRow">
       <w:rPr>
+        <w:rFonts w:eastAsia="黑体"/>
         <w:b/>
         <w:bCs/>
         <w:color w:themeColor="text1" w:val="000000"/>
@@ -10956,6 +11387,7 @@
     </w:tblStylePr>
     <w:tblStylePr w:type="firstCol">
       <w:rPr>
+        <w:rFonts w:eastAsia="黑体"/>
         <w:b/>
         <w:bCs/>
         <w:color w:themeColor="text1" w:val="000000"/>
@@ -10975,6 +11407,7 @@
     </w:tblStylePr>
     <w:tblStylePr w:type="lastCol">
       <w:rPr>
+        <w:rFonts w:eastAsia="黑体"/>
         <w:b w:val="0"/>
         <w:bCs w:val="0"/>
         <w:color w:themeColor="text1" w:val="000000"/>
@@ -11024,7 +11457,7 @@
       <w:spacing w:after="0" w:line="240" w:lineRule="auto"/>
     </w:pPr>
     <w:rPr>
-      <w:rFonts w:asciiTheme="majorHAnsi" w:cstheme="majorBidi" w:eastAsiaTheme="majorEastAsia" w:hAnsiTheme="majorHAnsi"/>
+      <w:rFonts w:asciiTheme="majorHAnsi" w:cstheme="majorBidi" w:hAnsiTheme="majorHAnsi" w:eastAsia="黑体"/>
       <w:color w:themeColor="text1" w:val="000000"/>
     </w:rPr>
     <w:tblPr>
@@ -11051,6 +11484,7 @@
     </w:tcPr>
     <w:tblStylePr w:type="firstRow">
       <w:rPr>
+        <w:rFonts w:eastAsia="黑体"/>
         <w:b/>
         <w:bCs/>
         <w:color w:themeColor="text1" w:val="000000"/>
@@ -11062,6 +11496,7 @@
     </w:tblStylePr>
     <w:tblStylePr w:type="lastRow">
       <w:rPr>
+        <w:rFonts w:eastAsia="黑体"/>
         <w:b/>
         <w:bCs/>
         <w:color w:themeColor="text1" w:val="000000"/>
@@ -11081,6 +11516,7 @@
     </w:tblStylePr>
     <w:tblStylePr w:type="firstCol">
       <w:rPr>
+        <w:rFonts w:eastAsia="黑体"/>
         <w:b/>
         <w:bCs/>
         <w:color w:themeColor="text1" w:val="000000"/>
@@ -11100,6 +11536,7 @@
     </w:tblStylePr>
     <w:tblStylePr w:type="lastCol">
       <w:rPr>
+        <w:rFonts w:eastAsia="黑体"/>
         <w:b w:val="0"/>
         <w:bCs w:val="0"/>
         <w:color w:themeColor="text1" w:val="000000"/>
@@ -11149,7 +11586,7 @@
       <w:spacing w:after="0" w:line="240" w:lineRule="auto"/>
     </w:pPr>
     <w:rPr>
-      <w:rFonts w:asciiTheme="majorHAnsi" w:cstheme="majorBidi" w:eastAsiaTheme="majorEastAsia" w:hAnsiTheme="majorHAnsi"/>
+      <w:rFonts w:asciiTheme="majorHAnsi" w:cstheme="majorBidi" w:hAnsiTheme="majorHAnsi" w:eastAsia="黑体"/>
       <w:color w:themeColor="text1" w:val="000000"/>
     </w:rPr>
     <w:tblPr>
@@ -11176,6 +11613,7 @@
     </w:tcPr>
     <w:tblStylePr w:type="firstRow">
       <w:rPr>
+        <w:rFonts w:eastAsia="黑体"/>
         <w:b/>
         <w:bCs/>
         <w:color w:themeColor="text1" w:val="000000"/>
@@ -11187,6 +11625,7 @@
     </w:tblStylePr>
     <w:tblStylePr w:type="lastRow">
       <w:rPr>
+        <w:rFonts w:eastAsia="黑体"/>
         <w:b/>
         <w:bCs/>
         <w:color w:themeColor="text1" w:val="000000"/>
@@ -11206,6 +11645,7 @@
     </w:tblStylePr>
     <w:tblStylePr w:type="firstCol">
       <w:rPr>
+        <w:rFonts w:eastAsia="黑体"/>
         <w:b/>
         <w:bCs/>
         <w:color w:themeColor="text1" w:val="000000"/>
@@ -11225,6 +11665,7 @@
     </w:tblStylePr>
     <w:tblStylePr w:type="lastCol">
       <w:rPr>
+        <w:rFonts w:eastAsia="黑体"/>
         <w:b w:val="0"/>
         <w:bCs w:val="0"/>
         <w:color w:themeColor="text1" w:val="000000"/>
@@ -11297,6 +11738,7 @@
     </w:tcPr>
     <w:tblStylePr w:type="firstRow">
       <w:rPr>
+        <w:rFonts w:eastAsia="黑体"/>
         <w:b/>
         <w:bCs/>
         <w:i w:val="0"/>
@@ -11318,6 +11760,7 @@
     </w:tblStylePr>
     <w:tblStylePr w:type="lastRow">
       <w:rPr>
+        <w:rFonts w:eastAsia="黑体"/>
         <w:b/>
         <w:bCs/>
         <w:i w:val="0"/>
@@ -11339,6 +11782,7 @@
     </w:tblStylePr>
     <w:tblStylePr w:type="firstCol">
       <w:rPr>
+        <w:rFonts w:eastAsia="黑体"/>
         <w:b/>
         <w:bCs/>
         <w:i w:val="0"/>
@@ -11358,6 +11802,7 @@
     </w:tblStylePr>
     <w:tblStylePr w:type="lastCol">
       <w:rPr>
+        <w:rFonts w:eastAsia="黑体"/>
         <w:b/>
         <w:bCs/>
         <w:i w:val="0"/>
@@ -11438,6 +11883,7 @@
     </w:tcPr>
     <w:tblStylePr w:type="firstRow">
       <w:rPr>
+        <w:rFonts w:eastAsia="黑体"/>
         <w:b/>
         <w:bCs/>
         <w:i w:val="0"/>
@@ -11459,6 +11905,7 @@
     </w:tblStylePr>
     <w:tblStylePr w:type="lastRow">
       <w:rPr>
+        <w:rFonts w:eastAsia="黑体"/>
         <w:b/>
         <w:bCs/>
         <w:i w:val="0"/>
@@ -11480,6 +11927,7 @@
     </w:tblStylePr>
     <w:tblStylePr w:type="firstCol">
       <w:rPr>
+        <w:rFonts w:eastAsia="黑体"/>
         <w:b/>
         <w:bCs/>
         <w:i w:val="0"/>
@@ -11499,6 +11947,7 @@
     </w:tblStylePr>
     <w:tblStylePr w:type="lastCol">
       <w:rPr>
+        <w:rFonts w:eastAsia="黑体"/>
         <w:b/>
         <w:bCs/>
         <w:i w:val="0"/>
@@ -11579,6 +12028,7 @@
     </w:tcPr>
     <w:tblStylePr w:type="firstRow">
       <w:rPr>
+        <w:rFonts w:eastAsia="黑体"/>
         <w:b/>
         <w:bCs/>
         <w:i w:val="0"/>
@@ -11600,6 +12050,7 @@
     </w:tblStylePr>
     <w:tblStylePr w:type="lastRow">
       <w:rPr>
+        <w:rFonts w:eastAsia="黑体"/>
         <w:b/>
         <w:bCs/>
         <w:i w:val="0"/>
@@ -11621,6 +12072,7 @@
     </w:tblStylePr>
     <w:tblStylePr w:type="firstCol">
       <w:rPr>
+        <w:rFonts w:eastAsia="黑体"/>
         <w:b/>
         <w:bCs/>
         <w:i w:val="0"/>
@@ -11640,6 +12092,7 @@
     </w:tblStylePr>
     <w:tblStylePr w:type="lastCol">
       <w:rPr>
+        <w:rFonts w:eastAsia="黑体"/>
         <w:b/>
         <w:bCs/>
         <w:i w:val="0"/>
@@ -11720,6 +12173,7 @@
     </w:tcPr>
     <w:tblStylePr w:type="firstRow">
       <w:rPr>
+        <w:rFonts w:eastAsia="黑体"/>
         <w:b/>
         <w:bCs/>
         <w:i w:val="0"/>
@@ -11741,6 +12195,7 @@
     </w:tblStylePr>
     <w:tblStylePr w:type="lastRow">
       <w:rPr>
+        <w:rFonts w:eastAsia="黑体"/>
         <w:b/>
         <w:bCs/>
         <w:i w:val="0"/>
@@ -11762,6 +12217,7 @@
     </w:tblStylePr>
     <w:tblStylePr w:type="firstCol">
       <w:rPr>
+        <w:rFonts w:eastAsia="黑体"/>
         <w:b/>
         <w:bCs/>
         <w:i w:val="0"/>
@@ -11781,6 +12237,7 @@
     </w:tblStylePr>
     <w:tblStylePr w:type="lastCol">
       <w:rPr>
+        <w:rFonts w:eastAsia="黑体"/>
         <w:b/>
         <w:bCs/>
         <w:i w:val="0"/>
@@ -11861,6 +12318,7 @@
     </w:tcPr>
     <w:tblStylePr w:type="firstRow">
       <w:rPr>
+        <w:rFonts w:eastAsia="黑体"/>
         <w:b/>
         <w:bCs/>
         <w:i w:val="0"/>
@@ -11882,6 +12340,7 @@
     </w:tblStylePr>
     <w:tblStylePr w:type="lastRow">
       <w:rPr>
+        <w:rFonts w:eastAsia="黑体"/>
         <w:b/>
         <w:bCs/>
         <w:i w:val="0"/>
@@ -11903,6 +12362,7 @@
     </w:tblStylePr>
     <w:tblStylePr w:type="firstCol">
       <w:rPr>
+        <w:rFonts w:eastAsia="黑体"/>
         <w:b/>
         <w:bCs/>
         <w:i w:val="0"/>
@@ -11922,6 +12382,7 @@
     </w:tblStylePr>
     <w:tblStylePr w:type="lastCol">
       <w:rPr>
+        <w:rFonts w:eastAsia="黑体"/>
         <w:b/>
         <w:bCs/>
         <w:i w:val="0"/>
@@ -12002,6 +12463,7 @@
     </w:tcPr>
     <w:tblStylePr w:type="firstRow">
       <w:rPr>
+        <w:rFonts w:eastAsia="黑体"/>
         <w:b/>
         <w:bCs/>
         <w:i w:val="0"/>
@@ -12023,6 +12485,7 @@
     </w:tblStylePr>
     <w:tblStylePr w:type="lastRow">
       <w:rPr>
+        <w:rFonts w:eastAsia="黑体"/>
         <w:b/>
         <w:bCs/>
         <w:i w:val="0"/>
@@ -12044,6 +12507,7 @@
     </w:tblStylePr>
     <w:tblStylePr w:type="firstCol">
       <w:rPr>
+        <w:rFonts w:eastAsia="黑体"/>
         <w:b/>
         <w:bCs/>
         <w:i w:val="0"/>
@@ -12063,6 +12527,7 @@
     </w:tblStylePr>
     <w:tblStylePr w:type="lastCol">
       <w:rPr>
+        <w:rFonts w:eastAsia="黑体"/>
         <w:b/>
         <w:bCs/>
         <w:i w:val="0"/>
@@ -12143,6 +12608,7 @@
     </w:tcPr>
     <w:tblStylePr w:type="firstRow">
       <w:rPr>
+        <w:rFonts w:eastAsia="黑体"/>
         <w:b/>
         <w:bCs/>
         <w:i w:val="0"/>
@@ -12164,6 +12630,7 @@
     </w:tblStylePr>
     <w:tblStylePr w:type="lastRow">
       <w:rPr>
+        <w:rFonts w:eastAsia="黑体"/>
         <w:b/>
         <w:bCs/>
         <w:i w:val="0"/>
@@ -12185,6 +12652,7 @@
     </w:tblStylePr>
     <w:tblStylePr w:type="firstCol">
       <w:rPr>
+        <w:rFonts w:eastAsia="黑体"/>
         <w:b/>
         <w:bCs/>
         <w:i w:val="0"/>
@@ -12204,6 +12672,7 @@
     </w:tblStylePr>
     <w:tblStylePr w:type="lastCol">
       <w:rPr>
+        <w:rFonts w:eastAsia="黑体"/>
         <w:b/>
         <w:bCs/>
         <w:i w:val="0"/>
@@ -12261,6 +12730,7 @@
       <w:spacing w:after="0" w:line="240" w:lineRule="auto"/>
     </w:pPr>
     <w:rPr>
+      <w:rFonts w:eastAsia="黑体"/>
       <w:color w:themeColor="background1" w:val="FFFFFF"/>
     </w:rPr>
     <w:tblPr>
@@ -12279,6 +12749,7 @@
     </w:tcPr>
     <w:tblStylePr w:type="firstRow">
       <w:rPr>
+        <w:rFonts w:eastAsia="黑体"/>
         <w:b/>
         <w:bCs/>
       </w:rPr>
@@ -12375,6 +12846,7 @@
       <w:spacing w:after="0" w:line="240" w:lineRule="auto"/>
     </w:pPr>
     <w:rPr>
+      <w:rFonts w:eastAsia="黑体"/>
       <w:color w:themeColor="background1" w:val="FFFFFF"/>
     </w:rPr>
     <w:tblPr>
@@ -12393,6 +12865,7 @@
     </w:tcPr>
     <w:tblStylePr w:type="firstRow">
       <w:rPr>
+        <w:rFonts w:eastAsia="黑体"/>
         <w:b/>
         <w:bCs/>
       </w:rPr>
@@ -12489,6 +12962,7 @@
       <w:spacing w:after="0" w:line="240" w:lineRule="auto"/>
     </w:pPr>
     <w:rPr>
+      <w:rFonts w:eastAsia="黑体"/>
       <w:color w:themeColor="background1" w:val="FFFFFF"/>
     </w:rPr>
     <w:tblPr>
@@ -12507,6 +12981,7 @@
     </w:tcPr>
     <w:tblStylePr w:type="firstRow">
       <w:rPr>
+        <w:rFonts w:eastAsia="黑体"/>
         <w:b/>
         <w:bCs/>
       </w:rPr>
@@ -12603,6 +13078,7 @@
       <w:spacing w:after="0" w:line="240" w:lineRule="auto"/>
     </w:pPr>
     <w:rPr>
+      <w:rFonts w:eastAsia="黑体"/>
       <w:color w:themeColor="background1" w:val="FFFFFF"/>
     </w:rPr>
     <w:tblPr>
@@ -12621,6 +13097,7 @@
     </w:tcPr>
     <w:tblStylePr w:type="firstRow">
       <w:rPr>
+        <w:rFonts w:eastAsia="黑体"/>
         <w:b/>
         <w:bCs/>
       </w:rPr>
@@ -12717,6 +13194,7 @@
       <w:spacing w:after="0" w:line="240" w:lineRule="auto"/>
     </w:pPr>
     <w:rPr>
+      <w:rFonts w:eastAsia="黑体"/>
       <w:color w:themeColor="background1" w:val="FFFFFF"/>
     </w:rPr>
     <w:tblPr>
@@ -12735,6 +13213,7 @@
     </w:tcPr>
     <w:tblStylePr w:type="firstRow">
       <w:rPr>
+        <w:rFonts w:eastAsia="黑体"/>
         <w:b/>
         <w:bCs/>
       </w:rPr>
@@ -12831,6 +13310,7 @@
       <w:spacing w:after="0" w:line="240" w:lineRule="auto"/>
     </w:pPr>
     <w:rPr>
+      <w:rFonts w:eastAsia="黑体"/>
       <w:color w:themeColor="background1" w:val="FFFFFF"/>
     </w:rPr>
     <w:tblPr>
@@ -12849,6 +13329,7 @@
     </w:tcPr>
     <w:tblStylePr w:type="firstRow">
       <w:rPr>
+        <w:rFonts w:eastAsia="黑体"/>
         <w:b/>
         <w:bCs/>
       </w:rPr>
@@ -12945,6 +13426,7 @@
       <w:spacing w:after="0" w:line="240" w:lineRule="auto"/>
     </w:pPr>
     <w:rPr>
+      <w:rFonts w:eastAsia="黑体"/>
       <w:color w:themeColor="background1" w:val="FFFFFF"/>
     </w:rPr>
     <w:tblPr>
@@ -12963,6 +13445,7 @@
     </w:tcPr>
     <w:tblStylePr w:type="firstRow">
       <w:rPr>
+        <w:rFonts w:eastAsia="黑体"/>
         <w:b/>
         <w:bCs/>
       </w:rPr>
@@ -13059,6 +13542,7 @@
       <w:spacing w:after="0" w:line="240" w:lineRule="auto"/>
     </w:pPr>
     <w:rPr>
+      <w:rFonts w:eastAsia="黑体"/>
       <w:color w:themeColor="text1" w:val="000000"/>
     </w:rPr>
     <w:tblPr>
@@ -13085,6 +13569,7 @@
     </w:tcPr>
     <w:tblStylePr w:type="firstRow">
       <w:rPr>
+        <w:rFonts w:eastAsia="黑体"/>
         <w:b/>
         <w:bCs/>
       </w:rPr>
@@ -13103,6 +13588,7 @@
     </w:tblStylePr>
     <w:tblStylePr w:type="lastRow">
       <w:rPr>
+        <w:rFonts w:eastAsia="黑体"/>
         <w:b/>
         <w:bCs/>
         <w:color w:themeColor="background1" w:val="FFFFFF"/>
@@ -13117,6 +13603,7 @@
     </w:tblStylePr>
     <w:tblStylePr w:type="firstCol">
       <w:rPr>
+        <w:rFonts w:eastAsia="黑体"/>
         <w:color w:themeColor="background1" w:val="FFFFFF"/>
       </w:rPr>
       <w:tblPr/>
@@ -13134,6 +13621,7 @@
     </w:tblStylePr>
     <w:tblStylePr w:type="lastCol">
       <w:rPr>
+        <w:rFonts w:eastAsia="黑体"/>
         <w:color w:themeColor="background1" w:val="FFFFFF"/>
       </w:rPr>
       <w:tblPr/>
@@ -13163,11 +13651,13 @@
     </w:tblStylePr>
     <w:tblStylePr w:type="neCell">
       <w:rPr>
+        <w:rFonts w:eastAsia="黑体"/>
         <w:color w:themeColor="text1" w:val="000000"/>
       </w:rPr>
     </w:tblStylePr>
     <w:tblStylePr w:type="nwCell">
       <w:rPr>
+        <w:rFonts w:eastAsia="黑体"/>
         <w:color w:themeColor="text1" w:val="000000"/>
       </w:rPr>
     </w:tblStylePr>
@@ -13181,6 +13671,7 @@
       <w:spacing w:after="0" w:line="240" w:lineRule="auto"/>
     </w:pPr>
     <w:rPr>
+      <w:rFonts w:eastAsia="黑体"/>
       <w:color w:themeColor="text1" w:val="000000"/>
     </w:rPr>
     <w:tblPr>
@@ -13207,6 +13698,7 @@
     </w:tcPr>
     <w:tblStylePr w:type="firstRow">
       <w:rPr>
+        <w:rFonts w:eastAsia="黑体"/>
         <w:b/>
         <w:bCs/>
       </w:rPr>
@@ -13225,6 +13717,7 @@
     </w:tblStylePr>
     <w:tblStylePr w:type="lastRow">
       <w:rPr>
+        <w:rFonts w:eastAsia="黑体"/>
         <w:b/>
         <w:bCs/>
         <w:color w:themeColor="background1" w:val="FFFFFF"/>
@@ -13239,6 +13732,7 @@
     </w:tblStylePr>
     <w:tblStylePr w:type="firstCol">
       <w:rPr>
+        <w:rFonts w:eastAsia="黑体"/>
         <w:color w:themeColor="background1" w:val="FFFFFF"/>
       </w:rPr>
       <w:tblPr/>
@@ -13256,6 +13750,7 @@
     </w:tblStylePr>
     <w:tblStylePr w:type="lastCol">
       <w:rPr>
+        <w:rFonts w:eastAsia="黑体"/>
         <w:color w:themeColor="background1" w:val="FFFFFF"/>
       </w:rPr>
       <w:tblPr/>
@@ -13285,11 +13780,13 @@
     </w:tblStylePr>
     <w:tblStylePr w:type="neCell">
       <w:rPr>
+        <w:rFonts w:eastAsia="黑体"/>
         <w:color w:themeColor="text1" w:val="000000"/>
       </w:rPr>
     </w:tblStylePr>
     <w:tblStylePr w:type="nwCell">
       <w:rPr>
+        <w:rFonts w:eastAsia="黑体"/>
         <w:color w:themeColor="text1" w:val="000000"/>
       </w:rPr>
     </w:tblStylePr>
@@ -13303,6 +13800,7 @@
       <w:spacing w:after="0" w:line="240" w:lineRule="auto"/>
     </w:pPr>
     <w:rPr>
+      <w:rFonts w:eastAsia="黑体"/>
       <w:color w:themeColor="text1" w:val="000000"/>
     </w:rPr>
     <w:tblPr>
@@ -13329,6 +13827,7 @@
     </w:tcPr>
     <w:tblStylePr w:type="firstRow">
       <w:rPr>
+        <w:rFonts w:eastAsia="黑体"/>
         <w:b/>
         <w:bCs/>
       </w:rPr>
@@ -13347,6 +13846,7 @@
     </w:tblStylePr>
     <w:tblStylePr w:type="lastRow">
       <w:rPr>
+        <w:rFonts w:eastAsia="黑体"/>
         <w:b/>
         <w:bCs/>
         <w:color w:themeColor="background1" w:val="FFFFFF"/>
@@ -13361,6 +13861,7 @@
     </w:tblStylePr>
     <w:tblStylePr w:type="firstCol">
       <w:rPr>
+        <w:rFonts w:eastAsia="黑体"/>
         <w:color w:themeColor="background1" w:val="FFFFFF"/>
       </w:rPr>
       <w:tblPr/>
@@ -13378,6 +13879,7 @@
     </w:tblStylePr>
     <w:tblStylePr w:type="lastCol">
       <w:rPr>
+        <w:rFonts w:eastAsia="黑体"/>
         <w:color w:themeColor="background1" w:val="FFFFFF"/>
       </w:rPr>
       <w:tblPr/>
@@ -13407,11 +13909,13 @@
     </w:tblStylePr>
     <w:tblStylePr w:type="neCell">
       <w:rPr>
+        <w:rFonts w:eastAsia="黑体"/>
         <w:color w:themeColor="text1" w:val="000000"/>
       </w:rPr>
     </w:tblStylePr>
     <w:tblStylePr w:type="nwCell">
       <w:rPr>
+        <w:rFonts w:eastAsia="黑体"/>
         <w:color w:themeColor="text1" w:val="000000"/>
       </w:rPr>
     </w:tblStylePr>
@@ -13425,6 +13929,7 @@
       <w:spacing w:after="0" w:line="240" w:lineRule="auto"/>
     </w:pPr>
     <w:rPr>
+      <w:rFonts w:eastAsia="黑体"/>
       <w:color w:themeColor="text1" w:val="000000"/>
     </w:rPr>
     <w:tblPr>
@@ -13451,6 +13956,7 @@
     </w:tcPr>
     <w:tblStylePr w:type="firstRow">
       <w:rPr>
+        <w:rFonts w:eastAsia="黑体"/>
         <w:b/>
         <w:bCs/>
       </w:rPr>
@@ -13469,6 +13975,7 @@
     </w:tblStylePr>
     <w:tblStylePr w:type="lastRow">
       <w:rPr>
+        <w:rFonts w:eastAsia="黑体"/>
         <w:b/>
         <w:bCs/>
         <w:color w:themeColor="background1" w:val="FFFFFF"/>
@@ -13483,6 +13990,7 @@
     </w:tblStylePr>
     <w:tblStylePr w:type="firstCol">
       <w:rPr>
+        <w:rFonts w:eastAsia="黑体"/>
         <w:color w:themeColor="background1" w:val="FFFFFF"/>
       </w:rPr>
       <w:tblPr/>
@@ -13500,6 +14008,7 @@
     </w:tblStylePr>
     <w:tblStylePr w:type="lastCol">
       <w:rPr>
+        <w:rFonts w:eastAsia="黑体"/>
         <w:color w:themeColor="background1" w:val="FFFFFF"/>
       </w:rPr>
       <w:tblPr/>
@@ -13537,6 +14046,7 @@
       <w:spacing w:after="0" w:line="240" w:lineRule="auto"/>
     </w:pPr>
     <w:rPr>
+      <w:rFonts w:eastAsia="黑体"/>
       <w:color w:themeColor="text1" w:val="000000"/>
     </w:rPr>
     <w:tblPr>
@@ -13563,6 +14073,7 @@
     </w:tcPr>
     <w:tblStylePr w:type="firstRow">
       <w:rPr>
+        <w:rFonts w:eastAsia="黑体"/>
         <w:b/>
         <w:bCs/>
       </w:rPr>
@@ -13581,6 +14092,7 @@
     </w:tblStylePr>
     <w:tblStylePr w:type="lastRow">
       <w:rPr>
+        <w:rFonts w:eastAsia="黑体"/>
         <w:b/>
         <w:bCs/>
         <w:color w:themeColor="background1" w:val="FFFFFF"/>
@@ -13595,6 +14107,7 @@
     </w:tblStylePr>
     <w:tblStylePr w:type="firstCol">
       <w:rPr>
+        <w:rFonts w:eastAsia="黑体"/>
         <w:color w:themeColor="background1" w:val="FFFFFF"/>
       </w:rPr>
       <w:tblPr/>
@@ -13612,6 +14125,7 @@
     </w:tblStylePr>
     <w:tblStylePr w:type="lastCol">
       <w:rPr>
+        <w:rFonts w:eastAsia="黑体"/>
         <w:color w:themeColor="background1" w:val="FFFFFF"/>
       </w:rPr>
       <w:tblPr/>
@@ -13641,11 +14155,13 @@
     </w:tblStylePr>
     <w:tblStylePr w:type="neCell">
       <w:rPr>
+        <w:rFonts w:eastAsia="黑体"/>
         <w:color w:themeColor="text1" w:val="000000"/>
       </w:rPr>
     </w:tblStylePr>
     <w:tblStylePr w:type="nwCell">
       <w:rPr>
+        <w:rFonts w:eastAsia="黑体"/>
         <w:color w:themeColor="text1" w:val="000000"/>
       </w:rPr>
     </w:tblStylePr>
@@ -13659,6 +14175,7 @@
       <w:spacing w:after="0" w:line="240" w:lineRule="auto"/>
     </w:pPr>
     <w:rPr>
+      <w:rFonts w:eastAsia="黑体"/>
       <w:color w:themeColor="text1" w:val="000000"/>
     </w:rPr>
     <w:tblPr>
@@ -13685,6 +14202,7 @@
     </w:tcPr>
     <w:tblStylePr w:type="firstRow">
       <w:rPr>
+        <w:rFonts w:eastAsia="黑体"/>
         <w:b/>
         <w:bCs/>
       </w:rPr>
@@ -13703,6 +14221,7 @@
     </w:tblStylePr>
     <w:tblStylePr w:type="lastRow">
       <w:rPr>
+        <w:rFonts w:eastAsia="黑体"/>
         <w:b/>
         <w:bCs/>
         <w:color w:themeColor="background1" w:val="FFFFFF"/>
@@ -13717,6 +14236,7 @@
     </w:tblStylePr>
     <w:tblStylePr w:type="firstCol">
       <w:rPr>
+        <w:rFonts w:eastAsia="黑体"/>
         <w:color w:themeColor="background1" w:val="FFFFFF"/>
       </w:rPr>
       <w:tblPr/>
@@ -13734,6 +14254,7 @@
     </w:tblStylePr>
     <w:tblStylePr w:type="lastCol">
       <w:rPr>
+        <w:rFonts w:eastAsia="黑体"/>
         <w:color w:themeColor="background1" w:val="FFFFFF"/>
       </w:rPr>
       <w:tblPr/>
@@ -13763,11 +14284,13 @@
     </w:tblStylePr>
     <w:tblStylePr w:type="neCell">
       <w:rPr>
+        <w:rFonts w:eastAsia="黑体"/>
         <w:color w:themeColor="text1" w:val="000000"/>
       </w:rPr>
     </w:tblStylePr>
     <w:tblStylePr w:type="nwCell">
       <w:rPr>
+        <w:rFonts w:eastAsia="黑体"/>
         <w:color w:themeColor="text1" w:val="000000"/>
       </w:rPr>
     </w:tblStylePr>
@@ -13781,6 +14304,7 @@
       <w:spacing w:after="0" w:line="240" w:lineRule="auto"/>
     </w:pPr>
     <w:rPr>
+      <w:rFonts w:eastAsia="黑体"/>
       <w:color w:themeColor="text1" w:val="000000"/>
     </w:rPr>
     <w:tblPr>
@@ -13807,6 +14331,7 @@
     </w:tcPr>
     <w:tblStylePr w:type="firstRow">
       <w:rPr>
+        <w:rFonts w:eastAsia="黑体"/>
         <w:b/>
         <w:bCs/>
       </w:rPr>
@@ -13825,6 +14350,7 @@
     </w:tblStylePr>
     <w:tblStylePr w:type="lastRow">
       <w:rPr>
+        <w:rFonts w:eastAsia="黑体"/>
         <w:b/>
         <w:bCs/>
         <w:color w:themeColor="background1" w:val="FFFFFF"/>
@@ -13839,6 +14365,7 @@
     </w:tblStylePr>
     <w:tblStylePr w:type="firstCol">
       <w:rPr>
+        <w:rFonts w:eastAsia="黑体"/>
         <w:color w:themeColor="background1" w:val="FFFFFF"/>
       </w:rPr>
       <w:tblPr/>
@@ -13856,6 +14383,7 @@
     </w:tblStylePr>
     <w:tblStylePr w:type="lastCol">
       <w:rPr>
+        <w:rFonts w:eastAsia="黑体"/>
         <w:color w:themeColor="background1" w:val="FFFFFF"/>
       </w:rPr>
       <w:tblPr/>
@@ -13885,11 +14413,13 @@
     </w:tblStylePr>
     <w:tblStylePr w:type="neCell">
       <w:rPr>
+        <w:rFonts w:eastAsia="黑体"/>
         <w:color w:themeColor="text1" w:val="000000"/>
       </w:rPr>
     </w:tblStylePr>
     <w:tblStylePr w:type="nwCell">
       <w:rPr>
+        <w:rFonts w:eastAsia="黑体"/>
         <w:color w:themeColor="text1" w:val="000000"/>
       </w:rPr>
     </w:tblStylePr>
@@ -13903,6 +14433,7 @@
       <w:spacing w:after="0" w:line="240" w:lineRule="auto"/>
     </w:pPr>
     <w:rPr>
+      <w:rFonts w:eastAsia="黑体"/>
       <w:color w:themeColor="text1" w:val="000000"/>
     </w:rPr>
     <w:tblPr>
@@ -13921,6 +14452,7 @@
     </w:tcPr>
     <w:tblStylePr w:type="firstRow">
       <w:rPr>
+        <w:rFonts w:eastAsia="黑体"/>
         <w:b/>
         <w:bCs/>
         <w:color w:themeColor="background1" w:val="FFFFFF"/>
@@ -13935,6 +14467,7 @@
     </w:tblStylePr>
     <w:tblStylePr w:type="lastRow">
       <w:rPr>
+        <w:rFonts w:eastAsia="黑体"/>
         <w:b/>
         <w:bCs/>
         <w:color w:themeColor="accent2" w:themeShade="CC" w:val="9E3A38"/>
@@ -13949,12 +14482,14 @@
     </w:tblStylePr>
     <w:tblStylePr w:type="firstCol">
       <w:rPr>
+        <w:rFonts w:eastAsia="黑体"/>
         <w:b/>
         <w:bCs/>
       </w:rPr>
     </w:tblStylePr>
     <w:tblStylePr w:type="lastCol">
       <w:rPr>
+        <w:rFonts w:eastAsia="黑体"/>
         <w:b/>
         <w:bCs/>
       </w:rPr>
@@ -13989,6 +14524,7 @@
       <w:spacing w:after="0" w:line="240" w:lineRule="auto"/>
     </w:pPr>
     <w:rPr>
+      <w:rFonts w:eastAsia="黑体"/>
       <w:color w:themeColor="text1" w:val="000000"/>
     </w:rPr>
     <w:tblPr>
@@ -14007,6 +14543,7 @@
     </w:tcPr>
     <w:tblStylePr w:type="firstRow">
       <w:rPr>
+        <w:rFonts w:eastAsia="黑体"/>
         <w:b/>
         <w:bCs/>
         <w:color w:themeColor="background1" w:val="FFFFFF"/>
@@ -14021,6 +14558,7 @@
     </w:tblStylePr>
     <w:tblStylePr w:type="lastRow">
       <w:rPr>
+        <w:rFonts w:eastAsia="黑体"/>
         <w:b/>
         <w:bCs/>
         <w:color w:themeColor="accent2" w:themeShade="CC" w:val="9E3A38"/>
@@ -14035,12 +14573,14 @@
     </w:tblStylePr>
     <w:tblStylePr w:type="firstCol">
       <w:rPr>
+        <w:rFonts w:eastAsia="黑体"/>
         <w:b/>
         <w:bCs/>
       </w:rPr>
     </w:tblStylePr>
     <w:tblStylePr w:type="lastCol">
       <w:rPr>
+        <w:rFonts w:eastAsia="黑体"/>
         <w:b/>
         <w:bCs/>
       </w:rPr>
@@ -14075,6 +14615,7 @@
       <w:spacing w:after="0" w:line="240" w:lineRule="auto"/>
     </w:pPr>
     <w:rPr>
+      <w:rFonts w:eastAsia="黑体"/>
       <w:color w:themeColor="text1" w:val="000000"/>
     </w:rPr>
     <w:tblPr>
@@ -14093,6 +14634,7 @@
     </w:tcPr>
     <w:tblStylePr w:type="firstRow">
       <w:rPr>
+        <w:rFonts w:eastAsia="黑体"/>
         <w:b/>
         <w:bCs/>
         <w:color w:themeColor="background1" w:val="FFFFFF"/>
@@ -14107,6 +14649,7 @@
     </w:tblStylePr>
     <w:tblStylePr w:type="lastRow">
       <w:rPr>
+        <w:rFonts w:eastAsia="黑体"/>
         <w:b/>
         <w:bCs/>
         <w:color w:themeColor="accent2" w:themeShade="CC" w:val="9E3A38"/>
@@ -14121,12 +14664,14 @@
     </w:tblStylePr>
     <w:tblStylePr w:type="firstCol">
       <w:rPr>
+        <w:rFonts w:eastAsia="黑体"/>
         <w:b/>
         <w:bCs/>
       </w:rPr>
     </w:tblStylePr>
     <w:tblStylePr w:type="lastCol">
       <w:rPr>
+        <w:rFonts w:eastAsia="黑体"/>
         <w:b/>
         <w:bCs/>
       </w:rPr>
@@ -14161,6 +14706,7 @@
       <w:spacing w:after="0" w:line="240" w:lineRule="auto"/>
     </w:pPr>
     <w:rPr>
+      <w:rFonts w:eastAsia="黑体"/>
       <w:color w:themeColor="text1" w:val="000000"/>
     </w:rPr>
     <w:tblPr>
@@ -14179,6 +14725,7 @@
     </w:tcPr>
     <w:tblStylePr w:type="firstRow">
       <w:rPr>
+        <w:rFonts w:eastAsia="黑体"/>
         <w:b/>
         <w:bCs/>
         <w:color w:themeColor="background1" w:val="FFFFFF"/>
@@ -14193,6 +14740,7 @@
     </w:tblStylePr>
     <w:tblStylePr w:type="lastRow">
       <w:rPr>
+        <w:rFonts w:eastAsia="黑体"/>
         <w:b/>
         <w:bCs/>
         <w:color w:themeColor="accent4" w:themeShade="CC" w:val="664E82"/>
@@ -14207,12 +14755,14 @@
     </w:tblStylePr>
     <w:tblStylePr w:type="firstCol">
       <w:rPr>
+        <w:rFonts w:eastAsia="黑体"/>
         <w:b/>
         <w:bCs/>
       </w:rPr>
     </w:tblStylePr>
     <w:tblStylePr w:type="lastCol">
       <w:rPr>
+        <w:rFonts w:eastAsia="黑体"/>
         <w:b/>
         <w:bCs/>
       </w:rPr>
@@ -14247,6 +14797,7 @@
       <w:spacing w:after="0" w:line="240" w:lineRule="auto"/>
     </w:pPr>
     <w:rPr>
+      <w:rFonts w:eastAsia="黑体"/>
       <w:color w:themeColor="text1" w:val="000000"/>
     </w:rPr>
     <w:tblPr>
@@ -14265,6 +14816,7 @@
     </w:tcPr>
     <w:tblStylePr w:type="firstRow">
       <w:rPr>
+        <w:rFonts w:eastAsia="黑体"/>
         <w:b/>
         <w:bCs/>
         <w:color w:themeColor="background1" w:val="FFFFFF"/>
@@ -14279,6 +14831,7 @@
     </w:tblStylePr>
     <w:tblStylePr w:type="lastRow">
       <w:rPr>
+        <w:rFonts w:eastAsia="黑体"/>
         <w:b/>
         <w:bCs/>
         <w:color w:themeColor="accent3" w:themeShade="CC" w:val="7E9C40"/>
@@ -14293,12 +14846,14 @@
     </w:tblStylePr>
     <w:tblStylePr w:type="firstCol">
       <w:rPr>
+        <w:rFonts w:eastAsia="黑体"/>
         <w:b/>
         <w:bCs/>
       </w:rPr>
     </w:tblStylePr>
     <w:tblStylePr w:type="lastCol">
       <w:rPr>
+        <w:rFonts w:eastAsia="黑体"/>
         <w:b/>
         <w:bCs/>
       </w:rPr>
@@ -14333,6 +14888,7 @@
       <w:spacing w:after="0" w:line="240" w:lineRule="auto"/>
     </w:pPr>
     <w:rPr>
+      <w:rFonts w:eastAsia="黑体"/>
       <w:color w:themeColor="text1" w:val="000000"/>
     </w:rPr>
     <w:tblPr>
@@ -14351,6 +14907,7 @@
     </w:tcPr>
     <w:tblStylePr w:type="firstRow">
       <w:rPr>
+        <w:rFonts w:eastAsia="黑体"/>
         <w:b/>
         <w:bCs/>
         <w:color w:themeColor="background1" w:val="FFFFFF"/>
@@ -14365,6 +14922,7 @@
     </w:tblStylePr>
     <w:tblStylePr w:type="lastRow">
       <w:rPr>
+        <w:rFonts w:eastAsia="黑体"/>
         <w:b/>
         <w:bCs/>
         <w:color w:themeColor="accent6" w:themeShade="CC" w:val="F2730A"/>
@@ -14379,12 +14937,14 @@
     </w:tblStylePr>
     <w:tblStylePr w:type="firstCol">
       <w:rPr>
+        <w:rFonts w:eastAsia="黑体"/>
         <w:b/>
         <w:bCs/>
       </w:rPr>
     </w:tblStylePr>
     <w:tblStylePr w:type="lastCol">
       <w:rPr>
+        <w:rFonts w:eastAsia="黑体"/>
         <w:b/>
         <w:bCs/>
       </w:rPr>
@@ -14419,6 +14979,7 @@
       <w:spacing w:after="0" w:line="240" w:lineRule="auto"/>
     </w:pPr>
     <w:rPr>
+      <w:rFonts w:eastAsia="黑体"/>
       <w:color w:themeColor="text1" w:val="000000"/>
     </w:rPr>
     <w:tblPr>
@@ -14437,6 +14998,7 @@
     </w:tcPr>
     <w:tblStylePr w:type="firstRow">
       <w:rPr>
+        <w:rFonts w:eastAsia="黑体"/>
         <w:b/>
         <w:bCs/>
         <w:color w:themeColor="background1" w:val="FFFFFF"/>
@@ -14451,6 +15013,7 @@
     </w:tblStylePr>
     <w:tblStylePr w:type="lastRow">
       <w:rPr>
+        <w:rFonts w:eastAsia="黑体"/>
         <w:b/>
         <w:bCs/>
         <w:color w:themeColor="accent5" w:themeShade="CC" w:val="348DA5"/>
@@ -14465,12 +15028,14 @@
     </w:tblStylePr>
     <w:tblStylePr w:type="firstCol">
       <w:rPr>
+        <w:rFonts w:eastAsia="黑体"/>
         <w:b/>
         <w:bCs/>
       </w:rPr>
     </w:tblStylePr>
     <w:tblStylePr w:type="lastCol">
       <w:rPr>
+        <w:rFonts w:eastAsia="黑体"/>
         <w:b/>
         <w:bCs/>
       </w:rPr>
@@ -14505,6 +15070,7 @@
       <w:spacing w:after="0" w:line="240" w:lineRule="auto"/>
     </w:pPr>
     <w:rPr>
+      <w:rFonts w:eastAsia="黑体"/>
       <w:color w:themeColor="text1" w:val="000000"/>
     </w:rPr>
     <w:tblPr>
@@ -14526,6 +15092,7 @@
     </w:tcPr>
     <w:tblStylePr w:type="firstRow">
       <w:rPr>
+        <w:rFonts w:eastAsia="黑体"/>
         <w:b/>
         <w:bCs/>
       </w:rPr>
@@ -14536,6 +15103,7 @@
     </w:tblStylePr>
     <w:tblStylePr w:type="lastRow">
       <w:rPr>
+        <w:rFonts w:eastAsia="黑体"/>
         <w:b/>
         <w:bCs/>
         <w:color w:themeColor="text1" w:val="000000"/>
@@ -14547,6 +15115,7 @@
     </w:tblStylePr>
     <w:tblStylePr w:type="firstCol">
       <w:rPr>
+        <w:rFonts w:eastAsia="黑体"/>
         <w:color w:themeColor="background1" w:val="FFFFFF"/>
       </w:rPr>
       <w:tblPr/>
@@ -14556,6 +15125,7 @@
     </w:tblStylePr>
     <w:tblStylePr w:type="lastCol">
       <w:rPr>
+        <w:rFonts w:eastAsia="黑体"/>
         <w:color w:themeColor="background1" w:val="FFFFFF"/>
       </w:rPr>
       <w:tblPr/>
@@ -14585,6 +15155,7 @@
       <w:spacing w:after="0" w:line="240" w:lineRule="auto"/>
     </w:pPr>
     <w:rPr>
+      <w:rFonts w:eastAsia="黑体"/>
       <w:color w:themeColor="text1" w:val="000000"/>
     </w:rPr>
     <w:tblPr>
@@ -14606,6 +15177,7 @@
     </w:tcPr>
     <w:tblStylePr w:type="firstRow">
       <w:rPr>
+        <w:rFonts w:eastAsia="黑体"/>
         <w:b/>
         <w:bCs/>
       </w:rPr>
@@ -14616,6 +15188,7 @@
     </w:tblStylePr>
     <w:tblStylePr w:type="lastRow">
       <w:rPr>
+        <w:rFonts w:eastAsia="黑体"/>
         <w:b/>
         <w:bCs/>
         <w:color w:themeColor="text1" w:val="000000"/>
@@ -14627,6 +15200,7 @@
     </w:tblStylePr>
     <w:tblStylePr w:type="firstCol">
       <w:rPr>
+        <w:rFonts w:eastAsia="黑体"/>
         <w:color w:themeColor="background1" w:val="FFFFFF"/>
       </w:rPr>
       <w:tblPr/>
@@ -14636,6 +15210,7 @@
     </w:tblStylePr>
     <w:tblStylePr w:type="lastCol">
       <w:rPr>
+        <w:rFonts w:eastAsia="黑体"/>
         <w:color w:themeColor="background1" w:val="FFFFFF"/>
       </w:rPr>
       <w:tblPr/>
@@ -14665,6 +15240,7 @@
       <w:spacing w:after="0" w:line="240" w:lineRule="auto"/>
     </w:pPr>
     <w:rPr>
+      <w:rFonts w:eastAsia="黑体"/>
       <w:color w:themeColor="text1" w:val="000000"/>
     </w:rPr>
     <w:tblPr>
@@ -14686,6 +15262,7 @@
     </w:tcPr>
     <w:tblStylePr w:type="firstRow">
       <w:rPr>
+        <w:rFonts w:eastAsia="黑体"/>
         <w:b/>
         <w:bCs/>
       </w:rPr>
@@ -14696,6 +15273,7 @@
     </w:tblStylePr>
     <w:tblStylePr w:type="lastRow">
       <w:rPr>
+        <w:rFonts w:eastAsia="黑体"/>
         <w:b/>
         <w:bCs/>
         <w:color w:themeColor="text1" w:val="000000"/>
@@ -14707,6 +15285,7 @@
     </w:tblStylePr>
     <w:tblStylePr w:type="firstCol">
       <w:rPr>
+        <w:rFonts w:eastAsia="黑体"/>
         <w:color w:themeColor="background1" w:val="FFFFFF"/>
       </w:rPr>
       <w:tblPr/>
@@ -14716,6 +15295,7 @@
     </w:tblStylePr>
     <w:tblStylePr w:type="lastCol">
       <w:rPr>
+        <w:rFonts w:eastAsia="黑体"/>
         <w:color w:themeColor="background1" w:val="FFFFFF"/>
       </w:rPr>
       <w:tblPr/>
@@ -14745,6 +15325,7 @@
       <w:spacing w:after="0" w:line="240" w:lineRule="auto"/>
     </w:pPr>
     <w:rPr>
+      <w:rFonts w:eastAsia="黑体"/>
       <w:color w:themeColor="text1" w:val="000000"/>
     </w:rPr>
     <w:tblPr>
@@ -14766,6 +15347,7 @@
     </w:tcPr>
     <w:tblStylePr w:type="firstRow">
       <w:rPr>
+        <w:rFonts w:eastAsia="黑体"/>
         <w:b/>
         <w:bCs/>
       </w:rPr>
@@ -14776,6 +15358,7 @@
     </w:tblStylePr>
     <w:tblStylePr w:type="lastRow">
       <w:rPr>
+        <w:rFonts w:eastAsia="黑体"/>
         <w:b/>
         <w:bCs/>
         <w:color w:themeColor="text1" w:val="000000"/>
@@ -14787,6 +15370,7 @@
     </w:tblStylePr>
     <w:tblStylePr w:type="firstCol">
       <w:rPr>
+        <w:rFonts w:eastAsia="黑体"/>
         <w:color w:themeColor="background1" w:val="FFFFFF"/>
       </w:rPr>
       <w:tblPr/>
@@ -14796,6 +15380,7 @@
     </w:tblStylePr>
     <w:tblStylePr w:type="lastCol">
       <w:rPr>
+        <w:rFonts w:eastAsia="黑体"/>
         <w:color w:themeColor="background1" w:val="FFFFFF"/>
       </w:rPr>
       <w:tblPr/>
@@ -14825,6 +15410,7 @@
       <w:spacing w:after="0" w:line="240" w:lineRule="auto"/>
     </w:pPr>
     <w:rPr>
+      <w:rFonts w:eastAsia="黑体"/>
       <w:color w:themeColor="text1" w:val="000000"/>
     </w:rPr>
     <w:tblPr>
@@ -14846,6 +15432,7 @@
     </w:tcPr>
     <w:tblStylePr w:type="firstRow">
       <w:rPr>
+        <w:rFonts w:eastAsia="黑体"/>
         <w:b/>
         <w:bCs/>
       </w:rPr>
@@ -14856,6 +15443,7 @@
     </w:tblStylePr>
     <w:tblStylePr w:type="lastRow">
       <w:rPr>
+        <w:rFonts w:eastAsia="黑体"/>
         <w:b/>
         <w:bCs/>
         <w:color w:themeColor="text1" w:val="000000"/>
@@ -14867,6 +15455,7 @@
     </w:tblStylePr>
     <w:tblStylePr w:type="firstCol">
       <w:rPr>
+        <w:rFonts w:eastAsia="黑体"/>
         <w:color w:themeColor="background1" w:val="FFFFFF"/>
       </w:rPr>
       <w:tblPr/>
@@ -14876,6 +15465,7 @@
     </w:tblStylePr>
     <w:tblStylePr w:type="lastCol">
       <w:rPr>
+        <w:rFonts w:eastAsia="黑体"/>
         <w:color w:themeColor="background1" w:val="FFFFFF"/>
       </w:rPr>
       <w:tblPr/>
@@ -14905,6 +15495,7 @@
       <w:spacing w:after="0" w:line="240" w:lineRule="auto"/>
     </w:pPr>
     <w:rPr>
+      <w:rFonts w:eastAsia="黑体"/>
       <w:color w:themeColor="text1" w:val="000000"/>
     </w:rPr>
     <w:tblPr>
@@ -14926,6 +15517,7 @@
     </w:tcPr>
     <w:tblStylePr w:type="firstRow">
       <w:rPr>
+        <w:rFonts w:eastAsia="黑体"/>
         <w:b/>
         <w:bCs/>
       </w:rPr>
@@ -14936,6 +15528,7 @@
     </w:tblStylePr>
     <w:tblStylePr w:type="lastRow">
       <w:rPr>
+        <w:rFonts w:eastAsia="黑体"/>
         <w:b/>
         <w:bCs/>
         <w:color w:themeColor="text1" w:val="000000"/>
@@ -14947,6 +15540,7 @@
     </w:tblStylePr>
     <w:tblStylePr w:type="firstCol">
       <w:rPr>
+        <w:rFonts w:eastAsia="黑体"/>
         <w:color w:themeColor="background1" w:val="FFFFFF"/>
       </w:rPr>
       <w:tblPr/>
@@ -14956,6 +15550,7 @@
     </w:tblStylePr>
     <w:tblStylePr w:type="lastCol">
       <w:rPr>
+        <w:rFonts w:eastAsia="黑体"/>
         <w:color w:themeColor="background1" w:val="FFFFFF"/>
       </w:rPr>
       <w:tblPr/>
@@ -14985,6 +15580,7 @@
       <w:spacing w:after="0" w:line="240" w:lineRule="auto"/>
     </w:pPr>
     <w:rPr>
+      <w:rFonts w:eastAsia="黑体"/>
       <w:color w:themeColor="text1" w:val="000000"/>
     </w:rPr>
     <w:tblPr>
@@ -15006,6 +15602,7 @@
     </w:tcPr>
     <w:tblStylePr w:type="firstRow">
       <w:rPr>
+        <w:rFonts w:eastAsia="黑体"/>
         <w:b/>
         <w:bCs/>
       </w:rPr>
@@ -15016,6 +15613,7 @@
     </w:tblStylePr>
     <w:tblStylePr w:type="lastRow">
       <w:rPr>
+        <w:rFonts w:eastAsia="黑体"/>
         <w:b/>
         <w:bCs/>
         <w:color w:themeColor="text1" w:val="000000"/>
@@ -15027,6 +15625,7 @@
     </w:tblStylePr>
     <w:tblStylePr w:type="firstCol">
       <w:rPr>
+        <w:rFonts w:eastAsia="黑体"/>
         <w:color w:themeColor="background1" w:val="FFFFFF"/>
       </w:rPr>
       <w:tblPr/>
@@ -15036,6 +15635,7 @@
     </w:tblStylePr>
     <w:tblStylePr w:type="lastCol">
       <w:rPr>
+        <w:rFonts w:eastAsia="黑体"/>
         <w:color w:themeColor="background1" w:val="FFFFFF"/>
       </w:rPr>
       <w:tblPr/>
@@ -15068,6 +15668,7 @@
     <w:name w:val="KeywordTok"/>
     <w:basedOn w:val="VerbatimChar"/>
     <w:rPr>
+      <w:rFonts w:eastAsia="黑体"/>
       <w:b/>
       <w:color w:val="007020"/>
     </w:rPr>
@@ -15076,6 +15677,7 @@
     <w:name w:val="DataTypeTok"/>
     <w:basedOn w:val="VerbatimChar"/>
     <w:rPr>
+      <w:rFonts w:eastAsia="黑体"/>
       <w:color w:val="902000"/>
     </w:rPr>
   </w:style>
@@ -15083,6 +15685,7 @@
     <w:name w:val="DecValTok"/>
     <w:basedOn w:val="VerbatimChar"/>
     <w:rPr>
+      <w:rFonts w:eastAsia="黑体"/>
       <w:color w:val="40a070"/>
     </w:rPr>
   </w:style>
@@ -15090,6 +15693,7 @@
     <w:name w:val="BaseNTok"/>
     <w:basedOn w:val="VerbatimChar"/>
     <w:rPr>
+      <w:rFonts w:eastAsia="黑体"/>
       <w:color w:val="40a070"/>
     </w:rPr>
   </w:style>
@@ -15097,6 +15701,7 @@
     <w:name w:val="FloatTok"/>
     <w:basedOn w:val="VerbatimChar"/>
     <w:rPr>
+      <w:rFonts w:eastAsia="黑体"/>
       <w:color w:val="40a070"/>
     </w:rPr>
   </w:style>
@@ -15104,6 +15709,7 @@
     <w:name w:val="ConstantTok"/>
     <w:basedOn w:val="VerbatimChar"/>
     <w:rPr>
+      <w:rFonts w:eastAsia="黑体"/>
       <w:color w:val="880000"/>
     </w:rPr>
   </w:style>
@@ -15111,6 +15717,7 @@
     <w:name w:val="CharTok"/>
     <w:basedOn w:val="VerbatimChar"/>
     <w:rPr>
+      <w:rFonts w:eastAsia="黑体"/>
       <w:color w:val="4070a0"/>
     </w:rPr>
   </w:style>
@@ -15118,6 +15725,7 @@
     <w:name w:val="SpecialCharTok"/>
     <w:basedOn w:val="VerbatimChar"/>
     <w:rPr>
+      <w:rFonts w:eastAsia="黑体"/>
       <w:color w:val="4070a0"/>
     </w:rPr>
   </w:style>
@@ -15125,6 +15733,7 @@
     <w:name w:val="StringTok"/>
     <w:basedOn w:val="VerbatimChar"/>
     <w:rPr>
+      <w:rFonts w:eastAsia="黑体"/>
       <w:color w:val="4070a0"/>
     </w:rPr>
   </w:style>
@@ -15132,6 +15741,7 @@
     <w:name w:val="VerbatimStringTok"/>
     <w:basedOn w:val="VerbatimChar"/>
     <w:rPr>
+      <w:rFonts w:eastAsia="黑体"/>
       <w:color w:val="4070a0"/>
     </w:rPr>
   </w:style>
@@ -15139,6 +15749,7 @@
     <w:name w:val="SpecialStringTok"/>
     <w:basedOn w:val="VerbatimChar"/>
     <w:rPr>
+      <w:rFonts w:eastAsia="黑体"/>
       <w:color w:val="bb6688"/>
     </w:rPr>
   </w:style>
@@ -15146,6 +15757,7 @@
     <w:name w:val="ImportTok"/>
     <w:basedOn w:val="VerbatimChar"/>
     <w:rPr>
+      <w:rFonts w:eastAsia="黑体"/>
       <w:b/>
       <w:color w:val="008000"/>
     </w:rPr>
@@ -15154,6 +15766,7 @@
     <w:name w:val="CommentTok"/>
     <w:basedOn w:val="VerbatimChar"/>
     <w:rPr>
+      <w:rFonts w:eastAsia="黑体"/>
       <w:i/>
       <w:color w:val="60a0b0"/>
     </w:rPr>
@@ -15162,6 +15775,7 @@
     <w:name w:val="DocumentationTok"/>
     <w:basedOn w:val="VerbatimChar"/>
     <w:rPr>
+      <w:rFonts w:eastAsia="黑体"/>
       <w:i/>
       <w:color w:val="ba2121"/>
     </w:rPr>
@@ -15170,6 +15784,7 @@
     <w:name w:val="AnnotationTok"/>
     <w:basedOn w:val="VerbatimChar"/>
     <w:rPr>
+      <w:rFonts w:eastAsia="黑体"/>
       <w:b/>
       <w:i/>
       <w:color w:val="60a0b0"/>
@@ -15179,6 +15794,7 @@
     <w:name w:val="CommentVarTok"/>
     <w:basedOn w:val="VerbatimChar"/>
     <w:rPr>
+      <w:rFonts w:eastAsia="黑体"/>
       <w:b/>
       <w:i/>
       <w:color w:val="60a0b0"/>
@@ -15188,6 +15804,7 @@
     <w:name w:val="OtherTok"/>
     <w:basedOn w:val="VerbatimChar"/>
     <w:rPr>
+      <w:rFonts w:eastAsia="黑体"/>
       <w:color w:val="007020"/>
     </w:rPr>
   </w:style>
@@ -15195,6 +15812,7 @@
     <w:name w:val="FunctionTok"/>
     <w:basedOn w:val="VerbatimChar"/>
     <w:rPr>
+      <w:rFonts w:eastAsia="黑体"/>
       <w:color w:val="06287e"/>
     </w:rPr>
   </w:style>
@@ -15202,6 +15820,7 @@
     <w:name w:val="VariableTok"/>
     <w:basedOn w:val="VerbatimChar"/>
     <w:rPr>
+      <w:rFonts w:eastAsia="黑体"/>
       <w:color w:val="19177c"/>
     </w:rPr>
   </w:style>
@@ -15209,6 +15828,7 @@
     <w:name w:val="ControlFlowTok"/>
     <w:basedOn w:val="VerbatimChar"/>
     <w:rPr>
+      <w:rFonts w:eastAsia="黑体"/>
       <w:b/>
       <w:color w:val="007020"/>
     </w:rPr>
@@ -15217,6 +15837,7 @@
     <w:name w:val="OperatorTok"/>
     <w:basedOn w:val="VerbatimChar"/>
     <w:rPr>
+      <w:rFonts w:eastAsia="黑体"/>
       <w:color w:val="666666"/>
     </w:rPr>
   </w:style>
@@ -15224,18 +15845,22 @@
     <w:name w:val="BuiltInTok"/>
     <w:basedOn w:val="VerbatimChar"/>
     <w:rPr>
+      <w:rFonts w:eastAsia="黑体"/>
       <w:color w:val="008000"/>
     </w:rPr>
   </w:style>
   <w:style w:type="character" w:customStyle="1" w:styleId="ExtensionTok">
     <w:name w:val="ExtensionTok"/>
     <w:basedOn w:val="VerbatimChar"/>
-    <w:rPr/>
+    <w:rPr>
+      <w:rFonts w:eastAsia="黑体"/>
+    </w:rPr>
   </w:style>
   <w:style w:type="character" w:customStyle="1" w:styleId="PreprocessorTok">
     <w:name w:val="PreprocessorTok"/>
     <w:basedOn w:val="VerbatimChar"/>
     <w:rPr>
+      <w:rFonts w:eastAsia="黑体"/>
       <w:color w:val="bc7a00"/>
     </w:rPr>
   </w:style>
@@ -15243,18 +15868,22 @@
     <w:name w:val="AttributeTok"/>
     <w:basedOn w:val="VerbatimChar"/>
     <w:rPr>
+      <w:rFonts w:eastAsia="黑体"/>
       <w:color w:val="7d9029"/>
     </w:rPr>
   </w:style>
   <w:style w:type="character" w:customStyle="1" w:styleId="RegionMarkerTok">
     <w:name w:val="RegionMarkerTok"/>
     <w:basedOn w:val="VerbatimChar"/>
-    <w:rPr/>
+    <w:rPr>
+      <w:rFonts w:eastAsia="黑体"/>
+    </w:rPr>
   </w:style>
   <w:style w:type="character" w:customStyle="1" w:styleId="InformationTok">
     <w:name w:val="InformationTok"/>
     <w:basedOn w:val="VerbatimChar"/>
     <w:rPr>
+      <w:rFonts w:eastAsia="黑体"/>
       <w:b/>
       <w:i/>
       <w:color w:val="60a0b0"/>
@@ -15264,6 +15893,7 @@
     <w:name w:val="WarningTok"/>
     <w:basedOn w:val="VerbatimChar"/>
     <w:rPr>
+      <w:rFonts w:eastAsia="黑体"/>
       <w:b/>
       <w:i/>
       <w:color w:val="60a0b0"/>
@@ -15273,6 +15903,7 @@
     <w:name w:val="AlertTok"/>
     <w:basedOn w:val="VerbatimChar"/>
     <w:rPr>
+      <w:rFonts w:eastAsia="黑体"/>
       <w:b/>
       <w:color w:val="ff0000"/>
     </w:rPr>
@@ -15281,6 +15912,7 @@
     <w:name w:val="ErrorTok"/>
     <w:basedOn w:val="VerbatimChar"/>
     <w:rPr>
+      <w:rFonts w:eastAsia="黑体"/>
       <w:b/>
       <w:color w:val="ff0000"/>
     </w:rPr>
@@ -15288,7 +15920,9 @@
   <w:style w:type="character" w:customStyle="1" w:styleId="NormalTok">
     <w:name w:val="NormalTok"/>
     <w:basedOn w:val="VerbatimChar"/>
-    <w:rPr/>
+    <w:rPr>
+      <w:rFonts w:eastAsia="黑体"/>
+    </w:rPr>
   </w:style>
 </w:styles>
 </file>
@@ -15337,12 +15971,12 @@
     <a:fontScheme name="Office">
       <a:majorFont>
         <a:latin typeface="Calibri"/>
-        <a:ea typeface=""/>
+        <a:ea typeface="黑体"/>
         <a:cs typeface=""/>
         <a:font script="Jpan" typeface="ＭＳ ゴシック"/>
         <a:font script="Hang" typeface="맑은 고딕"/>
-        <a:font script="Hans" typeface="宋体"/>
-        <a:font script="Hant" typeface="新細明體"/>
+        <a:font script="Hans" typeface="黑体"/>
+        <a:font script="Hant" typeface="黑体"/>
         <a:font script="Arab" typeface="Times New Roman"/>
         <a:font script="Hebr" typeface="Times New Roman"/>
         <a:font script="Thai" typeface="Angsana New"/>
@@ -15372,12 +16006,12 @@
       </a:majorFont>
       <a:minorFont>
         <a:latin typeface="Cambria"/>
-        <a:ea typeface=""/>
+        <a:ea typeface="黑体"/>
         <a:cs typeface=""/>
         <a:font script="Jpan" typeface="ＭＳ 明朝"/>
         <a:font script="Hang" typeface="맑은 고딕"/>
-        <a:font script="Hans" typeface="宋体"/>
-        <a:font script="Hant" typeface="新細明體"/>
+        <a:font script="Hans" typeface="黑体"/>
+        <a:font script="Hant" typeface="黑体"/>
         <a:font script="Arab" typeface="Arial"/>
         <a:font script="Hebr" typeface="Arial"/>
         <a:font script="Thai" typeface="Cordia New"/>

--- a/12-通用拓扑结构/04-星型/星三角变换结构/星三角变换结构.docx
+++ b/12-通用拓扑结构/04-星型/星三角变换结构/星三角变换结构.docx
@@ -2903,7 +2903,7 @@
           <w:color w:val="555555"/>
           <w:sz w:val="21"/>
         </w:rPr>
-        <w:t>材料收集者：杜文杰，WX手机：19519196569，QQ:3478827729</w:t>
+        <w:t>材料收集者：杜文杰，微信/手机：19519196569，QQ:3478827729</w:t>
       </w:r>
     </w:p>
     <w:sectPr>
